--- a/lab3/Отчёт 3.docx
+++ b/lab3/Отчёт 3.docx
@@ -300,21 +300,12 @@
           <w:szCs w:val="28"/>
         </w:rPr>
       </w:pPr>
-      <w:proofErr w:type="spellStart"/>
       <w:r>
         <w:rPr>
           <w:rFonts w:cs="Times New Roman"/>
           <w:szCs w:val="28"/>
         </w:rPr>
-        <w:t>Кузьмиченко</w:t>
-      </w:r>
-      <w:proofErr w:type="spellEnd"/>
-      <w:r>
-        <w:rPr>
-          <w:rFonts w:cs="Times New Roman"/>
-          <w:szCs w:val="28"/>
-        </w:rPr>
-        <w:t xml:space="preserve"> А.</w:t>
+        <w:t>Кузьмиченко А.</w:t>
       </w:r>
       <w:r>
         <w:rPr>
@@ -353,23 +344,7 @@
           <w:rFonts w:cs="Times New Roman"/>
           <w:szCs w:val="28"/>
         </w:rPr>
-        <w:t xml:space="preserve">а: </w:t>
-      </w:r>
-      <w:proofErr w:type="spellStart"/>
-      <w:r>
-        <w:rPr>
-          <w:rFonts w:cs="Times New Roman"/>
-          <w:szCs w:val="28"/>
-        </w:rPr>
-        <w:t>Лысикова</w:t>
-      </w:r>
-      <w:proofErr w:type="spellEnd"/>
-      <w:r>
-        <w:rPr>
-          <w:rFonts w:cs="Times New Roman"/>
-          <w:szCs w:val="28"/>
-        </w:rPr>
-        <w:t xml:space="preserve"> К. А.</w:t>
+        <w:t>а: Лысикова К. А.</w:t>
       </w:r>
     </w:p>
     <w:p>
@@ -1356,13 +1331,7 @@
         <w:t xml:space="preserve">Изучить </w:t>
       </w:r>
       <w:r>
-        <w:t>м</w:t>
-      </w:r>
-      <w:r>
-        <w:t>ноготабличные запросы и аналитические представления</w:t>
-      </w:r>
-      <w:r>
-        <w:t>.</w:t>
+        <w:t>многотабличные запросы и аналитические представления.</w:t>
       </w:r>
     </w:p>
     <w:p>
@@ -1404,14 +1373,9 @@
     <w:p>
       <w:pPr>
         <w:spacing w:line="360" w:lineRule="auto"/>
-        <w:rPr>
-          <w:rFonts w:hint="eastAsia"/>
-        </w:rPr>
       </w:pPr>
       <w:r>
         <w:tab/>
-      </w:r>
-      <w:r>
         <w:t>Напишите запрос с внутренним соединением не менее трёх таблиц (товар — категория — продавец).</w:t>
       </w:r>
     </w:p>
@@ -1478,29 +1442,205 @@
           <w:szCs w:val="21"/>
           <w:lang w:val="en-US" w:eastAsia="ja-JP"/>
         </w:rPr>
-        <w:t xml:space="preserve"> </w:t>
-      </w:r>
-      <w:proofErr w:type="spellStart"/>
-      <w:r>
-        <w:rPr>
-          <w:rFonts w:ascii="Cascadia Code" w:eastAsia="Times New Roman" w:hAnsi="Cascadia Code" w:cs="Times New Roman"/>
-          <w:color w:val="CCCCCC"/>
-          <w:sz w:val="21"/>
-          <w:szCs w:val="21"/>
-          <w:lang w:val="en-US" w:eastAsia="ja-JP"/>
-        </w:rPr>
-        <w:t>product_id</w:t>
-      </w:r>
-      <w:proofErr w:type="spellEnd"/>
-      <w:r>
-        <w:rPr>
-          <w:rFonts w:ascii="Cascadia Code" w:eastAsia="Times New Roman" w:hAnsi="Cascadia Code" w:cs="Times New Roman"/>
-          <w:color w:val="CCCCCC"/>
-          <w:sz w:val="21"/>
-          <w:szCs w:val="21"/>
-          <w:lang w:val="en-US" w:eastAsia="ja-JP"/>
-        </w:rPr>
-        <w:t>,</w:t>
+        <w:t xml:space="preserve"> product_id,</w:t>
+      </w:r>
+    </w:p>
+    <w:p>
+      <w:pPr>
+        <w:shd w:val="clear" w:color="auto" w:fill="1F1F1F"/>
+        <w:spacing w:after="0" w:line="285" w:lineRule="atLeast"/>
+        <w:rPr>
+          <w:rFonts w:ascii="Cascadia Code" w:eastAsia="Times New Roman" w:hAnsi="Cascadia Code" w:cs="Times New Roman"/>
+          <w:color w:val="CCCCCC"/>
+          <w:sz w:val="21"/>
+          <w:szCs w:val="21"/>
+          <w:lang w:val="en-US" w:eastAsia="ja-JP"/>
+        </w:rPr>
+      </w:pPr>
+      <w:r>
+        <w:rPr>
+          <w:rFonts w:ascii="Cascadia Code" w:eastAsia="Times New Roman" w:hAnsi="Cascadia Code" w:cs="Times New Roman"/>
+          <w:color w:val="CCCCCC"/>
+          <w:sz w:val="21"/>
+          <w:szCs w:val="21"/>
+          <w:lang w:val="en-US" w:eastAsia="ja-JP"/>
+        </w:rPr>
+        <w:t xml:space="preserve">    products.title </w:t>
+      </w:r>
+      <w:r>
+        <w:rPr>
+          <w:rFonts w:ascii="Cascadia Code" w:eastAsia="Times New Roman" w:hAnsi="Cascadia Code" w:cs="Times New Roman"/>
+          <w:color w:val="569CD6"/>
+          <w:sz w:val="21"/>
+          <w:szCs w:val="21"/>
+          <w:lang w:val="en-US" w:eastAsia="ja-JP"/>
+        </w:rPr>
+        <w:t>AS</w:t>
+      </w:r>
+      <w:r>
+        <w:rPr>
+          <w:rFonts w:ascii="Cascadia Code" w:eastAsia="Times New Roman" w:hAnsi="Cascadia Code" w:cs="Times New Roman"/>
+          <w:color w:val="CCCCCC"/>
+          <w:sz w:val="21"/>
+          <w:szCs w:val="21"/>
+          <w:lang w:val="en-US" w:eastAsia="ja-JP"/>
+        </w:rPr>
+        <w:t xml:space="preserve"> product_title,</w:t>
+      </w:r>
+    </w:p>
+    <w:p>
+      <w:pPr>
+        <w:shd w:val="clear" w:color="auto" w:fill="1F1F1F"/>
+        <w:spacing w:after="0" w:line="285" w:lineRule="atLeast"/>
+        <w:rPr>
+          <w:rFonts w:ascii="Cascadia Code" w:eastAsia="Times New Roman" w:hAnsi="Cascadia Code" w:cs="Times New Roman"/>
+          <w:color w:val="CCCCCC"/>
+          <w:sz w:val="21"/>
+          <w:szCs w:val="21"/>
+          <w:lang w:val="en-US" w:eastAsia="ja-JP"/>
+        </w:rPr>
+      </w:pPr>
+      <w:r>
+        <w:rPr>
+          <w:rFonts w:ascii="Cascadia Code" w:eastAsia="Times New Roman" w:hAnsi="Cascadia Code" w:cs="Times New Roman"/>
+          <w:color w:val="CCCCCC"/>
+          <w:sz w:val="21"/>
+          <w:szCs w:val="21"/>
+          <w:lang w:val="en-US" w:eastAsia="ja-JP"/>
+        </w:rPr>
+        <w:t xml:space="preserve">    products.price </w:t>
+      </w:r>
+      <w:r>
+        <w:rPr>
+          <w:rFonts w:ascii="Cascadia Code" w:eastAsia="Times New Roman" w:hAnsi="Cascadia Code" w:cs="Times New Roman"/>
+          <w:color w:val="569CD6"/>
+          <w:sz w:val="21"/>
+          <w:szCs w:val="21"/>
+          <w:lang w:val="en-US" w:eastAsia="ja-JP"/>
+        </w:rPr>
+        <w:t>AS</w:t>
+      </w:r>
+      <w:r>
+        <w:rPr>
+          <w:rFonts w:ascii="Cascadia Code" w:eastAsia="Times New Roman" w:hAnsi="Cascadia Code" w:cs="Times New Roman"/>
+          <w:color w:val="CCCCCC"/>
+          <w:sz w:val="21"/>
+          <w:szCs w:val="21"/>
+          <w:lang w:val="en-US" w:eastAsia="ja-JP"/>
+        </w:rPr>
+        <w:t xml:space="preserve"> product_price,</w:t>
+      </w:r>
+    </w:p>
+    <w:p>
+      <w:pPr>
+        <w:shd w:val="clear" w:color="auto" w:fill="1F1F1F"/>
+        <w:spacing w:after="0" w:line="285" w:lineRule="atLeast"/>
+        <w:rPr>
+          <w:rFonts w:ascii="Cascadia Code" w:eastAsia="Times New Roman" w:hAnsi="Cascadia Code" w:cs="Times New Roman"/>
+          <w:color w:val="CCCCCC"/>
+          <w:sz w:val="21"/>
+          <w:szCs w:val="21"/>
+          <w:lang w:val="en-US" w:eastAsia="ja-JP"/>
+        </w:rPr>
+      </w:pPr>
+      <w:r>
+        <w:rPr>
+          <w:rFonts w:ascii="Cascadia Code" w:eastAsia="Times New Roman" w:hAnsi="Cascadia Code" w:cs="Times New Roman"/>
+          <w:color w:val="CCCCCC"/>
+          <w:sz w:val="21"/>
+          <w:szCs w:val="21"/>
+          <w:lang w:val="en-US" w:eastAsia="ja-JP"/>
+        </w:rPr>
+        <w:t xml:space="preserve">    categories.name </w:t>
+      </w:r>
+      <w:r>
+        <w:rPr>
+          <w:rFonts w:ascii="Cascadia Code" w:eastAsia="Times New Roman" w:hAnsi="Cascadia Code" w:cs="Times New Roman"/>
+          <w:color w:val="569CD6"/>
+          <w:sz w:val="21"/>
+          <w:szCs w:val="21"/>
+          <w:lang w:val="en-US" w:eastAsia="ja-JP"/>
+        </w:rPr>
+        <w:t>AS</w:t>
+      </w:r>
+      <w:r>
+        <w:rPr>
+          <w:rFonts w:ascii="Cascadia Code" w:eastAsia="Times New Roman" w:hAnsi="Cascadia Code" w:cs="Times New Roman"/>
+          <w:color w:val="CCCCCC"/>
+          <w:sz w:val="21"/>
+          <w:szCs w:val="21"/>
+          <w:lang w:val="en-US" w:eastAsia="ja-JP"/>
+        </w:rPr>
+        <w:t xml:space="preserve"> category_name,</w:t>
+      </w:r>
+    </w:p>
+    <w:p>
+      <w:pPr>
+        <w:shd w:val="clear" w:color="auto" w:fill="1F1F1F"/>
+        <w:spacing w:after="0" w:line="285" w:lineRule="atLeast"/>
+        <w:rPr>
+          <w:rFonts w:ascii="Cascadia Code" w:eastAsia="Times New Roman" w:hAnsi="Cascadia Code" w:cs="Times New Roman"/>
+          <w:color w:val="CCCCCC"/>
+          <w:sz w:val="21"/>
+          <w:szCs w:val="21"/>
+          <w:lang w:val="en-US" w:eastAsia="ja-JP"/>
+        </w:rPr>
+      </w:pPr>
+      <w:r>
+        <w:rPr>
+          <w:rFonts w:ascii="Cascadia Code" w:eastAsia="Times New Roman" w:hAnsi="Cascadia Code" w:cs="Times New Roman"/>
+          <w:color w:val="CCCCCC"/>
+          <w:sz w:val="21"/>
+          <w:szCs w:val="21"/>
+          <w:lang w:val="en-US" w:eastAsia="ja-JP"/>
+        </w:rPr>
+        <w:t>    sellers.store_name</w:t>
+      </w:r>
+    </w:p>
+    <w:p>
+      <w:pPr>
+        <w:shd w:val="clear" w:color="auto" w:fill="1F1F1F"/>
+        <w:spacing w:after="0" w:line="285" w:lineRule="atLeast"/>
+        <w:rPr>
+          <w:rFonts w:ascii="Cascadia Code" w:eastAsia="Times New Roman" w:hAnsi="Cascadia Code" w:cs="Times New Roman"/>
+          <w:color w:val="CCCCCC"/>
+          <w:sz w:val="21"/>
+          <w:szCs w:val="21"/>
+          <w:lang w:val="en-US" w:eastAsia="ja-JP"/>
+        </w:rPr>
+      </w:pPr>
+      <w:r>
+        <w:rPr>
+          <w:rFonts w:ascii="Cascadia Code" w:eastAsia="Times New Roman" w:hAnsi="Cascadia Code" w:cs="Times New Roman"/>
+          <w:color w:val="569CD6"/>
+          <w:sz w:val="21"/>
+          <w:szCs w:val="21"/>
+          <w:lang w:val="en-US" w:eastAsia="ja-JP"/>
+        </w:rPr>
+        <w:t>FROM</w:t>
+      </w:r>
+    </w:p>
+    <w:p>
+      <w:pPr>
+        <w:shd w:val="clear" w:color="auto" w:fill="1F1F1F"/>
+        <w:spacing w:after="0" w:line="285" w:lineRule="atLeast"/>
+        <w:rPr>
+          <w:rFonts w:ascii="Cascadia Code" w:eastAsia="Times New Roman" w:hAnsi="Cascadia Code" w:cs="Times New Roman"/>
+          <w:color w:val="CCCCCC"/>
+          <w:sz w:val="21"/>
+          <w:szCs w:val="21"/>
+          <w:lang w:val="en-US" w:eastAsia="ja-JP"/>
+        </w:rPr>
+      </w:pPr>
+      <w:r>
+        <w:rPr>
+          <w:rFonts w:ascii="Cascadia Code" w:eastAsia="Times New Roman" w:hAnsi="Cascadia Code" w:cs="Times New Roman"/>
+          <w:color w:val="CCCCCC"/>
+          <w:sz w:val="21"/>
+          <w:szCs w:val="21"/>
+          <w:lang w:val="en-US" w:eastAsia="ja-JP"/>
+        </w:rPr>
+        <w:t>    products</w:t>
       </w:r>
     </w:p>
     <w:p>
@@ -1525,69 +1665,65 @@
         </w:rPr>
         <w:t xml:space="preserve">    </w:t>
       </w:r>
-      <w:proofErr w:type="spellStart"/>
-      <w:r>
-        <w:rPr>
-          <w:rFonts w:ascii="Cascadia Code" w:eastAsia="Times New Roman" w:hAnsi="Cascadia Code" w:cs="Times New Roman"/>
-          <w:color w:val="CCCCCC"/>
-          <w:sz w:val="21"/>
-          <w:szCs w:val="21"/>
-          <w:lang w:val="en-US" w:eastAsia="ja-JP"/>
-        </w:rPr>
-        <w:t>products.title</w:t>
-      </w:r>
-      <w:proofErr w:type="spellEnd"/>
-      <w:r>
-        <w:rPr>
-          <w:rFonts w:ascii="Cascadia Code" w:eastAsia="Times New Roman" w:hAnsi="Cascadia Code" w:cs="Times New Roman"/>
-          <w:color w:val="CCCCCC"/>
-          <w:sz w:val="21"/>
-          <w:szCs w:val="21"/>
-          <w:lang w:val="en-US" w:eastAsia="ja-JP"/>
-        </w:rPr>
-        <w:t xml:space="preserve"> </w:t>
-      </w:r>
-      <w:r>
-        <w:rPr>
-          <w:rFonts w:ascii="Cascadia Code" w:eastAsia="Times New Roman" w:hAnsi="Cascadia Code" w:cs="Times New Roman"/>
-          <w:color w:val="569CD6"/>
-          <w:sz w:val="21"/>
-          <w:szCs w:val="21"/>
-          <w:lang w:val="en-US" w:eastAsia="ja-JP"/>
-        </w:rPr>
-        <w:t>AS</w:t>
-      </w:r>
-      <w:r>
-        <w:rPr>
-          <w:rFonts w:ascii="Cascadia Code" w:eastAsia="Times New Roman" w:hAnsi="Cascadia Code" w:cs="Times New Roman"/>
-          <w:color w:val="CCCCCC"/>
-          <w:sz w:val="21"/>
-          <w:szCs w:val="21"/>
-          <w:lang w:val="en-US" w:eastAsia="ja-JP"/>
-        </w:rPr>
-        <w:t xml:space="preserve"> </w:t>
-      </w:r>
-      <w:proofErr w:type="spellStart"/>
-      <w:r>
-        <w:rPr>
-          <w:rFonts w:ascii="Cascadia Code" w:eastAsia="Times New Roman" w:hAnsi="Cascadia Code" w:cs="Times New Roman"/>
-          <w:color w:val="CCCCCC"/>
-          <w:sz w:val="21"/>
-          <w:szCs w:val="21"/>
-          <w:lang w:val="en-US" w:eastAsia="ja-JP"/>
-        </w:rPr>
-        <w:t>product_title</w:t>
-      </w:r>
-      <w:proofErr w:type="spellEnd"/>
-      <w:r>
-        <w:rPr>
-          <w:rFonts w:ascii="Cascadia Code" w:eastAsia="Times New Roman" w:hAnsi="Cascadia Code" w:cs="Times New Roman"/>
-          <w:color w:val="CCCCCC"/>
-          <w:sz w:val="21"/>
-          <w:szCs w:val="21"/>
-          <w:lang w:val="en-US" w:eastAsia="ja-JP"/>
-        </w:rPr>
-        <w:t>,</w:t>
+      <w:r>
+        <w:rPr>
+          <w:rFonts w:ascii="Cascadia Code" w:eastAsia="Times New Roman" w:hAnsi="Cascadia Code" w:cs="Times New Roman"/>
+          <w:color w:val="569CD6"/>
+          <w:sz w:val="21"/>
+          <w:szCs w:val="21"/>
+          <w:lang w:val="en-US" w:eastAsia="ja-JP"/>
+        </w:rPr>
+        <w:t>JOIN</w:t>
+      </w:r>
+      <w:r>
+        <w:rPr>
+          <w:rFonts w:ascii="Cascadia Code" w:eastAsia="Times New Roman" w:hAnsi="Cascadia Code" w:cs="Times New Roman"/>
+          <w:color w:val="CCCCCC"/>
+          <w:sz w:val="21"/>
+          <w:szCs w:val="21"/>
+          <w:lang w:val="en-US" w:eastAsia="ja-JP"/>
+        </w:rPr>
+        <w:t xml:space="preserve"> categories </w:t>
+      </w:r>
+      <w:r>
+        <w:rPr>
+          <w:rFonts w:ascii="Cascadia Code" w:eastAsia="Times New Roman" w:hAnsi="Cascadia Code" w:cs="Times New Roman"/>
+          <w:color w:val="569CD6"/>
+          <w:sz w:val="21"/>
+          <w:szCs w:val="21"/>
+          <w:lang w:val="en-US" w:eastAsia="ja-JP"/>
+        </w:rPr>
+        <w:t>ON</w:t>
+      </w:r>
+      <w:r>
+        <w:rPr>
+          <w:rFonts w:ascii="Cascadia Code" w:eastAsia="Times New Roman" w:hAnsi="Cascadia Code" w:cs="Times New Roman"/>
+          <w:color w:val="CCCCCC"/>
+          <w:sz w:val="21"/>
+          <w:szCs w:val="21"/>
+          <w:lang w:val="en-US" w:eastAsia="ja-JP"/>
+        </w:rPr>
+        <w:t xml:space="preserve"> products.category_id </w:t>
+      </w:r>
+      <w:r>
+        <w:rPr>
+          <w:rFonts w:ascii="Cascadia Code" w:eastAsia="Times New Roman" w:hAnsi="Cascadia Code" w:cs="Times New Roman"/>
+          <w:color w:val="D4D4D4"/>
+          <w:sz w:val="21"/>
+          <w:szCs w:val="21"/>
+          <w:lang w:val="en-US" w:eastAsia="ja-JP"/>
+        </w:rPr>
+        <w:t>=</w:t>
+      </w:r>
+      <w:r>
+        <w:rPr>
+          <w:rFonts w:ascii="Cascadia Code" w:eastAsia="Times New Roman" w:hAnsi="Cascadia Code" w:cs="Times New Roman"/>
+          <w:color w:val="CCCCCC"/>
+          <w:sz w:val="21"/>
+          <w:szCs w:val="21"/>
+          <w:lang w:val="en-US" w:eastAsia="ja-JP"/>
+        </w:rPr>
+        <w:t xml:space="preserve"> categories.id</w:t>
       </w:r>
     </w:p>
     <w:p>
@@ -1612,239 +1748,6 @@
         </w:rPr>
         <w:t xml:space="preserve">    </w:t>
       </w:r>
-      <w:proofErr w:type="spellStart"/>
-      <w:r>
-        <w:rPr>
-          <w:rFonts w:ascii="Cascadia Code" w:eastAsia="Times New Roman" w:hAnsi="Cascadia Code" w:cs="Times New Roman"/>
-          <w:color w:val="CCCCCC"/>
-          <w:sz w:val="21"/>
-          <w:szCs w:val="21"/>
-          <w:lang w:val="en-US" w:eastAsia="ja-JP"/>
-        </w:rPr>
-        <w:t>products.price</w:t>
-      </w:r>
-      <w:proofErr w:type="spellEnd"/>
-      <w:r>
-        <w:rPr>
-          <w:rFonts w:ascii="Cascadia Code" w:eastAsia="Times New Roman" w:hAnsi="Cascadia Code" w:cs="Times New Roman"/>
-          <w:color w:val="CCCCCC"/>
-          <w:sz w:val="21"/>
-          <w:szCs w:val="21"/>
-          <w:lang w:val="en-US" w:eastAsia="ja-JP"/>
-        </w:rPr>
-        <w:t xml:space="preserve"> </w:t>
-      </w:r>
-      <w:r>
-        <w:rPr>
-          <w:rFonts w:ascii="Cascadia Code" w:eastAsia="Times New Roman" w:hAnsi="Cascadia Code" w:cs="Times New Roman"/>
-          <w:color w:val="569CD6"/>
-          <w:sz w:val="21"/>
-          <w:szCs w:val="21"/>
-          <w:lang w:val="en-US" w:eastAsia="ja-JP"/>
-        </w:rPr>
-        <w:t>AS</w:t>
-      </w:r>
-      <w:r>
-        <w:rPr>
-          <w:rFonts w:ascii="Cascadia Code" w:eastAsia="Times New Roman" w:hAnsi="Cascadia Code" w:cs="Times New Roman"/>
-          <w:color w:val="CCCCCC"/>
-          <w:sz w:val="21"/>
-          <w:szCs w:val="21"/>
-          <w:lang w:val="en-US" w:eastAsia="ja-JP"/>
-        </w:rPr>
-        <w:t xml:space="preserve"> </w:t>
-      </w:r>
-      <w:proofErr w:type="spellStart"/>
-      <w:r>
-        <w:rPr>
-          <w:rFonts w:ascii="Cascadia Code" w:eastAsia="Times New Roman" w:hAnsi="Cascadia Code" w:cs="Times New Roman"/>
-          <w:color w:val="CCCCCC"/>
-          <w:sz w:val="21"/>
-          <w:szCs w:val="21"/>
-          <w:lang w:val="en-US" w:eastAsia="ja-JP"/>
-        </w:rPr>
-        <w:t>product_price</w:t>
-      </w:r>
-      <w:proofErr w:type="spellEnd"/>
-      <w:r>
-        <w:rPr>
-          <w:rFonts w:ascii="Cascadia Code" w:eastAsia="Times New Roman" w:hAnsi="Cascadia Code" w:cs="Times New Roman"/>
-          <w:color w:val="CCCCCC"/>
-          <w:sz w:val="21"/>
-          <w:szCs w:val="21"/>
-          <w:lang w:val="en-US" w:eastAsia="ja-JP"/>
-        </w:rPr>
-        <w:t>,</w:t>
-      </w:r>
-    </w:p>
-    <w:p>
-      <w:pPr>
-        <w:shd w:val="clear" w:color="auto" w:fill="1F1F1F"/>
-        <w:spacing w:after="0" w:line="285" w:lineRule="atLeast"/>
-        <w:rPr>
-          <w:rFonts w:ascii="Cascadia Code" w:eastAsia="Times New Roman" w:hAnsi="Cascadia Code" w:cs="Times New Roman"/>
-          <w:color w:val="CCCCCC"/>
-          <w:sz w:val="21"/>
-          <w:szCs w:val="21"/>
-          <w:lang w:val="en-US" w:eastAsia="ja-JP"/>
-        </w:rPr>
-      </w:pPr>
-      <w:r>
-        <w:rPr>
-          <w:rFonts w:ascii="Cascadia Code" w:eastAsia="Times New Roman" w:hAnsi="Cascadia Code" w:cs="Times New Roman"/>
-          <w:color w:val="CCCCCC"/>
-          <w:sz w:val="21"/>
-          <w:szCs w:val="21"/>
-          <w:lang w:val="en-US" w:eastAsia="ja-JP"/>
-        </w:rPr>
-        <w:t xml:space="preserve">    categories.name </w:t>
-      </w:r>
-      <w:r>
-        <w:rPr>
-          <w:rFonts w:ascii="Cascadia Code" w:eastAsia="Times New Roman" w:hAnsi="Cascadia Code" w:cs="Times New Roman"/>
-          <w:color w:val="569CD6"/>
-          <w:sz w:val="21"/>
-          <w:szCs w:val="21"/>
-          <w:lang w:val="en-US" w:eastAsia="ja-JP"/>
-        </w:rPr>
-        <w:t>AS</w:t>
-      </w:r>
-      <w:r>
-        <w:rPr>
-          <w:rFonts w:ascii="Cascadia Code" w:eastAsia="Times New Roman" w:hAnsi="Cascadia Code" w:cs="Times New Roman"/>
-          <w:color w:val="CCCCCC"/>
-          <w:sz w:val="21"/>
-          <w:szCs w:val="21"/>
-          <w:lang w:val="en-US" w:eastAsia="ja-JP"/>
-        </w:rPr>
-        <w:t xml:space="preserve"> </w:t>
-      </w:r>
-      <w:proofErr w:type="spellStart"/>
-      <w:r>
-        <w:rPr>
-          <w:rFonts w:ascii="Cascadia Code" w:eastAsia="Times New Roman" w:hAnsi="Cascadia Code" w:cs="Times New Roman"/>
-          <w:color w:val="CCCCCC"/>
-          <w:sz w:val="21"/>
-          <w:szCs w:val="21"/>
-          <w:lang w:val="en-US" w:eastAsia="ja-JP"/>
-        </w:rPr>
-        <w:t>category_name</w:t>
-      </w:r>
-      <w:proofErr w:type="spellEnd"/>
-      <w:r>
-        <w:rPr>
-          <w:rFonts w:ascii="Cascadia Code" w:eastAsia="Times New Roman" w:hAnsi="Cascadia Code" w:cs="Times New Roman"/>
-          <w:color w:val="CCCCCC"/>
-          <w:sz w:val="21"/>
-          <w:szCs w:val="21"/>
-          <w:lang w:val="en-US" w:eastAsia="ja-JP"/>
-        </w:rPr>
-        <w:t>,</w:t>
-      </w:r>
-    </w:p>
-    <w:p>
-      <w:pPr>
-        <w:shd w:val="clear" w:color="auto" w:fill="1F1F1F"/>
-        <w:spacing w:after="0" w:line="285" w:lineRule="atLeast"/>
-        <w:rPr>
-          <w:rFonts w:ascii="Cascadia Code" w:eastAsia="Times New Roman" w:hAnsi="Cascadia Code" w:cs="Times New Roman"/>
-          <w:color w:val="CCCCCC"/>
-          <w:sz w:val="21"/>
-          <w:szCs w:val="21"/>
-          <w:lang w:val="en-US" w:eastAsia="ja-JP"/>
-        </w:rPr>
-      </w:pPr>
-      <w:r>
-        <w:rPr>
-          <w:rFonts w:ascii="Cascadia Code" w:eastAsia="Times New Roman" w:hAnsi="Cascadia Code" w:cs="Times New Roman"/>
-          <w:color w:val="CCCCCC"/>
-          <w:sz w:val="21"/>
-          <w:szCs w:val="21"/>
-          <w:lang w:val="en-US" w:eastAsia="ja-JP"/>
-        </w:rPr>
-        <w:t xml:space="preserve">    </w:t>
-      </w:r>
-      <w:proofErr w:type="spellStart"/>
-      <w:r>
-        <w:rPr>
-          <w:rFonts w:ascii="Cascadia Code" w:eastAsia="Times New Roman" w:hAnsi="Cascadia Code" w:cs="Times New Roman"/>
-          <w:color w:val="CCCCCC"/>
-          <w:sz w:val="21"/>
-          <w:szCs w:val="21"/>
-          <w:lang w:val="en-US" w:eastAsia="ja-JP"/>
-        </w:rPr>
-        <w:t>sellers.store_name</w:t>
-      </w:r>
-      <w:proofErr w:type="spellEnd"/>
-    </w:p>
-    <w:p>
-      <w:pPr>
-        <w:shd w:val="clear" w:color="auto" w:fill="1F1F1F"/>
-        <w:spacing w:after="0" w:line="285" w:lineRule="atLeast"/>
-        <w:rPr>
-          <w:rFonts w:ascii="Cascadia Code" w:eastAsia="Times New Roman" w:hAnsi="Cascadia Code" w:cs="Times New Roman"/>
-          <w:color w:val="CCCCCC"/>
-          <w:sz w:val="21"/>
-          <w:szCs w:val="21"/>
-          <w:lang w:val="en-US" w:eastAsia="ja-JP"/>
-        </w:rPr>
-      </w:pPr>
-      <w:r>
-        <w:rPr>
-          <w:rFonts w:ascii="Cascadia Code" w:eastAsia="Times New Roman" w:hAnsi="Cascadia Code" w:cs="Times New Roman"/>
-          <w:color w:val="569CD6"/>
-          <w:sz w:val="21"/>
-          <w:szCs w:val="21"/>
-          <w:lang w:val="en-US" w:eastAsia="ja-JP"/>
-        </w:rPr>
-        <w:t>FROM</w:t>
-      </w:r>
-    </w:p>
-    <w:p>
-      <w:pPr>
-        <w:shd w:val="clear" w:color="auto" w:fill="1F1F1F"/>
-        <w:spacing w:after="0" w:line="285" w:lineRule="atLeast"/>
-        <w:rPr>
-          <w:rFonts w:ascii="Cascadia Code" w:eastAsia="Times New Roman" w:hAnsi="Cascadia Code" w:cs="Times New Roman"/>
-          <w:color w:val="CCCCCC"/>
-          <w:sz w:val="21"/>
-          <w:szCs w:val="21"/>
-          <w:lang w:val="en-US" w:eastAsia="ja-JP"/>
-        </w:rPr>
-      </w:pPr>
-      <w:r>
-        <w:rPr>
-          <w:rFonts w:ascii="Cascadia Code" w:eastAsia="Times New Roman" w:hAnsi="Cascadia Code" w:cs="Times New Roman"/>
-          <w:color w:val="CCCCCC"/>
-          <w:sz w:val="21"/>
-          <w:szCs w:val="21"/>
-          <w:lang w:val="en-US" w:eastAsia="ja-JP"/>
-        </w:rPr>
-        <w:t>    products</w:t>
-      </w:r>
-    </w:p>
-    <w:p>
-      <w:pPr>
-        <w:shd w:val="clear" w:color="auto" w:fill="1F1F1F"/>
-        <w:spacing w:after="0" w:line="285" w:lineRule="atLeast"/>
-        <w:rPr>
-          <w:rFonts w:ascii="Cascadia Code" w:eastAsia="Times New Roman" w:hAnsi="Cascadia Code" w:cs="Times New Roman"/>
-          <w:color w:val="CCCCCC"/>
-          <w:sz w:val="21"/>
-          <w:szCs w:val="21"/>
-          <w:lang w:val="en-US" w:eastAsia="ja-JP"/>
-        </w:rPr>
-      </w:pPr>
-      <w:r>
-        <w:rPr>
-          <w:rFonts w:ascii="Cascadia Code" w:eastAsia="Times New Roman" w:hAnsi="Cascadia Code" w:cs="Times New Roman"/>
-          <w:color w:val="CCCCCC"/>
-          <w:sz w:val="21"/>
-          <w:szCs w:val="21"/>
-          <w:lang w:val="en-US" w:eastAsia="ja-JP"/>
-        </w:rPr>
-        <w:t xml:space="preserve">    </w:t>
-      </w:r>
       <w:r>
         <w:rPr>
           <w:rFonts w:ascii="Cascadia Code" w:eastAsia="Times New Roman" w:hAnsi="Cascadia Code" w:cs="Times New Roman"/>
@@ -1863,7 +1766,7 @@
           <w:szCs w:val="21"/>
           <w:lang w:val="en-US" w:eastAsia="ja-JP"/>
         </w:rPr>
-        <w:t xml:space="preserve"> categories </w:t>
+        <w:t xml:space="preserve"> sellers </w:t>
       </w:r>
       <w:r>
         <w:rPr>
@@ -1883,29 +1786,7 @@
           <w:szCs w:val="21"/>
           <w:lang w:val="en-US" w:eastAsia="ja-JP"/>
         </w:rPr>
-        <w:t xml:space="preserve"> </w:t>
-      </w:r>
-      <w:proofErr w:type="spellStart"/>
-      <w:r>
-        <w:rPr>
-          <w:rFonts w:ascii="Cascadia Code" w:eastAsia="Times New Roman" w:hAnsi="Cascadia Code" w:cs="Times New Roman"/>
-          <w:color w:val="CCCCCC"/>
-          <w:sz w:val="21"/>
-          <w:szCs w:val="21"/>
-          <w:lang w:val="en-US" w:eastAsia="ja-JP"/>
-        </w:rPr>
-        <w:t>products.category_id</w:t>
-      </w:r>
-      <w:proofErr w:type="spellEnd"/>
-      <w:r>
-        <w:rPr>
-          <w:rFonts w:ascii="Cascadia Code" w:eastAsia="Times New Roman" w:hAnsi="Cascadia Code" w:cs="Times New Roman"/>
-          <w:color w:val="CCCCCC"/>
-          <w:sz w:val="21"/>
-          <w:szCs w:val="21"/>
-          <w:lang w:val="en-US" w:eastAsia="ja-JP"/>
-        </w:rPr>
-        <w:t xml:space="preserve"> </w:t>
+        <w:t xml:space="preserve"> products.seller_id </w:t>
       </w:r>
       <w:r>
         <w:rPr>
@@ -1925,134 +1806,7 @@
           <w:szCs w:val="21"/>
           <w:lang w:val="en-US" w:eastAsia="ja-JP"/>
         </w:rPr>
-        <w:t xml:space="preserve"> categories.id</w:t>
-      </w:r>
-    </w:p>
-    <w:p>
-      <w:pPr>
-        <w:shd w:val="clear" w:color="auto" w:fill="1F1F1F"/>
-        <w:spacing w:after="0" w:line="285" w:lineRule="atLeast"/>
-        <w:rPr>
-          <w:rFonts w:ascii="Cascadia Code" w:eastAsia="Times New Roman" w:hAnsi="Cascadia Code" w:cs="Times New Roman"/>
-          <w:color w:val="CCCCCC"/>
-          <w:sz w:val="21"/>
-          <w:szCs w:val="21"/>
-          <w:lang w:val="en-US" w:eastAsia="ja-JP"/>
-        </w:rPr>
-      </w:pPr>
-      <w:r>
-        <w:rPr>
-          <w:rFonts w:ascii="Cascadia Code" w:eastAsia="Times New Roman" w:hAnsi="Cascadia Code" w:cs="Times New Roman"/>
-          <w:color w:val="CCCCCC"/>
-          <w:sz w:val="21"/>
-          <w:szCs w:val="21"/>
-          <w:lang w:val="en-US" w:eastAsia="ja-JP"/>
-        </w:rPr>
-        <w:t xml:space="preserve">    </w:t>
-      </w:r>
-      <w:r>
-        <w:rPr>
-          <w:rFonts w:ascii="Cascadia Code" w:eastAsia="Times New Roman" w:hAnsi="Cascadia Code" w:cs="Times New Roman"/>
-          <w:color w:val="569CD6"/>
-          <w:sz w:val="21"/>
-          <w:szCs w:val="21"/>
-          <w:lang w:val="en-US" w:eastAsia="ja-JP"/>
-        </w:rPr>
-        <w:t>JOIN</w:t>
-      </w:r>
-      <w:r>
-        <w:rPr>
-          <w:rFonts w:ascii="Cascadia Code" w:eastAsia="Times New Roman" w:hAnsi="Cascadia Code" w:cs="Times New Roman"/>
-          <w:color w:val="CCCCCC"/>
-          <w:sz w:val="21"/>
-          <w:szCs w:val="21"/>
-          <w:lang w:val="en-US" w:eastAsia="ja-JP"/>
-        </w:rPr>
-        <w:t xml:space="preserve"> sellers </w:t>
-      </w:r>
-      <w:r>
-        <w:rPr>
-          <w:rFonts w:ascii="Cascadia Code" w:eastAsia="Times New Roman" w:hAnsi="Cascadia Code" w:cs="Times New Roman"/>
-          <w:color w:val="569CD6"/>
-          <w:sz w:val="21"/>
-          <w:szCs w:val="21"/>
-          <w:lang w:val="en-US" w:eastAsia="ja-JP"/>
-        </w:rPr>
-        <w:t>ON</w:t>
-      </w:r>
-      <w:r>
-        <w:rPr>
-          <w:rFonts w:ascii="Cascadia Code" w:eastAsia="Times New Roman" w:hAnsi="Cascadia Code" w:cs="Times New Roman"/>
-          <w:color w:val="CCCCCC"/>
-          <w:sz w:val="21"/>
-          <w:szCs w:val="21"/>
-          <w:lang w:val="en-US" w:eastAsia="ja-JP"/>
-        </w:rPr>
-        <w:t xml:space="preserve"> </w:t>
-      </w:r>
-      <w:proofErr w:type="spellStart"/>
-      <w:r>
-        <w:rPr>
-          <w:rFonts w:ascii="Cascadia Code" w:eastAsia="Times New Roman" w:hAnsi="Cascadia Code" w:cs="Times New Roman"/>
-          <w:color w:val="CCCCCC"/>
-          <w:sz w:val="21"/>
-          <w:szCs w:val="21"/>
-          <w:lang w:val="en-US" w:eastAsia="ja-JP"/>
-        </w:rPr>
-        <w:t>products.seller_id</w:t>
-      </w:r>
-      <w:proofErr w:type="spellEnd"/>
-      <w:r>
-        <w:rPr>
-          <w:rFonts w:ascii="Cascadia Code" w:eastAsia="Times New Roman" w:hAnsi="Cascadia Code" w:cs="Times New Roman"/>
-          <w:color w:val="CCCCCC"/>
-          <w:sz w:val="21"/>
-          <w:szCs w:val="21"/>
-          <w:lang w:val="en-US" w:eastAsia="ja-JP"/>
-        </w:rPr>
-        <w:t xml:space="preserve"> </w:t>
-      </w:r>
-      <w:r>
-        <w:rPr>
-          <w:rFonts w:ascii="Cascadia Code" w:eastAsia="Times New Roman" w:hAnsi="Cascadia Code" w:cs="Times New Roman"/>
-          <w:color w:val="D4D4D4"/>
-          <w:sz w:val="21"/>
-          <w:szCs w:val="21"/>
-          <w:lang w:val="en-US" w:eastAsia="ja-JP"/>
-        </w:rPr>
-        <w:t>=</w:t>
-      </w:r>
-      <w:r>
-        <w:rPr>
-          <w:rFonts w:ascii="Cascadia Code" w:eastAsia="Times New Roman" w:hAnsi="Cascadia Code" w:cs="Times New Roman"/>
-          <w:color w:val="CCCCCC"/>
-          <w:sz w:val="21"/>
-          <w:szCs w:val="21"/>
-          <w:lang w:val="en-US" w:eastAsia="ja-JP"/>
-        </w:rPr>
-        <w:t xml:space="preserve"> </w:t>
-      </w:r>
-      <w:proofErr w:type="spellStart"/>
-      <w:r>
-        <w:rPr>
-          <w:rFonts w:ascii="Cascadia Code" w:eastAsia="Times New Roman" w:hAnsi="Cascadia Code" w:cs="Times New Roman"/>
-          <w:color w:val="CCCCCC"/>
-          <w:sz w:val="21"/>
-          <w:szCs w:val="21"/>
-          <w:lang w:val="en-US" w:eastAsia="ja-JP"/>
-        </w:rPr>
-        <w:t>sellers.user_id</w:t>
-      </w:r>
-      <w:proofErr w:type="spellEnd"/>
-      <w:r>
-        <w:rPr>
-          <w:rFonts w:ascii="Cascadia Code" w:eastAsia="Times New Roman" w:hAnsi="Cascadia Code" w:cs="Times New Roman"/>
-          <w:color w:val="CCCCCC"/>
-          <w:sz w:val="21"/>
-          <w:szCs w:val="21"/>
-          <w:lang w:val="en-US" w:eastAsia="ja-JP"/>
-        </w:rPr>
-        <w:t>;</w:t>
+        <w:t xml:space="preserve"> sellers.user_id;</w:t>
       </w:r>
     </w:p>
     <w:p>
@@ -2116,7 +1870,6 @@
         <w:spacing w:line="360" w:lineRule="auto"/>
         <w:jc w:val="center"/>
         <w:rPr>
-          <w:rFonts w:hint="eastAsia"/>
           <w:lang w:eastAsia="ja-JP"/>
         </w:rPr>
       </w:pPr>
@@ -2182,106 +1935,84 @@
           <w:szCs w:val="21"/>
           <w:lang w:val="en-US" w:eastAsia="ja-JP"/>
         </w:rPr>
+        <w:t xml:space="preserve"> products.title, reviews.id</w:t>
+      </w:r>
+    </w:p>
+    <w:p>
+      <w:pPr>
+        <w:shd w:val="clear" w:color="auto" w:fill="1F1F1F"/>
+        <w:spacing w:after="0" w:line="285" w:lineRule="atLeast"/>
+        <w:rPr>
+          <w:rFonts w:ascii="Cascadia Code" w:eastAsia="Times New Roman" w:hAnsi="Cascadia Code" w:cs="Times New Roman"/>
+          <w:color w:val="CCCCCC"/>
+          <w:sz w:val="21"/>
+          <w:szCs w:val="21"/>
+          <w:lang w:val="en-US" w:eastAsia="ja-JP"/>
+        </w:rPr>
+      </w:pPr>
+      <w:r>
+        <w:rPr>
+          <w:rFonts w:ascii="Cascadia Code" w:eastAsia="Times New Roman" w:hAnsi="Cascadia Code" w:cs="Times New Roman"/>
+          <w:color w:val="569CD6"/>
+          <w:sz w:val="21"/>
+          <w:szCs w:val="21"/>
+          <w:lang w:val="en-US" w:eastAsia="ja-JP"/>
+        </w:rPr>
+        <w:t>FROM</w:t>
+      </w:r>
+      <w:r>
+        <w:rPr>
+          <w:rFonts w:ascii="Cascadia Code" w:eastAsia="Times New Roman" w:hAnsi="Cascadia Code" w:cs="Times New Roman"/>
+          <w:color w:val="CCCCCC"/>
+          <w:sz w:val="21"/>
+          <w:szCs w:val="21"/>
+          <w:lang w:val="en-US" w:eastAsia="ja-JP"/>
+        </w:rPr>
+        <w:t xml:space="preserve"> products</w:t>
+      </w:r>
+    </w:p>
+    <w:p>
+      <w:pPr>
+        <w:shd w:val="clear" w:color="auto" w:fill="1F1F1F"/>
+        <w:spacing w:after="0" w:line="285" w:lineRule="atLeast"/>
+        <w:rPr>
+          <w:rFonts w:ascii="Cascadia Code" w:eastAsia="Times New Roman" w:hAnsi="Cascadia Code" w:cs="Times New Roman"/>
+          <w:color w:val="CCCCCC"/>
+          <w:sz w:val="21"/>
+          <w:szCs w:val="21"/>
+          <w:lang w:val="en-US" w:eastAsia="ja-JP"/>
+        </w:rPr>
+      </w:pPr>
+      <w:r>
+        <w:rPr>
+          <w:rFonts w:ascii="Cascadia Code" w:eastAsia="Times New Roman" w:hAnsi="Cascadia Code" w:cs="Times New Roman"/>
+          <w:color w:val="CCCCCC"/>
+          <w:sz w:val="21"/>
+          <w:szCs w:val="21"/>
+          <w:lang w:val="en-US" w:eastAsia="ja-JP"/>
+        </w:rPr>
+        <w:t xml:space="preserve">    </w:t>
+      </w:r>
+      <w:r>
+        <w:rPr>
+          <w:rFonts w:ascii="Cascadia Code" w:eastAsia="Times New Roman" w:hAnsi="Cascadia Code" w:cs="Times New Roman"/>
+          <w:color w:val="569CD6"/>
+          <w:sz w:val="21"/>
+          <w:szCs w:val="21"/>
+          <w:lang w:val="en-US" w:eastAsia="ja-JP"/>
+        </w:rPr>
+        <w:t>LEFT</w:t>
+      </w:r>
+      <w:r>
+        <w:rPr>
+          <w:rFonts w:ascii="Cascadia Code" w:eastAsia="Times New Roman" w:hAnsi="Cascadia Code" w:cs="Times New Roman"/>
+          <w:color w:val="CCCCCC"/>
+          <w:sz w:val="21"/>
+          <w:szCs w:val="21"/>
+          <w:lang w:val="en-US" w:eastAsia="ja-JP"/>
+        </w:rPr>
         <w:t xml:space="preserve"> </w:t>
       </w:r>
-      <w:proofErr w:type="spellStart"/>
-      <w:r>
-        <w:rPr>
-          <w:rFonts w:ascii="Cascadia Code" w:eastAsia="Times New Roman" w:hAnsi="Cascadia Code" w:cs="Times New Roman"/>
-          <w:color w:val="CCCCCC"/>
-          <w:sz w:val="21"/>
-          <w:szCs w:val="21"/>
-          <w:lang w:val="en-US" w:eastAsia="ja-JP"/>
-        </w:rPr>
-        <w:t>products.title</w:t>
-      </w:r>
-      <w:proofErr w:type="spellEnd"/>
-      <w:r>
-        <w:rPr>
-          <w:rFonts w:ascii="Cascadia Code" w:eastAsia="Times New Roman" w:hAnsi="Cascadia Code" w:cs="Times New Roman"/>
-          <w:color w:val="CCCCCC"/>
-          <w:sz w:val="21"/>
-          <w:szCs w:val="21"/>
-          <w:lang w:val="en-US" w:eastAsia="ja-JP"/>
-        </w:rPr>
-        <w:t>, reviews.id</w:t>
-      </w:r>
-    </w:p>
-    <w:p>
-      <w:pPr>
-        <w:shd w:val="clear" w:color="auto" w:fill="1F1F1F"/>
-        <w:spacing w:after="0" w:line="285" w:lineRule="atLeast"/>
-        <w:rPr>
-          <w:rFonts w:ascii="Cascadia Code" w:eastAsia="Times New Roman" w:hAnsi="Cascadia Code" w:cs="Times New Roman"/>
-          <w:color w:val="CCCCCC"/>
-          <w:sz w:val="21"/>
-          <w:szCs w:val="21"/>
-          <w:lang w:val="en-US" w:eastAsia="ja-JP"/>
-        </w:rPr>
-      </w:pPr>
-      <w:r>
-        <w:rPr>
-          <w:rFonts w:ascii="Cascadia Code" w:eastAsia="Times New Roman" w:hAnsi="Cascadia Code" w:cs="Times New Roman"/>
-          <w:color w:val="569CD6"/>
-          <w:sz w:val="21"/>
-          <w:szCs w:val="21"/>
-          <w:lang w:val="en-US" w:eastAsia="ja-JP"/>
-        </w:rPr>
-        <w:t>FROM</w:t>
-      </w:r>
-      <w:r>
-        <w:rPr>
-          <w:rFonts w:ascii="Cascadia Code" w:eastAsia="Times New Roman" w:hAnsi="Cascadia Code" w:cs="Times New Roman"/>
-          <w:color w:val="CCCCCC"/>
-          <w:sz w:val="21"/>
-          <w:szCs w:val="21"/>
-          <w:lang w:val="en-US" w:eastAsia="ja-JP"/>
-        </w:rPr>
-        <w:t xml:space="preserve"> products</w:t>
-      </w:r>
-    </w:p>
-    <w:p>
-      <w:pPr>
-        <w:shd w:val="clear" w:color="auto" w:fill="1F1F1F"/>
-        <w:spacing w:after="0" w:line="285" w:lineRule="atLeast"/>
-        <w:rPr>
-          <w:rFonts w:ascii="Cascadia Code" w:eastAsia="Times New Roman" w:hAnsi="Cascadia Code" w:cs="Times New Roman"/>
-          <w:color w:val="CCCCCC"/>
-          <w:sz w:val="21"/>
-          <w:szCs w:val="21"/>
-          <w:lang w:val="en-US" w:eastAsia="ja-JP"/>
-        </w:rPr>
-      </w:pPr>
-      <w:r>
-        <w:rPr>
-          <w:rFonts w:ascii="Cascadia Code" w:eastAsia="Times New Roman" w:hAnsi="Cascadia Code" w:cs="Times New Roman"/>
-          <w:color w:val="CCCCCC"/>
-          <w:sz w:val="21"/>
-          <w:szCs w:val="21"/>
-          <w:lang w:val="en-US" w:eastAsia="ja-JP"/>
-        </w:rPr>
-        <w:t xml:space="preserve">    </w:t>
-      </w:r>
-      <w:r>
-        <w:rPr>
-          <w:rFonts w:ascii="Cascadia Code" w:eastAsia="Times New Roman" w:hAnsi="Cascadia Code" w:cs="Times New Roman"/>
-          <w:color w:val="569CD6"/>
-          <w:sz w:val="21"/>
-          <w:szCs w:val="21"/>
-          <w:lang w:val="en-US" w:eastAsia="ja-JP"/>
-        </w:rPr>
-        <w:t>LEFT</w:t>
-      </w:r>
-      <w:r>
-        <w:rPr>
-          <w:rFonts w:ascii="Cascadia Code" w:eastAsia="Times New Roman" w:hAnsi="Cascadia Code" w:cs="Times New Roman"/>
-          <w:color w:val="CCCCCC"/>
-          <w:sz w:val="21"/>
-          <w:szCs w:val="21"/>
-          <w:lang w:val="en-US" w:eastAsia="ja-JP"/>
-        </w:rPr>
-        <w:t xml:space="preserve"> </w:t>
-      </w:r>
       <w:r>
         <w:rPr>
           <w:rFonts w:ascii="Cascadia Code" w:eastAsia="Times New Roman" w:hAnsi="Cascadia Code" w:cs="Times New Roman"/>
@@ -2340,20 +2071,8 @@
           <w:szCs w:val="21"/>
           <w:lang w:val="en-US" w:eastAsia="ja-JP"/>
         </w:rPr>
-        <w:t xml:space="preserve"> </w:t>
-      </w:r>
-      <w:proofErr w:type="spellStart"/>
-      <w:r>
-        <w:rPr>
-          <w:rFonts w:ascii="Cascadia Code" w:eastAsia="Times New Roman" w:hAnsi="Cascadia Code" w:cs="Times New Roman"/>
-          <w:color w:val="CCCCCC"/>
-          <w:sz w:val="21"/>
-          <w:szCs w:val="21"/>
-          <w:lang w:val="en-US" w:eastAsia="ja-JP"/>
-        </w:rPr>
-        <w:t>reviews.product_id</w:t>
-      </w:r>
-      <w:proofErr w:type="spellEnd"/>
+        <w:t xml:space="preserve"> reviews.product_id</w:t>
+      </w:r>
     </w:p>
     <w:p>
       <w:pPr>
@@ -2421,25 +2140,13 @@
         </w:rPr>
       </w:pPr>
       <w:r>
-        <w:t xml:space="preserve">Рисунок </w:t>
-      </w:r>
-      <w:r>
-        <w:t>2</w:t>
-      </w:r>
-      <w:r>
-        <w:t xml:space="preserve"> – </w:t>
-      </w:r>
-      <w:r>
-        <w:rPr>
-          <w:lang w:eastAsia="ja-JP"/>
-        </w:rPr>
-        <w:t xml:space="preserve">Задание </w:t>
-      </w:r>
-      <w:r>
-        <w:rPr>
-          <w:lang w:eastAsia="ja-JP"/>
-        </w:rPr>
-        <w:t>2</w:t>
+        <w:t xml:space="preserve">Рисунок 2 – </w:t>
+      </w:r>
+      <w:r>
+        <w:rPr>
+          <w:lang w:eastAsia="ja-JP"/>
+        </w:rPr>
+        <w:t>Задание 2</w:t>
       </w:r>
     </w:p>
     <w:p>
@@ -2507,29 +2214,90 @@
           <w:szCs w:val="21"/>
           <w:lang w:val="en-US" w:eastAsia="ja-JP"/>
         </w:rPr>
+        <w:t>    category_id,</w:t>
+      </w:r>
+    </w:p>
+    <w:p>
+      <w:pPr>
+        <w:shd w:val="clear" w:color="auto" w:fill="1F1F1F"/>
+        <w:spacing w:after="0" w:line="285" w:lineRule="atLeast"/>
+        <w:rPr>
+          <w:rFonts w:ascii="Cascadia Code" w:eastAsia="Times New Roman" w:hAnsi="Cascadia Code" w:cs="Times New Roman"/>
+          <w:color w:val="CCCCCC"/>
+          <w:sz w:val="21"/>
+          <w:szCs w:val="21"/>
+          <w:lang w:val="en-US" w:eastAsia="ja-JP"/>
+        </w:rPr>
+      </w:pPr>
+      <w:r>
+        <w:rPr>
+          <w:rFonts w:ascii="Cascadia Code" w:eastAsia="Times New Roman" w:hAnsi="Cascadia Code" w:cs="Times New Roman"/>
+          <w:color w:val="CCCCCC"/>
+          <w:sz w:val="21"/>
+          <w:szCs w:val="21"/>
+          <w:lang w:val="en-US" w:eastAsia="ja-JP"/>
+        </w:rPr>
         <w:t xml:space="preserve">    </w:t>
       </w:r>
-      <w:proofErr w:type="spellStart"/>
-      <w:r>
-        <w:rPr>
-          <w:rFonts w:ascii="Cascadia Code" w:eastAsia="Times New Roman" w:hAnsi="Cascadia Code" w:cs="Times New Roman"/>
-          <w:color w:val="CCCCCC"/>
-          <w:sz w:val="21"/>
-          <w:szCs w:val="21"/>
-          <w:lang w:val="en-US" w:eastAsia="ja-JP"/>
-        </w:rPr>
-        <w:t>category_id</w:t>
-      </w:r>
-      <w:proofErr w:type="spellEnd"/>
-      <w:r>
-        <w:rPr>
-          <w:rFonts w:ascii="Cascadia Code" w:eastAsia="Times New Roman" w:hAnsi="Cascadia Code" w:cs="Times New Roman"/>
-          <w:color w:val="CCCCCC"/>
-          <w:sz w:val="21"/>
-          <w:szCs w:val="21"/>
-          <w:lang w:val="en-US" w:eastAsia="ja-JP"/>
-        </w:rPr>
-        <w:t>,</w:t>
+      <w:r>
+        <w:rPr>
+          <w:rFonts w:ascii="Cascadia Code" w:eastAsia="Times New Roman" w:hAnsi="Cascadia Code" w:cs="Times New Roman"/>
+          <w:color w:val="DCDCAA"/>
+          <w:sz w:val="21"/>
+          <w:szCs w:val="21"/>
+          <w:lang w:val="en-US" w:eastAsia="ja-JP"/>
+        </w:rPr>
+        <w:t>COUNT</w:t>
+      </w:r>
+      <w:r>
+        <w:rPr>
+          <w:rFonts w:ascii="Cascadia Code" w:eastAsia="Times New Roman" w:hAnsi="Cascadia Code" w:cs="Times New Roman"/>
+          <w:color w:val="CCCCCC"/>
+          <w:sz w:val="21"/>
+          <w:szCs w:val="21"/>
+          <w:lang w:val="en-US" w:eastAsia="ja-JP"/>
+        </w:rPr>
+        <w:t>(</w:t>
+      </w:r>
+      <w:r>
+        <w:rPr>
+          <w:rFonts w:ascii="Cascadia Code" w:eastAsia="Times New Roman" w:hAnsi="Cascadia Code" w:cs="Times New Roman"/>
+          <w:color w:val="569CD6"/>
+          <w:sz w:val="21"/>
+          <w:szCs w:val="21"/>
+          <w:lang w:val="en-US" w:eastAsia="ja-JP"/>
+        </w:rPr>
+        <w:t>id</w:t>
+      </w:r>
+      <w:r>
+        <w:rPr>
+          <w:rFonts w:ascii="Cascadia Code" w:eastAsia="Times New Roman" w:hAnsi="Cascadia Code" w:cs="Times New Roman"/>
+          <w:color w:val="CCCCCC"/>
+          <w:sz w:val="21"/>
+          <w:szCs w:val="21"/>
+          <w:lang w:val="en-US" w:eastAsia="ja-JP"/>
+        </w:rPr>
+        <w:t xml:space="preserve">) </w:t>
+      </w:r>
+      <w:r>
+        <w:rPr>
+          <w:rFonts w:ascii="Cascadia Code" w:eastAsia="Times New Roman" w:hAnsi="Cascadia Code" w:cs="Times New Roman"/>
+          <w:color w:val="569CD6"/>
+          <w:sz w:val="21"/>
+          <w:szCs w:val="21"/>
+          <w:lang w:val="en-US" w:eastAsia="ja-JP"/>
+        </w:rPr>
+        <w:t>as</w:t>
+      </w:r>
+      <w:r>
+        <w:rPr>
+          <w:rFonts w:ascii="Cascadia Code" w:eastAsia="Times New Roman" w:hAnsi="Cascadia Code" w:cs="Times New Roman"/>
+          <w:color w:val="CCCCCC"/>
+          <w:sz w:val="21"/>
+          <w:szCs w:val="21"/>
+          <w:lang w:val="en-US" w:eastAsia="ja-JP"/>
+        </w:rPr>
+        <w:t xml:space="preserve"> product_count,</w:t>
       </w:r>
     </w:p>
     <w:p>
@@ -2562,37 +2330,17 @@
           <w:szCs w:val="21"/>
           <w:lang w:val="en-US" w:eastAsia="ja-JP"/>
         </w:rPr>
-        <w:t>COUNT</w:t>
-      </w:r>
-      <w:r>
-        <w:rPr>
-          <w:rFonts w:ascii="Cascadia Code" w:eastAsia="Times New Roman" w:hAnsi="Cascadia Code" w:cs="Times New Roman"/>
-          <w:color w:val="CCCCCC"/>
-          <w:sz w:val="21"/>
-          <w:szCs w:val="21"/>
-          <w:lang w:val="en-US" w:eastAsia="ja-JP"/>
-        </w:rPr>
-        <w:t>(</w:t>
-      </w:r>
-      <w:r>
-        <w:rPr>
-          <w:rFonts w:ascii="Cascadia Code" w:eastAsia="Times New Roman" w:hAnsi="Cascadia Code" w:cs="Times New Roman"/>
-          <w:color w:val="569CD6"/>
-          <w:sz w:val="21"/>
-          <w:szCs w:val="21"/>
-          <w:lang w:val="en-US" w:eastAsia="ja-JP"/>
-        </w:rPr>
-        <w:t>id</w:t>
-      </w:r>
-      <w:r>
-        <w:rPr>
-          <w:rFonts w:ascii="Cascadia Code" w:eastAsia="Times New Roman" w:hAnsi="Cascadia Code" w:cs="Times New Roman"/>
-          <w:color w:val="CCCCCC"/>
-          <w:sz w:val="21"/>
-          <w:szCs w:val="21"/>
-          <w:lang w:val="en-US" w:eastAsia="ja-JP"/>
-        </w:rPr>
-        <w:t xml:space="preserve">) </w:t>
+        <w:t>AVG</w:t>
+      </w:r>
+      <w:r>
+        <w:rPr>
+          <w:rFonts w:ascii="Cascadia Code" w:eastAsia="Times New Roman" w:hAnsi="Cascadia Code" w:cs="Times New Roman"/>
+          <w:color w:val="CCCCCC"/>
+          <w:sz w:val="21"/>
+          <w:szCs w:val="21"/>
+          <w:lang w:val="en-US" w:eastAsia="ja-JP"/>
+        </w:rPr>
+        <w:t xml:space="preserve">(price) </w:t>
       </w:r>
       <w:r>
         <w:rPr>
@@ -2612,171 +2360,74 @@
           <w:szCs w:val="21"/>
           <w:lang w:val="en-US" w:eastAsia="ja-JP"/>
         </w:rPr>
+        <w:t xml:space="preserve"> average_price</w:t>
+      </w:r>
+    </w:p>
+    <w:p>
+      <w:pPr>
+        <w:shd w:val="clear" w:color="auto" w:fill="1F1F1F"/>
+        <w:spacing w:after="0" w:line="285" w:lineRule="atLeast"/>
+        <w:rPr>
+          <w:rFonts w:ascii="Cascadia Code" w:eastAsia="Times New Roman" w:hAnsi="Cascadia Code" w:cs="Times New Roman"/>
+          <w:color w:val="CCCCCC"/>
+          <w:sz w:val="21"/>
+          <w:szCs w:val="21"/>
+          <w:lang w:val="en-US" w:eastAsia="ja-JP"/>
+        </w:rPr>
+      </w:pPr>
+      <w:r>
+        <w:rPr>
+          <w:rFonts w:ascii="Cascadia Code" w:eastAsia="Times New Roman" w:hAnsi="Cascadia Code" w:cs="Times New Roman"/>
+          <w:color w:val="569CD6"/>
+          <w:sz w:val="21"/>
+          <w:szCs w:val="21"/>
+          <w:lang w:val="en-US" w:eastAsia="ja-JP"/>
+        </w:rPr>
+        <w:t>FROM</w:t>
+      </w:r>
+      <w:r>
+        <w:rPr>
+          <w:rFonts w:ascii="Cascadia Code" w:eastAsia="Times New Roman" w:hAnsi="Cascadia Code" w:cs="Times New Roman"/>
+          <w:color w:val="CCCCCC"/>
+          <w:sz w:val="21"/>
+          <w:szCs w:val="21"/>
+          <w:lang w:val="en-US" w:eastAsia="ja-JP"/>
+        </w:rPr>
+        <w:t xml:space="preserve"> products</w:t>
+      </w:r>
+    </w:p>
+    <w:p>
+      <w:pPr>
+        <w:shd w:val="clear" w:color="auto" w:fill="1F1F1F"/>
+        <w:spacing w:after="0" w:line="285" w:lineRule="atLeast"/>
+        <w:rPr>
+          <w:rFonts w:ascii="Cascadia Code" w:eastAsia="Times New Roman" w:hAnsi="Cascadia Code" w:cs="Times New Roman"/>
+          <w:color w:val="CCCCCC"/>
+          <w:sz w:val="21"/>
+          <w:szCs w:val="21"/>
+          <w:lang w:eastAsia="ja-JP"/>
+        </w:rPr>
+      </w:pPr>
+      <w:r>
+        <w:rPr>
+          <w:rFonts w:ascii="Cascadia Code" w:eastAsia="Times New Roman" w:hAnsi="Cascadia Code" w:cs="Times New Roman"/>
+          <w:color w:val="569CD6"/>
+          <w:sz w:val="21"/>
+          <w:szCs w:val="21"/>
+          <w:lang w:eastAsia="ja-JP"/>
+        </w:rPr>
+        <w:t>GROUP</w:t>
+      </w:r>
+      <w:r>
+        <w:rPr>
+          <w:rFonts w:ascii="Cascadia Code" w:eastAsia="Times New Roman" w:hAnsi="Cascadia Code" w:cs="Times New Roman"/>
+          <w:color w:val="CCCCCC"/>
+          <w:sz w:val="21"/>
+          <w:szCs w:val="21"/>
+          <w:lang w:eastAsia="ja-JP"/>
+        </w:rPr>
         <w:t xml:space="preserve"> </w:t>
       </w:r>
-      <w:proofErr w:type="spellStart"/>
-      <w:r>
-        <w:rPr>
-          <w:rFonts w:ascii="Cascadia Code" w:eastAsia="Times New Roman" w:hAnsi="Cascadia Code" w:cs="Times New Roman"/>
-          <w:color w:val="CCCCCC"/>
-          <w:sz w:val="21"/>
-          <w:szCs w:val="21"/>
-          <w:lang w:val="en-US" w:eastAsia="ja-JP"/>
-        </w:rPr>
-        <w:t>product_count</w:t>
-      </w:r>
-      <w:proofErr w:type="spellEnd"/>
-      <w:r>
-        <w:rPr>
-          <w:rFonts w:ascii="Cascadia Code" w:eastAsia="Times New Roman" w:hAnsi="Cascadia Code" w:cs="Times New Roman"/>
-          <w:color w:val="CCCCCC"/>
-          <w:sz w:val="21"/>
-          <w:szCs w:val="21"/>
-          <w:lang w:val="en-US" w:eastAsia="ja-JP"/>
-        </w:rPr>
-        <w:t>,</w:t>
-      </w:r>
-    </w:p>
-    <w:p>
-      <w:pPr>
-        <w:shd w:val="clear" w:color="auto" w:fill="1F1F1F"/>
-        <w:spacing w:after="0" w:line="285" w:lineRule="atLeast"/>
-        <w:rPr>
-          <w:rFonts w:ascii="Cascadia Code" w:eastAsia="Times New Roman" w:hAnsi="Cascadia Code" w:cs="Times New Roman"/>
-          <w:color w:val="CCCCCC"/>
-          <w:sz w:val="21"/>
-          <w:szCs w:val="21"/>
-          <w:lang w:val="en-US" w:eastAsia="ja-JP"/>
-        </w:rPr>
-      </w:pPr>
-      <w:r>
-        <w:rPr>
-          <w:rFonts w:ascii="Cascadia Code" w:eastAsia="Times New Roman" w:hAnsi="Cascadia Code" w:cs="Times New Roman"/>
-          <w:color w:val="CCCCCC"/>
-          <w:sz w:val="21"/>
-          <w:szCs w:val="21"/>
-          <w:lang w:val="en-US" w:eastAsia="ja-JP"/>
-        </w:rPr>
-        <w:t xml:space="preserve">    </w:t>
-      </w:r>
-      <w:r>
-        <w:rPr>
-          <w:rFonts w:ascii="Cascadia Code" w:eastAsia="Times New Roman" w:hAnsi="Cascadia Code" w:cs="Times New Roman"/>
-          <w:color w:val="DCDCAA"/>
-          <w:sz w:val="21"/>
-          <w:szCs w:val="21"/>
-          <w:lang w:val="en-US" w:eastAsia="ja-JP"/>
-        </w:rPr>
-        <w:t>AVG</w:t>
-      </w:r>
-      <w:r>
-        <w:rPr>
-          <w:rFonts w:ascii="Cascadia Code" w:eastAsia="Times New Roman" w:hAnsi="Cascadia Code" w:cs="Times New Roman"/>
-          <w:color w:val="CCCCCC"/>
-          <w:sz w:val="21"/>
-          <w:szCs w:val="21"/>
-          <w:lang w:val="en-US" w:eastAsia="ja-JP"/>
-        </w:rPr>
-        <w:t xml:space="preserve">(price) </w:t>
-      </w:r>
-      <w:r>
-        <w:rPr>
-          <w:rFonts w:ascii="Cascadia Code" w:eastAsia="Times New Roman" w:hAnsi="Cascadia Code" w:cs="Times New Roman"/>
-          <w:color w:val="569CD6"/>
-          <w:sz w:val="21"/>
-          <w:szCs w:val="21"/>
-          <w:lang w:val="en-US" w:eastAsia="ja-JP"/>
-        </w:rPr>
-        <w:t>as</w:t>
-      </w:r>
-      <w:r>
-        <w:rPr>
-          <w:rFonts w:ascii="Cascadia Code" w:eastAsia="Times New Roman" w:hAnsi="Cascadia Code" w:cs="Times New Roman"/>
-          <w:color w:val="CCCCCC"/>
-          <w:sz w:val="21"/>
-          <w:szCs w:val="21"/>
-          <w:lang w:val="en-US" w:eastAsia="ja-JP"/>
-        </w:rPr>
-        <w:t xml:space="preserve"> </w:t>
-      </w:r>
-      <w:proofErr w:type="spellStart"/>
-      <w:r>
-        <w:rPr>
-          <w:rFonts w:ascii="Cascadia Code" w:eastAsia="Times New Roman" w:hAnsi="Cascadia Code" w:cs="Times New Roman"/>
-          <w:color w:val="CCCCCC"/>
-          <w:sz w:val="21"/>
-          <w:szCs w:val="21"/>
-          <w:lang w:val="en-US" w:eastAsia="ja-JP"/>
-        </w:rPr>
-        <w:t>average_price</w:t>
-      </w:r>
-      <w:proofErr w:type="spellEnd"/>
-    </w:p>
-    <w:p>
-      <w:pPr>
-        <w:shd w:val="clear" w:color="auto" w:fill="1F1F1F"/>
-        <w:spacing w:after="0" w:line="285" w:lineRule="atLeast"/>
-        <w:rPr>
-          <w:rFonts w:ascii="Cascadia Code" w:eastAsia="Times New Roman" w:hAnsi="Cascadia Code" w:cs="Times New Roman"/>
-          <w:color w:val="CCCCCC"/>
-          <w:sz w:val="21"/>
-          <w:szCs w:val="21"/>
-          <w:lang w:val="en-US" w:eastAsia="ja-JP"/>
-        </w:rPr>
-      </w:pPr>
-      <w:r>
-        <w:rPr>
-          <w:rFonts w:ascii="Cascadia Code" w:eastAsia="Times New Roman" w:hAnsi="Cascadia Code" w:cs="Times New Roman"/>
-          <w:color w:val="569CD6"/>
-          <w:sz w:val="21"/>
-          <w:szCs w:val="21"/>
-          <w:lang w:val="en-US" w:eastAsia="ja-JP"/>
-        </w:rPr>
-        <w:t>FROM</w:t>
-      </w:r>
-      <w:r>
-        <w:rPr>
-          <w:rFonts w:ascii="Cascadia Code" w:eastAsia="Times New Roman" w:hAnsi="Cascadia Code" w:cs="Times New Roman"/>
-          <w:color w:val="CCCCCC"/>
-          <w:sz w:val="21"/>
-          <w:szCs w:val="21"/>
-          <w:lang w:val="en-US" w:eastAsia="ja-JP"/>
-        </w:rPr>
-        <w:t xml:space="preserve"> products</w:t>
-      </w:r>
-    </w:p>
-    <w:p>
-      <w:pPr>
-        <w:shd w:val="clear" w:color="auto" w:fill="1F1F1F"/>
-        <w:spacing w:after="0" w:line="285" w:lineRule="atLeast"/>
-        <w:rPr>
-          <w:rFonts w:ascii="Cascadia Code" w:eastAsia="Times New Roman" w:hAnsi="Cascadia Code" w:cs="Times New Roman"/>
-          <w:color w:val="CCCCCC"/>
-          <w:sz w:val="21"/>
-          <w:szCs w:val="21"/>
-          <w:lang w:eastAsia="ja-JP"/>
-        </w:rPr>
-      </w:pPr>
-      <w:r>
-        <w:rPr>
-          <w:rFonts w:ascii="Cascadia Code" w:eastAsia="Times New Roman" w:hAnsi="Cascadia Code" w:cs="Times New Roman"/>
-          <w:color w:val="569CD6"/>
-          <w:sz w:val="21"/>
-          <w:szCs w:val="21"/>
-          <w:lang w:eastAsia="ja-JP"/>
-        </w:rPr>
-        <w:t>GROUP</w:t>
-      </w:r>
-      <w:r>
-        <w:rPr>
-          <w:rFonts w:ascii="Cascadia Code" w:eastAsia="Times New Roman" w:hAnsi="Cascadia Code" w:cs="Times New Roman"/>
-          <w:color w:val="CCCCCC"/>
-          <w:sz w:val="21"/>
-          <w:szCs w:val="21"/>
-          <w:lang w:eastAsia="ja-JP"/>
-        </w:rPr>
-        <w:t xml:space="preserve"> </w:t>
-      </w:r>
       <w:r>
         <w:rPr>
           <w:rFonts w:ascii="Cascadia Code" w:eastAsia="Times New Roman" w:hAnsi="Cascadia Code" w:cs="Times New Roman"/>
@@ -2808,20 +2459,8 @@
           <w:szCs w:val="21"/>
           <w:lang w:eastAsia="ja-JP"/>
         </w:rPr>
-        <w:t xml:space="preserve">    </w:t>
-      </w:r>
-      <w:proofErr w:type="spellStart"/>
-      <w:r>
-        <w:rPr>
-          <w:rFonts w:ascii="Cascadia Code" w:eastAsia="Times New Roman" w:hAnsi="Cascadia Code" w:cs="Times New Roman"/>
-          <w:color w:val="CCCCCC"/>
-          <w:sz w:val="21"/>
-          <w:szCs w:val="21"/>
-          <w:lang w:eastAsia="ja-JP"/>
-        </w:rPr>
-        <w:t>category_id</w:t>
-      </w:r>
-      <w:proofErr w:type="spellEnd"/>
+        <w:t>    category_id</w:t>
+      </w:r>
     </w:p>
     <w:p>
       <w:pPr>
@@ -2880,25 +2519,13 @@
         </w:rPr>
       </w:pPr>
       <w:r>
-        <w:t xml:space="preserve">Рисунок </w:t>
-      </w:r>
-      <w:r>
-        <w:t>3</w:t>
-      </w:r>
-      <w:r>
-        <w:t xml:space="preserve"> – </w:t>
-      </w:r>
-      <w:r>
-        <w:rPr>
-          <w:lang w:eastAsia="ja-JP"/>
-        </w:rPr>
-        <w:t xml:space="preserve">Задание </w:t>
-      </w:r>
-      <w:r>
-        <w:rPr>
-          <w:lang w:eastAsia="ja-JP"/>
-        </w:rPr>
-        <w:t>3</w:t>
+        <w:t xml:space="preserve">Рисунок 3 – </w:t>
+      </w:r>
+      <w:r>
+        <w:rPr>
+          <w:lang w:eastAsia="ja-JP"/>
+        </w:rPr>
+        <w:t>Задание 3</w:t>
       </w:r>
     </w:p>
     <w:p>
@@ -2952,71 +2579,363 @@
           <w:szCs w:val="21"/>
           <w:lang w:val="en-US" w:eastAsia="ja-JP"/>
         </w:rPr>
+        <w:t xml:space="preserve"> products.seller_id </w:t>
+      </w:r>
+      <w:r>
+        <w:rPr>
+          <w:rFonts w:ascii="Cascadia Code" w:eastAsia="Times New Roman" w:hAnsi="Cascadia Code" w:cs="Times New Roman"/>
+          <w:color w:val="569CD6"/>
+          <w:sz w:val="21"/>
+          <w:szCs w:val="21"/>
+          <w:lang w:val="en-US" w:eastAsia="ja-JP"/>
+        </w:rPr>
+        <w:t>as</w:t>
+      </w:r>
+      <w:r>
+        <w:rPr>
+          <w:rFonts w:ascii="Cascadia Code" w:eastAsia="Times New Roman" w:hAnsi="Cascadia Code" w:cs="Times New Roman"/>
+          <w:color w:val="CCCCCC"/>
+          <w:sz w:val="21"/>
+          <w:szCs w:val="21"/>
+          <w:lang w:val="en-US" w:eastAsia="ja-JP"/>
+        </w:rPr>
+        <w:t xml:space="preserve"> seller_id, </w:t>
+      </w:r>
+      <w:r>
+        <w:rPr>
+          <w:rFonts w:ascii="Cascadia Code" w:eastAsia="Times New Roman" w:hAnsi="Cascadia Code" w:cs="Times New Roman"/>
+          <w:color w:val="DCDCAA"/>
+          <w:sz w:val="21"/>
+          <w:szCs w:val="21"/>
+          <w:lang w:val="en-US" w:eastAsia="ja-JP"/>
+        </w:rPr>
+        <w:t>SUM</w:t>
+      </w:r>
+      <w:r>
+        <w:rPr>
+          <w:rFonts w:ascii="Cascadia Code" w:eastAsia="Times New Roman" w:hAnsi="Cascadia Code" w:cs="Times New Roman"/>
+          <w:color w:val="CCCCCC"/>
+          <w:sz w:val="21"/>
+          <w:szCs w:val="21"/>
+          <w:lang w:val="en-US" w:eastAsia="ja-JP"/>
+        </w:rPr>
+        <w:t>(</w:t>
+      </w:r>
+    </w:p>
+    <w:p>
+      <w:pPr>
+        <w:shd w:val="clear" w:color="auto" w:fill="1F1F1F"/>
+        <w:spacing w:after="0" w:line="285" w:lineRule="atLeast"/>
+        <w:rPr>
+          <w:rFonts w:ascii="Cascadia Code" w:eastAsia="Times New Roman" w:hAnsi="Cascadia Code" w:cs="Times New Roman"/>
+          <w:color w:val="CCCCCC"/>
+          <w:sz w:val="21"/>
+          <w:szCs w:val="21"/>
+          <w:lang w:val="en-US" w:eastAsia="ja-JP"/>
+        </w:rPr>
+      </w:pPr>
+      <w:r>
+        <w:rPr>
+          <w:rFonts w:ascii="Cascadia Code" w:eastAsia="Times New Roman" w:hAnsi="Cascadia Code" w:cs="Times New Roman"/>
+          <w:color w:val="CCCCCC"/>
+          <w:sz w:val="21"/>
+          <w:szCs w:val="21"/>
+          <w:lang w:val="en-US" w:eastAsia="ja-JP"/>
+        </w:rPr>
+        <w:t xml:space="preserve">        order_items.quantity </w:t>
+      </w:r>
+      <w:r>
+        <w:rPr>
+          <w:rFonts w:ascii="Cascadia Code" w:eastAsia="Times New Roman" w:hAnsi="Cascadia Code" w:cs="Times New Roman"/>
+          <w:color w:val="D4D4D4"/>
+          <w:sz w:val="21"/>
+          <w:szCs w:val="21"/>
+          <w:lang w:val="en-US" w:eastAsia="ja-JP"/>
+        </w:rPr>
+        <w:t>*</w:t>
+      </w:r>
+      <w:r>
+        <w:rPr>
+          <w:rFonts w:ascii="Cascadia Code" w:eastAsia="Times New Roman" w:hAnsi="Cascadia Code" w:cs="Times New Roman"/>
+          <w:color w:val="CCCCCC"/>
+          <w:sz w:val="21"/>
+          <w:szCs w:val="21"/>
+          <w:lang w:val="en-US" w:eastAsia="ja-JP"/>
+        </w:rPr>
+        <w:t xml:space="preserve"> order_items.unit_price</w:t>
+      </w:r>
+    </w:p>
+    <w:p>
+      <w:pPr>
+        <w:shd w:val="clear" w:color="auto" w:fill="1F1F1F"/>
+        <w:spacing w:after="0" w:line="285" w:lineRule="atLeast"/>
+        <w:rPr>
+          <w:rFonts w:ascii="Cascadia Code" w:eastAsia="Times New Roman" w:hAnsi="Cascadia Code" w:cs="Times New Roman"/>
+          <w:color w:val="CCCCCC"/>
+          <w:sz w:val="21"/>
+          <w:szCs w:val="21"/>
+          <w:lang w:val="en-US" w:eastAsia="ja-JP"/>
+        </w:rPr>
+      </w:pPr>
+      <w:r>
+        <w:rPr>
+          <w:rFonts w:ascii="Cascadia Code" w:eastAsia="Times New Roman" w:hAnsi="Cascadia Code" w:cs="Times New Roman"/>
+          <w:color w:val="CCCCCC"/>
+          <w:sz w:val="21"/>
+          <w:szCs w:val="21"/>
+          <w:lang w:val="en-US" w:eastAsia="ja-JP"/>
+        </w:rPr>
+        <w:t xml:space="preserve">    ) </w:t>
+      </w:r>
+      <w:proofErr w:type="gramStart"/>
+      <w:r>
+        <w:rPr>
+          <w:rFonts w:ascii="Cascadia Code" w:eastAsia="Times New Roman" w:hAnsi="Cascadia Code" w:cs="Times New Roman"/>
+          <w:color w:val="569CD6"/>
+          <w:sz w:val="21"/>
+          <w:szCs w:val="21"/>
+          <w:lang w:val="en-US" w:eastAsia="ja-JP"/>
+        </w:rPr>
+        <w:t>as</w:t>
+      </w:r>
+      <w:proofErr w:type="gramEnd"/>
+      <w:r>
+        <w:rPr>
+          <w:rFonts w:ascii="Cascadia Code" w:eastAsia="Times New Roman" w:hAnsi="Cascadia Code" w:cs="Times New Roman"/>
+          <w:color w:val="CCCCCC"/>
+          <w:sz w:val="21"/>
+          <w:szCs w:val="21"/>
+          <w:lang w:val="en-US" w:eastAsia="ja-JP"/>
+        </w:rPr>
+        <w:t xml:space="preserve"> revenue</w:t>
+      </w:r>
+    </w:p>
+    <w:p>
+      <w:pPr>
+        <w:shd w:val="clear" w:color="auto" w:fill="1F1F1F"/>
+        <w:spacing w:after="0" w:line="285" w:lineRule="atLeast"/>
+        <w:rPr>
+          <w:rFonts w:ascii="Cascadia Code" w:eastAsia="Times New Roman" w:hAnsi="Cascadia Code" w:cs="Times New Roman"/>
+          <w:color w:val="CCCCCC"/>
+          <w:sz w:val="21"/>
+          <w:szCs w:val="21"/>
+          <w:lang w:val="en-US" w:eastAsia="ja-JP"/>
+        </w:rPr>
+      </w:pPr>
+      <w:r>
+        <w:rPr>
+          <w:rFonts w:ascii="Cascadia Code" w:eastAsia="Times New Roman" w:hAnsi="Cascadia Code" w:cs="Times New Roman"/>
+          <w:color w:val="569CD6"/>
+          <w:sz w:val="21"/>
+          <w:szCs w:val="21"/>
+          <w:lang w:val="en-US" w:eastAsia="ja-JP"/>
+        </w:rPr>
+        <w:t>FROM</w:t>
+      </w:r>
+      <w:r>
+        <w:rPr>
+          <w:rFonts w:ascii="Cascadia Code" w:eastAsia="Times New Roman" w:hAnsi="Cascadia Code" w:cs="Times New Roman"/>
+          <w:color w:val="CCCCCC"/>
+          <w:sz w:val="21"/>
+          <w:szCs w:val="21"/>
+          <w:lang w:val="en-US" w:eastAsia="ja-JP"/>
+        </w:rPr>
+        <w:t xml:space="preserve"> order_items</w:t>
+      </w:r>
+    </w:p>
+    <w:p>
+      <w:pPr>
+        <w:shd w:val="clear" w:color="auto" w:fill="1F1F1F"/>
+        <w:spacing w:after="0" w:line="285" w:lineRule="atLeast"/>
+        <w:rPr>
+          <w:rFonts w:ascii="Cascadia Code" w:eastAsia="Times New Roman" w:hAnsi="Cascadia Code" w:cs="Times New Roman"/>
+          <w:color w:val="CCCCCC"/>
+          <w:sz w:val="21"/>
+          <w:szCs w:val="21"/>
+          <w:lang w:val="en-US" w:eastAsia="ja-JP"/>
+        </w:rPr>
+      </w:pPr>
+      <w:r>
+        <w:rPr>
+          <w:rFonts w:ascii="Cascadia Code" w:eastAsia="Times New Roman" w:hAnsi="Cascadia Code" w:cs="Times New Roman"/>
+          <w:color w:val="CCCCCC"/>
+          <w:sz w:val="21"/>
+          <w:szCs w:val="21"/>
+          <w:lang w:val="en-US" w:eastAsia="ja-JP"/>
+        </w:rPr>
+        <w:t xml:space="preserve">    </w:t>
+      </w:r>
+      <w:r>
+        <w:rPr>
+          <w:rFonts w:ascii="Cascadia Code" w:eastAsia="Times New Roman" w:hAnsi="Cascadia Code" w:cs="Times New Roman"/>
+          <w:color w:val="569CD6"/>
+          <w:sz w:val="21"/>
+          <w:szCs w:val="21"/>
+          <w:lang w:val="en-US" w:eastAsia="ja-JP"/>
+        </w:rPr>
+        <w:t>JOIN</w:t>
+      </w:r>
+      <w:r>
+        <w:rPr>
+          <w:rFonts w:ascii="Cascadia Code" w:eastAsia="Times New Roman" w:hAnsi="Cascadia Code" w:cs="Times New Roman"/>
+          <w:color w:val="CCCCCC"/>
+          <w:sz w:val="21"/>
+          <w:szCs w:val="21"/>
+          <w:lang w:val="en-US" w:eastAsia="ja-JP"/>
+        </w:rPr>
+        <w:t xml:space="preserve"> products </w:t>
+      </w:r>
+      <w:r>
+        <w:rPr>
+          <w:rFonts w:ascii="Cascadia Code" w:eastAsia="Times New Roman" w:hAnsi="Cascadia Code" w:cs="Times New Roman"/>
+          <w:color w:val="569CD6"/>
+          <w:sz w:val="21"/>
+          <w:szCs w:val="21"/>
+          <w:lang w:val="en-US" w:eastAsia="ja-JP"/>
+        </w:rPr>
+        <w:t>ON</w:t>
+      </w:r>
+      <w:r>
+        <w:rPr>
+          <w:rFonts w:ascii="Cascadia Code" w:eastAsia="Times New Roman" w:hAnsi="Cascadia Code" w:cs="Times New Roman"/>
+          <w:color w:val="CCCCCC"/>
+          <w:sz w:val="21"/>
+          <w:szCs w:val="21"/>
+          <w:lang w:val="en-US" w:eastAsia="ja-JP"/>
+        </w:rPr>
+        <w:t xml:space="preserve"> order_items.product_id </w:t>
+      </w:r>
+      <w:r>
+        <w:rPr>
+          <w:rFonts w:ascii="Cascadia Code" w:eastAsia="Times New Roman" w:hAnsi="Cascadia Code" w:cs="Times New Roman"/>
+          <w:color w:val="D4D4D4"/>
+          <w:sz w:val="21"/>
+          <w:szCs w:val="21"/>
+          <w:lang w:val="en-US" w:eastAsia="ja-JP"/>
+        </w:rPr>
+        <w:t>=</w:t>
+      </w:r>
+      <w:r>
+        <w:rPr>
+          <w:rFonts w:ascii="Cascadia Code" w:eastAsia="Times New Roman" w:hAnsi="Cascadia Code" w:cs="Times New Roman"/>
+          <w:color w:val="CCCCCC"/>
+          <w:sz w:val="21"/>
+          <w:szCs w:val="21"/>
+          <w:lang w:val="en-US" w:eastAsia="ja-JP"/>
+        </w:rPr>
+        <w:t xml:space="preserve"> products.id</w:t>
+      </w:r>
+    </w:p>
+    <w:p>
+      <w:pPr>
+        <w:shd w:val="clear" w:color="auto" w:fill="1F1F1F"/>
+        <w:spacing w:after="0" w:line="285" w:lineRule="atLeast"/>
+        <w:rPr>
+          <w:rFonts w:ascii="Cascadia Code" w:eastAsia="Times New Roman" w:hAnsi="Cascadia Code" w:cs="Times New Roman"/>
+          <w:color w:val="CCCCCC"/>
+          <w:sz w:val="21"/>
+          <w:szCs w:val="21"/>
+          <w:lang w:val="en-US" w:eastAsia="ja-JP"/>
+        </w:rPr>
+      </w:pPr>
+      <w:r>
+        <w:rPr>
+          <w:rFonts w:ascii="Cascadia Code" w:eastAsia="Times New Roman" w:hAnsi="Cascadia Code" w:cs="Times New Roman"/>
+          <w:color w:val="569CD6"/>
+          <w:sz w:val="21"/>
+          <w:szCs w:val="21"/>
+          <w:lang w:val="en-US" w:eastAsia="ja-JP"/>
+        </w:rPr>
+        <w:t>GROUP</w:t>
+      </w:r>
+      <w:r>
+        <w:rPr>
+          <w:rFonts w:ascii="Cascadia Code" w:eastAsia="Times New Roman" w:hAnsi="Cascadia Code" w:cs="Times New Roman"/>
+          <w:color w:val="CCCCCC"/>
+          <w:sz w:val="21"/>
+          <w:szCs w:val="21"/>
+          <w:lang w:val="en-US" w:eastAsia="ja-JP"/>
+        </w:rPr>
         <w:t xml:space="preserve"> </w:t>
       </w:r>
-      <w:proofErr w:type="spellStart"/>
-      <w:r>
-        <w:rPr>
-          <w:rFonts w:ascii="Cascadia Code" w:eastAsia="Times New Roman" w:hAnsi="Cascadia Code" w:cs="Times New Roman"/>
-          <w:color w:val="CCCCCC"/>
-          <w:sz w:val="21"/>
-          <w:szCs w:val="21"/>
-          <w:lang w:val="en-US" w:eastAsia="ja-JP"/>
-        </w:rPr>
-        <w:t>products.seller_id</w:t>
-      </w:r>
-      <w:proofErr w:type="spellEnd"/>
-      <w:r>
-        <w:rPr>
-          <w:rFonts w:ascii="Cascadia Code" w:eastAsia="Times New Roman" w:hAnsi="Cascadia Code" w:cs="Times New Roman"/>
-          <w:color w:val="CCCCCC"/>
-          <w:sz w:val="21"/>
-          <w:szCs w:val="21"/>
-          <w:lang w:val="en-US" w:eastAsia="ja-JP"/>
-        </w:rPr>
-        <w:t xml:space="preserve"> </w:t>
-      </w:r>
-      <w:r>
-        <w:rPr>
-          <w:rFonts w:ascii="Cascadia Code" w:eastAsia="Times New Roman" w:hAnsi="Cascadia Code" w:cs="Times New Roman"/>
-          <w:color w:val="569CD6"/>
-          <w:sz w:val="21"/>
-          <w:szCs w:val="21"/>
-          <w:lang w:val="en-US" w:eastAsia="ja-JP"/>
-        </w:rPr>
-        <w:t>as</w:t>
-      </w:r>
-      <w:r>
-        <w:rPr>
-          <w:rFonts w:ascii="Cascadia Code" w:eastAsia="Times New Roman" w:hAnsi="Cascadia Code" w:cs="Times New Roman"/>
-          <w:color w:val="CCCCCC"/>
-          <w:sz w:val="21"/>
-          <w:szCs w:val="21"/>
-          <w:lang w:val="en-US" w:eastAsia="ja-JP"/>
-        </w:rPr>
-        <w:t xml:space="preserve"> </w:t>
-      </w:r>
-      <w:proofErr w:type="spellStart"/>
-      <w:r>
-        <w:rPr>
-          <w:rFonts w:ascii="Cascadia Code" w:eastAsia="Times New Roman" w:hAnsi="Cascadia Code" w:cs="Times New Roman"/>
-          <w:color w:val="CCCCCC"/>
-          <w:sz w:val="21"/>
-          <w:szCs w:val="21"/>
-          <w:lang w:val="en-US" w:eastAsia="ja-JP"/>
-        </w:rPr>
-        <w:t>seller_id</w:t>
-      </w:r>
-      <w:proofErr w:type="spellEnd"/>
-      <w:r>
-        <w:rPr>
-          <w:rFonts w:ascii="Cascadia Code" w:eastAsia="Times New Roman" w:hAnsi="Cascadia Code" w:cs="Times New Roman"/>
-          <w:color w:val="CCCCCC"/>
-          <w:sz w:val="21"/>
-          <w:szCs w:val="21"/>
-          <w:lang w:val="en-US" w:eastAsia="ja-JP"/>
-        </w:rPr>
-        <w:t xml:space="preserve">, </w:t>
+      <w:r>
+        <w:rPr>
+          <w:rFonts w:ascii="Cascadia Code" w:eastAsia="Times New Roman" w:hAnsi="Cascadia Code" w:cs="Times New Roman"/>
+          <w:color w:val="569CD6"/>
+          <w:sz w:val="21"/>
+          <w:szCs w:val="21"/>
+          <w:lang w:val="en-US" w:eastAsia="ja-JP"/>
+        </w:rPr>
+        <w:t>BY</w:t>
+      </w:r>
+    </w:p>
+    <w:p>
+      <w:pPr>
+        <w:shd w:val="clear" w:color="auto" w:fill="1F1F1F"/>
+        <w:spacing w:after="0" w:line="285" w:lineRule="atLeast"/>
+        <w:rPr>
+          <w:rFonts w:ascii="Cascadia Code" w:eastAsia="Times New Roman" w:hAnsi="Cascadia Code" w:cs="Times New Roman"/>
+          <w:color w:val="CCCCCC"/>
+          <w:sz w:val="21"/>
+          <w:szCs w:val="21"/>
+          <w:lang w:val="en-US" w:eastAsia="ja-JP"/>
+        </w:rPr>
+      </w:pPr>
+      <w:r>
+        <w:rPr>
+          <w:rFonts w:ascii="Cascadia Code" w:eastAsia="Times New Roman" w:hAnsi="Cascadia Code" w:cs="Times New Roman"/>
+          <w:color w:val="CCCCCC"/>
+          <w:sz w:val="21"/>
+          <w:szCs w:val="21"/>
+          <w:lang w:val="en-US" w:eastAsia="ja-JP"/>
+        </w:rPr>
+        <w:t>    products.seller_id</w:t>
+      </w:r>
+    </w:p>
+    <w:p>
+      <w:pPr>
+        <w:shd w:val="clear" w:color="auto" w:fill="1F1F1F"/>
+        <w:spacing w:after="0" w:line="285" w:lineRule="atLeast"/>
+        <w:rPr>
+          <w:rFonts w:ascii="Cascadia Code" w:eastAsia="Times New Roman" w:hAnsi="Cascadia Code" w:cs="Times New Roman"/>
+          <w:color w:val="CCCCCC"/>
+          <w:sz w:val="21"/>
+          <w:szCs w:val="21"/>
+          <w:lang w:val="en-US" w:eastAsia="ja-JP"/>
+        </w:rPr>
+      </w:pPr>
+      <w:r>
+        <w:rPr>
+          <w:rFonts w:ascii="Cascadia Code" w:eastAsia="Times New Roman" w:hAnsi="Cascadia Code" w:cs="Times New Roman"/>
+          <w:color w:val="569CD6"/>
+          <w:sz w:val="21"/>
+          <w:szCs w:val="21"/>
+          <w:lang w:val="en-US" w:eastAsia="ja-JP"/>
+        </w:rPr>
+        <w:t>HAVING</w:t>
+      </w:r>
+    </w:p>
+    <w:p>
+      <w:pPr>
+        <w:shd w:val="clear" w:color="auto" w:fill="1F1F1F"/>
+        <w:spacing w:after="0" w:line="285" w:lineRule="atLeast"/>
+        <w:rPr>
+          <w:rFonts w:ascii="Cascadia Code" w:eastAsia="Times New Roman" w:hAnsi="Cascadia Code" w:cs="Times New Roman"/>
+          <w:color w:val="CCCCCC"/>
+          <w:sz w:val="21"/>
+          <w:szCs w:val="21"/>
+          <w:lang w:val="en-US" w:eastAsia="ja-JP"/>
+        </w:rPr>
+      </w:pPr>
+      <w:r>
+        <w:rPr>
+          <w:rFonts w:ascii="Cascadia Code" w:eastAsia="Times New Roman" w:hAnsi="Cascadia Code" w:cs="Times New Roman"/>
+          <w:color w:val="CCCCCC"/>
+          <w:sz w:val="21"/>
+          <w:szCs w:val="21"/>
+          <w:lang w:val="en-US" w:eastAsia="ja-JP"/>
+        </w:rPr>
+        <w:t xml:space="preserve">    </w:t>
       </w:r>
       <w:r>
         <w:rPr>
@@ -3059,29 +2978,7 @@
           <w:szCs w:val="21"/>
           <w:lang w:val="en-US" w:eastAsia="ja-JP"/>
         </w:rPr>
-        <w:t xml:space="preserve">        </w:t>
-      </w:r>
-      <w:proofErr w:type="spellStart"/>
-      <w:r>
-        <w:rPr>
-          <w:rFonts w:ascii="Cascadia Code" w:eastAsia="Times New Roman" w:hAnsi="Cascadia Code" w:cs="Times New Roman"/>
-          <w:color w:val="CCCCCC"/>
-          <w:sz w:val="21"/>
-          <w:szCs w:val="21"/>
-          <w:lang w:val="en-US" w:eastAsia="ja-JP"/>
-        </w:rPr>
-        <w:t>order_items.quantity</w:t>
-      </w:r>
-      <w:proofErr w:type="spellEnd"/>
-      <w:r>
-        <w:rPr>
-          <w:rFonts w:ascii="Cascadia Code" w:eastAsia="Times New Roman" w:hAnsi="Cascadia Code" w:cs="Times New Roman"/>
-          <w:color w:val="CCCCCC"/>
-          <w:sz w:val="21"/>
-          <w:szCs w:val="21"/>
-          <w:lang w:val="en-US" w:eastAsia="ja-JP"/>
-        </w:rPr>
-        <w:t xml:space="preserve"> </w:t>
+        <w:t xml:space="preserve">        order_items.quantity </w:t>
       </w:r>
       <w:r>
         <w:rPr>
@@ -3101,436 +2998,8 @@
           <w:szCs w:val="21"/>
           <w:lang w:val="en-US" w:eastAsia="ja-JP"/>
         </w:rPr>
-        <w:t xml:space="preserve"> </w:t>
-      </w:r>
-      <w:proofErr w:type="spellStart"/>
-      <w:r>
-        <w:rPr>
-          <w:rFonts w:ascii="Cascadia Code" w:eastAsia="Times New Roman" w:hAnsi="Cascadia Code" w:cs="Times New Roman"/>
-          <w:color w:val="CCCCCC"/>
-          <w:sz w:val="21"/>
-          <w:szCs w:val="21"/>
-          <w:lang w:val="en-US" w:eastAsia="ja-JP"/>
-        </w:rPr>
-        <w:t>order_items.unit_price</w:t>
-      </w:r>
-      <w:proofErr w:type="spellEnd"/>
-    </w:p>
-    <w:p>
-      <w:pPr>
-        <w:shd w:val="clear" w:color="auto" w:fill="1F1F1F"/>
-        <w:spacing w:after="0" w:line="285" w:lineRule="atLeast"/>
-        <w:rPr>
-          <w:rFonts w:ascii="Cascadia Code" w:eastAsia="Times New Roman" w:hAnsi="Cascadia Code" w:cs="Times New Roman"/>
-          <w:color w:val="CCCCCC"/>
-          <w:sz w:val="21"/>
-          <w:szCs w:val="21"/>
-          <w:lang w:val="en-US" w:eastAsia="ja-JP"/>
-        </w:rPr>
-      </w:pPr>
-      <w:r>
-        <w:rPr>
-          <w:rFonts w:ascii="Cascadia Code" w:eastAsia="Times New Roman" w:hAnsi="Cascadia Code" w:cs="Times New Roman"/>
-          <w:color w:val="CCCCCC"/>
-          <w:sz w:val="21"/>
-          <w:szCs w:val="21"/>
-          <w:lang w:val="en-US" w:eastAsia="ja-JP"/>
-        </w:rPr>
-        <w:t xml:space="preserve">    ) </w:t>
-      </w:r>
-      <w:proofErr w:type="gramStart"/>
-      <w:r>
-        <w:rPr>
-          <w:rFonts w:ascii="Cascadia Code" w:eastAsia="Times New Roman" w:hAnsi="Cascadia Code" w:cs="Times New Roman"/>
-          <w:color w:val="569CD6"/>
-          <w:sz w:val="21"/>
-          <w:szCs w:val="21"/>
-          <w:lang w:val="en-US" w:eastAsia="ja-JP"/>
-        </w:rPr>
-        <w:t>as</w:t>
-      </w:r>
-      <w:proofErr w:type="gramEnd"/>
-      <w:r>
-        <w:rPr>
-          <w:rFonts w:ascii="Cascadia Code" w:eastAsia="Times New Roman" w:hAnsi="Cascadia Code" w:cs="Times New Roman"/>
-          <w:color w:val="CCCCCC"/>
-          <w:sz w:val="21"/>
-          <w:szCs w:val="21"/>
-          <w:lang w:val="en-US" w:eastAsia="ja-JP"/>
-        </w:rPr>
-        <w:t xml:space="preserve"> revenue</w:t>
-      </w:r>
-    </w:p>
-    <w:p>
-      <w:pPr>
-        <w:shd w:val="clear" w:color="auto" w:fill="1F1F1F"/>
-        <w:spacing w:after="0" w:line="285" w:lineRule="atLeast"/>
-        <w:rPr>
-          <w:rFonts w:ascii="Cascadia Code" w:eastAsia="Times New Roman" w:hAnsi="Cascadia Code" w:cs="Times New Roman"/>
-          <w:color w:val="CCCCCC"/>
-          <w:sz w:val="21"/>
-          <w:szCs w:val="21"/>
-          <w:lang w:val="en-US" w:eastAsia="ja-JP"/>
-        </w:rPr>
-      </w:pPr>
-      <w:r>
-        <w:rPr>
-          <w:rFonts w:ascii="Cascadia Code" w:eastAsia="Times New Roman" w:hAnsi="Cascadia Code" w:cs="Times New Roman"/>
-          <w:color w:val="569CD6"/>
-          <w:sz w:val="21"/>
-          <w:szCs w:val="21"/>
-          <w:lang w:val="en-US" w:eastAsia="ja-JP"/>
-        </w:rPr>
-        <w:t>FROM</w:t>
-      </w:r>
-      <w:r>
-        <w:rPr>
-          <w:rFonts w:ascii="Cascadia Code" w:eastAsia="Times New Roman" w:hAnsi="Cascadia Code" w:cs="Times New Roman"/>
-          <w:color w:val="CCCCCC"/>
-          <w:sz w:val="21"/>
-          <w:szCs w:val="21"/>
-          <w:lang w:val="en-US" w:eastAsia="ja-JP"/>
-        </w:rPr>
-        <w:t xml:space="preserve"> </w:t>
-      </w:r>
-      <w:proofErr w:type="spellStart"/>
-      <w:r>
-        <w:rPr>
-          <w:rFonts w:ascii="Cascadia Code" w:eastAsia="Times New Roman" w:hAnsi="Cascadia Code" w:cs="Times New Roman"/>
-          <w:color w:val="CCCCCC"/>
-          <w:sz w:val="21"/>
-          <w:szCs w:val="21"/>
-          <w:lang w:val="en-US" w:eastAsia="ja-JP"/>
-        </w:rPr>
-        <w:t>order_items</w:t>
-      </w:r>
-      <w:proofErr w:type="spellEnd"/>
-    </w:p>
-    <w:p>
-      <w:pPr>
-        <w:shd w:val="clear" w:color="auto" w:fill="1F1F1F"/>
-        <w:spacing w:after="0" w:line="285" w:lineRule="atLeast"/>
-        <w:rPr>
-          <w:rFonts w:ascii="Cascadia Code" w:eastAsia="Times New Roman" w:hAnsi="Cascadia Code" w:cs="Times New Roman"/>
-          <w:color w:val="CCCCCC"/>
-          <w:sz w:val="21"/>
-          <w:szCs w:val="21"/>
-          <w:lang w:val="en-US" w:eastAsia="ja-JP"/>
-        </w:rPr>
-      </w:pPr>
-      <w:r>
-        <w:rPr>
-          <w:rFonts w:ascii="Cascadia Code" w:eastAsia="Times New Roman" w:hAnsi="Cascadia Code" w:cs="Times New Roman"/>
-          <w:color w:val="CCCCCC"/>
-          <w:sz w:val="21"/>
-          <w:szCs w:val="21"/>
-          <w:lang w:val="en-US" w:eastAsia="ja-JP"/>
-        </w:rPr>
-        <w:t xml:space="preserve">    </w:t>
-      </w:r>
-      <w:r>
-        <w:rPr>
-          <w:rFonts w:ascii="Cascadia Code" w:eastAsia="Times New Roman" w:hAnsi="Cascadia Code" w:cs="Times New Roman"/>
-          <w:color w:val="569CD6"/>
-          <w:sz w:val="21"/>
-          <w:szCs w:val="21"/>
-          <w:lang w:val="en-US" w:eastAsia="ja-JP"/>
-        </w:rPr>
-        <w:t>JOIN</w:t>
-      </w:r>
-      <w:r>
-        <w:rPr>
-          <w:rFonts w:ascii="Cascadia Code" w:eastAsia="Times New Roman" w:hAnsi="Cascadia Code" w:cs="Times New Roman"/>
-          <w:color w:val="CCCCCC"/>
-          <w:sz w:val="21"/>
-          <w:szCs w:val="21"/>
-          <w:lang w:val="en-US" w:eastAsia="ja-JP"/>
-        </w:rPr>
-        <w:t xml:space="preserve"> products </w:t>
-      </w:r>
-      <w:r>
-        <w:rPr>
-          <w:rFonts w:ascii="Cascadia Code" w:eastAsia="Times New Roman" w:hAnsi="Cascadia Code" w:cs="Times New Roman"/>
-          <w:color w:val="569CD6"/>
-          <w:sz w:val="21"/>
-          <w:szCs w:val="21"/>
-          <w:lang w:val="en-US" w:eastAsia="ja-JP"/>
-        </w:rPr>
-        <w:t>ON</w:t>
-      </w:r>
-      <w:r>
-        <w:rPr>
-          <w:rFonts w:ascii="Cascadia Code" w:eastAsia="Times New Roman" w:hAnsi="Cascadia Code" w:cs="Times New Roman"/>
-          <w:color w:val="CCCCCC"/>
-          <w:sz w:val="21"/>
-          <w:szCs w:val="21"/>
-          <w:lang w:val="en-US" w:eastAsia="ja-JP"/>
-        </w:rPr>
-        <w:t xml:space="preserve"> </w:t>
-      </w:r>
-      <w:proofErr w:type="spellStart"/>
-      <w:r>
-        <w:rPr>
-          <w:rFonts w:ascii="Cascadia Code" w:eastAsia="Times New Roman" w:hAnsi="Cascadia Code" w:cs="Times New Roman"/>
-          <w:color w:val="CCCCCC"/>
-          <w:sz w:val="21"/>
-          <w:szCs w:val="21"/>
-          <w:lang w:val="en-US" w:eastAsia="ja-JP"/>
-        </w:rPr>
-        <w:t>order_items.product_id</w:t>
-      </w:r>
-      <w:proofErr w:type="spellEnd"/>
-      <w:r>
-        <w:rPr>
-          <w:rFonts w:ascii="Cascadia Code" w:eastAsia="Times New Roman" w:hAnsi="Cascadia Code" w:cs="Times New Roman"/>
-          <w:color w:val="CCCCCC"/>
-          <w:sz w:val="21"/>
-          <w:szCs w:val="21"/>
-          <w:lang w:val="en-US" w:eastAsia="ja-JP"/>
-        </w:rPr>
-        <w:t xml:space="preserve"> </w:t>
-      </w:r>
-      <w:r>
-        <w:rPr>
-          <w:rFonts w:ascii="Cascadia Code" w:eastAsia="Times New Roman" w:hAnsi="Cascadia Code" w:cs="Times New Roman"/>
-          <w:color w:val="D4D4D4"/>
-          <w:sz w:val="21"/>
-          <w:szCs w:val="21"/>
-          <w:lang w:val="en-US" w:eastAsia="ja-JP"/>
-        </w:rPr>
-        <w:t>=</w:t>
-      </w:r>
-      <w:r>
-        <w:rPr>
-          <w:rFonts w:ascii="Cascadia Code" w:eastAsia="Times New Roman" w:hAnsi="Cascadia Code" w:cs="Times New Roman"/>
-          <w:color w:val="CCCCCC"/>
-          <w:sz w:val="21"/>
-          <w:szCs w:val="21"/>
-          <w:lang w:val="en-US" w:eastAsia="ja-JP"/>
-        </w:rPr>
-        <w:t xml:space="preserve"> products.id</w:t>
-      </w:r>
-    </w:p>
-    <w:p>
-      <w:pPr>
-        <w:shd w:val="clear" w:color="auto" w:fill="1F1F1F"/>
-        <w:spacing w:after="0" w:line="285" w:lineRule="atLeast"/>
-        <w:rPr>
-          <w:rFonts w:ascii="Cascadia Code" w:eastAsia="Times New Roman" w:hAnsi="Cascadia Code" w:cs="Times New Roman"/>
-          <w:color w:val="CCCCCC"/>
-          <w:sz w:val="21"/>
-          <w:szCs w:val="21"/>
-          <w:lang w:val="en-US" w:eastAsia="ja-JP"/>
-        </w:rPr>
-      </w:pPr>
-      <w:r>
-        <w:rPr>
-          <w:rFonts w:ascii="Cascadia Code" w:eastAsia="Times New Roman" w:hAnsi="Cascadia Code" w:cs="Times New Roman"/>
-          <w:color w:val="569CD6"/>
-          <w:sz w:val="21"/>
-          <w:szCs w:val="21"/>
-          <w:lang w:val="en-US" w:eastAsia="ja-JP"/>
-        </w:rPr>
-        <w:t>GROUP</w:t>
-      </w:r>
-      <w:r>
-        <w:rPr>
-          <w:rFonts w:ascii="Cascadia Code" w:eastAsia="Times New Roman" w:hAnsi="Cascadia Code" w:cs="Times New Roman"/>
-          <w:color w:val="CCCCCC"/>
-          <w:sz w:val="21"/>
-          <w:szCs w:val="21"/>
-          <w:lang w:val="en-US" w:eastAsia="ja-JP"/>
-        </w:rPr>
-        <w:t xml:space="preserve"> </w:t>
-      </w:r>
-      <w:r>
-        <w:rPr>
-          <w:rFonts w:ascii="Cascadia Code" w:eastAsia="Times New Roman" w:hAnsi="Cascadia Code" w:cs="Times New Roman"/>
-          <w:color w:val="569CD6"/>
-          <w:sz w:val="21"/>
-          <w:szCs w:val="21"/>
-          <w:lang w:val="en-US" w:eastAsia="ja-JP"/>
-        </w:rPr>
-        <w:t>BY</w:t>
-      </w:r>
-    </w:p>
-    <w:p>
-      <w:pPr>
-        <w:shd w:val="clear" w:color="auto" w:fill="1F1F1F"/>
-        <w:spacing w:after="0" w:line="285" w:lineRule="atLeast"/>
-        <w:rPr>
-          <w:rFonts w:ascii="Cascadia Code" w:eastAsia="Times New Roman" w:hAnsi="Cascadia Code" w:cs="Times New Roman"/>
-          <w:color w:val="CCCCCC"/>
-          <w:sz w:val="21"/>
-          <w:szCs w:val="21"/>
-          <w:lang w:val="en-US" w:eastAsia="ja-JP"/>
-        </w:rPr>
-      </w:pPr>
-      <w:r>
-        <w:rPr>
-          <w:rFonts w:ascii="Cascadia Code" w:eastAsia="Times New Roman" w:hAnsi="Cascadia Code" w:cs="Times New Roman"/>
-          <w:color w:val="CCCCCC"/>
-          <w:sz w:val="21"/>
-          <w:szCs w:val="21"/>
-          <w:lang w:val="en-US" w:eastAsia="ja-JP"/>
-        </w:rPr>
-        <w:t xml:space="preserve">    </w:t>
-      </w:r>
-      <w:proofErr w:type="spellStart"/>
-      <w:r>
-        <w:rPr>
-          <w:rFonts w:ascii="Cascadia Code" w:eastAsia="Times New Roman" w:hAnsi="Cascadia Code" w:cs="Times New Roman"/>
-          <w:color w:val="CCCCCC"/>
-          <w:sz w:val="21"/>
-          <w:szCs w:val="21"/>
-          <w:lang w:val="en-US" w:eastAsia="ja-JP"/>
-        </w:rPr>
-        <w:t>products.seller_id</w:t>
-      </w:r>
-      <w:proofErr w:type="spellEnd"/>
-    </w:p>
-    <w:p>
-      <w:pPr>
-        <w:shd w:val="clear" w:color="auto" w:fill="1F1F1F"/>
-        <w:spacing w:after="0" w:line="285" w:lineRule="atLeast"/>
-        <w:rPr>
-          <w:rFonts w:ascii="Cascadia Code" w:eastAsia="Times New Roman" w:hAnsi="Cascadia Code" w:cs="Times New Roman"/>
-          <w:color w:val="CCCCCC"/>
-          <w:sz w:val="21"/>
-          <w:szCs w:val="21"/>
-          <w:lang w:val="en-US" w:eastAsia="ja-JP"/>
-        </w:rPr>
-      </w:pPr>
-      <w:r>
-        <w:rPr>
-          <w:rFonts w:ascii="Cascadia Code" w:eastAsia="Times New Roman" w:hAnsi="Cascadia Code" w:cs="Times New Roman"/>
-          <w:color w:val="569CD6"/>
-          <w:sz w:val="21"/>
-          <w:szCs w:val="21"/>
-          <w:lang w:val="en-US" w:eastAsia="ja-JP"/>
-        </w:rPr>
-        <w:t>HAVING</w:t>
-      </w:r>
-    </w:p>
-    <w:p>
-      <w:pPr>
-        <w:shd w:val="clear" w:color="auto" w:fill="1F1F1F"/>
-        <w:spacing w:after="0" w:line="285" w:lineRule="atLeast"/>
-        <w:rPr>
-          <w:rFonts w:ascii="Cascadia Code" w:eastAsia="Times New Roman" w:hAnsi="Cascadia Code" w:cs="Times New Roman"/>
-          <w:color w:val="CCCCCC"/>
-          <w:sz w:val="21"/>
-          <w:szCs w:val="21"/>
-          <w:lang w:val="en-US" w:eastAsia="ja-JP"/>
-        </w:rPr>
-      </w:pPr>
-      <w:r>
-        <w:rPr>
-          <w:rFonts w:ascii="Cascadia Code" w:eastAsia="Times New Roman" w:hAnsi="Cascadia Code" w:cs="Times New Roman"/>
-          <w:color w:val="CCCCCC"/>
-          <w:sz w:val="21"/>
-          <w:szCs w:val="21"/>
-          <w:lang w:val="en-US" w:eastAsia="ja-JP"/>
-        </w:rPr>
-        <w:t xml:space="preserve">    </w:t>
-      </w:r>
-      <w:r>
-        <w:rPr>
-          <w:rFonts w:ascii="Cascadia Code" w:eastAsia="Times New Roman" w:hAnsi="Cascadia Code" w:cs="Times New Roman"/>
-          <w:color w:val="DCDCAA"/>
-          <w:sz w:val="21"/>
-          <w:szCs w:val="21"/>
-          <w:lang w:val="en-US" w:eastAsia="ja-JP"/>
-        </w:rPr>
-        <w:t>SUM</w:t>
-      </w:r>
-      <w:r>
-        <w:rPr>
-          <w:rFonts w:ascii="Cascadia Code" w:eastAsia="Times New Roman" w:hAnsi="Cascadia Code" w:cs="Times New Roman"/>
-          <w:color w:val="CCCCCC"/>
-          <w:sz w:val="21"/>
-          <w:szCs w:val="21"/>
-          <w:lang w:val="en-US" w:eastAsia="ja-JP"/>
-        </w:rPr>
-        <w:t>(</w:t>
-      </w:r>
-    </w:p>
-    <w:p>
-      <w:pPr>
-        <w:shd w:val="clear" w:color="auto" w:fill="1F1F1F"/>
-        <w:spacing w:after="0" w:line="285" w:lineRule="atLeast"/>
-        <w:rPr>
-          <w:rFonts w:ascii="Cascadia Code" w:eastAsia="Times New Roman" w:hAnsi="Cascadia Code" w:cs="Times New Roman"/>
-          <w:color w:val="CCCCCC"/>
-          <w:sz w:val="21"/>
-          <w:szCs w:val="21"/>
-          <w:lang w:val="en-US" w:eastAsia="ja-JP"/>
-        </w:rPr>
-      </w:pPr>
-      <w:r>
-        <w:rPr>
-          <w:rFonts w:ascii="Cascadia Code" w:eastAsia="Times New Roman" w:hAnsi="Cascadia Code" w:cs="Times New Roman"/>
-          <w:color w:val="CCCCCC"/>
-          <w:sz w:val="21"/>
-          <w:szCs w:val="21"/>
-          <w:lang w:val="en-US" w:eastAsia="ja-JP"/>
-        </w:rPr>
-        <w:t xml:space="preserve">        </w:t>
-      </w:r>
-      <w:proofErr w:type="spellStart"/>
-      <w:r>
-        <w:rPr>
-          <w:rFonts w:ascii="Cascadia Code" w:eastAsia="Times New Roman" w:hAnsi="Cascadia Code" w:cs="Times New Roman"/>
-          <w:color w:val="CCCCCC"/>
-          <w:sz w:val="21"/>
-          <w:szCs w:val="21"/>
-          <w:lang w:val="en-US" w:eastAsia="ja-JP"/>
-        </w:rPr>
-        <w:t>order_items.quantity</w:t>
-      </w:r>
-      <w:proofErr w:type="spellEnd"/>
-      <w:r>
-        <w:rPr>
-          <w:rFonts w:ascii="Cascadia Code" w:eastAsia="Times New Roman" w:hAnsi="Cascadia Code" w:cs="Times New Roman"/>
-          <w:color w:val="CCCCCC"/>
-          <w:sz w:val="21"/>
-          <w:szCs w:val="21"/>
-          <w:lang w:val="en-US" w:eastAsia="ja-JP"/>
-        </w:rPr>
-        <w:t xml:space="preserve"> </w:t>
-      </w:r>
-      <w:r>
-        <w:rPr>
-          <w:rFonts w:ascii="Cascadia Code" w:eastAsia="Times New Roman" w:hAnsi="Cascadia Code" w:cs="Times New Roman"/>
-          <w:color w:val="D4D4D4"/>
-          <w:sz w:val="21"/>
-          <w:szCs w:val="21"/>
-          <w:lang w:val="en-US" w:eastAsia="ja-JP"/>
-        </w:rPr>
-        <w:t>*</w:t>
-      </w:r>
-      <w:r>
-        <w:rPr>
-          <w:rFonts w:ascii="Cascadia Code" w:eastAsia="Times New Roman" w:hAnsi="Cascadia Code" w:cs="Times New Roman"/>
-          <w:color w:val="CCCCCC"/>
-          <w:sz w:val="21"/>
-          <w:szCs w:val="21"/>
-          <w:lang w:val="en-US" w:eastAsia="ja-JP"/>
-        </w:rPr>
-        <w:t xml:space="preserve"> </w:t>
-      </w:r>
-      <w:proofErr w:type="spellStart"/>
-      <w:r>
-        <w:rPr>
-          <w:rFonts w:ascii="Cascadia Code" w:eastAsia="Times New Roman" w:hAnsi="Cascadia Code" w:cs="Times New Roman"/>
-          <w:color w:val="CCCCCC"/>
-          <w:sz w:val="21"/>
-          <w:szCs w:val="21"/>
-          <w:lang w:val="en-US" w:eastAsia="ja-JP"/>
-        </w:rPr>
-        <w:t>order_items.unit_price</w:t>
-      </w:r>
-      <w:proofErr w:type="spellEnd"/>
+        <w:t xml:space="preserve"> order_items.unit_price</w:t>
+      </w:r>
     </w:p>
     <w:p>
       <w:pPr>
@@ -3672,19 +3141,7 @@
         <w:rPr>
           <w:lang w:val="en-US"/>
         </w:rPr>
-        <w:t xml:space="preserve"> </w:t>
-      </w:r>
-      <w:r>
-        <w:rPr>
-          <w:lang w:val="en-US"/>
-        </w:rPr>
-        <w:t xml:space="preserve">4 </w:t>
-      </w:r>
-      <w:r>
-        <w:rPr>
-          <w:lang w:val="en-US"/>
-        </w:rPr>
-        <w:t xml:space="preserve"> – </w:t>
+        <w:t xml:space="preserve"> 4  – </w:t>
       </w:r>
       <w:r>
         <w:rPr>
@@ -3696,13 +3153,7 @@
         <w:rPr>
           <w:lang w:val="en-US" w:eastAsia="ja-JP"/>
         </w:rPr>
-        <w:t xml:space="preserve"> </w:t>
-      </w:r>
-      <w:r>
-        <w:rPr>
-          <w:lang w:val="en-US" w:eastAsia="ja-JP"/>
-        </w:rPr>
-        <w:t>4</w:t>
+        <w:t xml:space="preserve"> 4</w:t>
       </w:r>
     </w:p>
     <w:p>
@@ -3732,8 +3183,1186 @@
     </w:p>
     <w:p>
       <w:pPr>
+        <w:shd w:val="clear" w:color="auto" w:fill="1F1F1F"/>
+        <w:spacing w:after="0" w:line="285" w:lineRule="atLeast"/>
+        <w:rPr>
+          <w:rFonts w:ascii="Cascadia Code" w:eastAsia="Times New Roman" w:hAnsi="Cascadia Code" w:cs="Times New Roman"/>
+          <w:color w:val="CCCCCC"/>
+          <w:sz w:val="21"/>
+          <w:szCs w:val="21"/>
+          <w:lang w:eastAsia="ja-JP"/>
+        </w:rPr>
+      </w:pPr>
+      <w:r>
+        <w:rPr>
+          <w:rFonts w:ascii="Cascadia Code" w:eastAsia="Times New Roman" w:hAnsi="Cascadia Code" w:cs="Times New Roman"/>
+          <w:color w:val="6A9955"/>
+          <w:sz w:val="21"/>
+          <w:szCs w:val="21"/>
+          <w:lang w:eastAsia="ja-JP"/>
+        </w:rPr>
+        <w:t># товары с ценой выше среднего</w:t>
+      </w:r>
+    </w:p>
+    <w:p>
+      <w:pPr>
+        <w:shd w:val="clear" w:color="auto" w:fill="1F1F1F"/>
+        <w:spacing w:after="0" w:line="285" w:lineRule="atLeast"/>
+        <w:rPr>
+          <w:rFonts w:ascii="Cascadia Code" w:eastAsia="Times New Roman" w:hAnsi="Cascadia Code" w:cs="Times New Roman"/>
+          <w:color w:val="CCCCCC"/>
+          <w:sz w:val="21"/>
+          <w:szCs w:val="21"/>
+          <w:lang w:eastAsia="ja-JP"/>
+        </w:rPr>
+      </w:pPr>
+      <w:r>
+        <w:rPr>
+          <w:rFonts w:ascii="Cascadia Code" w:eastAsia="Times New Roman" w:hAnsi="Cascadia Code" w:cs="Times New Roman"/>
+          <w:color w:val="569CD6"/>
+          <w:sz w:val="21"/>
+          <w:szCs w:val="21"/>
+          <w:lang w:eastAsia="ja-JP"/>
+        </w:rPr>
+        <w:t>SELECT</w:t>
+      </w:r>
+      <w:r>
+        <w:rPr>
+          <w:rFonts w:ascii="Cascadia Code" w:eastAsia="Times New Roman" w:hAnsi="Cascadia Code" w:cs="Times New Roman"/>
+          <w:color w:val="CCCCCC"/>
+          <w:sz w:val="21"/>
+          <w:szCs w:val="21"/>
+          <w:lang w:eastAsia="ja-JP"/>
+        </w:rPr>
+        <w:t xml:space="preserve"> title, price</w:t>
+      </w:r>
+    </w:p>
+    <w:p>
+      <w:pPr>
+        <w:shd w:val="clear" w:color="auto" w:fill="1F1F1F"/>
+        <w:spacing w:after="0" w:line="285" w:lineRule="atLeast"/>
+        <w:rPr>
+          <w:rFonts w:ascii="Cascadia Code" w:eastAsia="Times New Roman" w:hAnsi="Cascadia Code" w:cs="Times New Roman"/>
+          <w:color w:val="CCCCCC"/>
+          <w:sz w:val="21"/>
+          <w:szCs w:val="21"/>
+          <w:lang w:val="en-US" w:eastAsia="ja-JP"/>
+        </w:rPr>
+      </w:pPr>
+      <w:r>
+        <w:rPr>
+          <w:rFonts w:ascii="Cascadia Code" w:eastAsia="Times New Roman" w:hAnsi="Cascadia Code" w:cs="Times New Roman"/>
+          <w:color w:val="569CD6"/>
+          <w:sz w:val="21"/>
+          <w:szCs w:val="21"/>
+          <w:lang w:val="en-US" w:eastAsia="ja-JP"/>
+        </w:rPr>
+        <w:t>FROM</w:t>
+      </w:r>
+      <w:r>
+        <w:rPr>
+          <w:rFonts w:ascii="Cascadia Code" w:eastAsia="Times New Roman" w:hAnsi="Cascadia Code" w:cs="Times New Roman"/>
+          <w:color w:val="CCCCCC"/>
+          <w:sz w:val="21"/>
+          <w:szCs w:val="21"/>
+          <w:lang w:val="en-US" w:eastAsia="ja-JP"/>
+        </w:rPr>
+        <w:t xml:space="preserve"> products</w:t>
+      </w:r>
+    </w:p>
+    <w:p>
+      <w:pPr>
+        <w:shd w:val="clear" w:color="auto" w:fill="1F1F1F"/>
+        <w:spacing w:after="0" w:line="285" w:lineRule="atLeast"/>
+        <w:rPr>
+          <w:rFonts w:ascii="Cascadia Code" w:eastAsia="Times New Roman" w:hAnsi="Cascadia Code" w:cs="Times New Roman"/>
+          <w:color w:val="CCCCCC"/>
+          <w:sz w:val="21"/>
+          <w:szCs w:val="21"/>
+          <w:lang w:val="en-US" w:eastAsia="ja-JP"/>
+        </w:rPr>
+      </w:pPr>
+      <w:proofErr w:type="gramStart"/>
+      <w:r>
+        <w:rPr>
+          <w:rFonts w:ascii="Cascadia Code" w:eastAsia="Times New Roman" w:hAnsi="Cascadia Code" w:cs="Times New Roman"/>
+          <w:color w:val="569CD6"/>
+          <w:sz w:val="21"/>
+          <w:szCs w:val="21"/>
+          <w:lang w:val="en-US" w:eastAsia="ja-JP"/>
+        </w:rPr>
+        <w:t>WHERE</w:t>
+      </w:r>
+      <w:proofErr w:type="gramEnd"/>
+    </w:p>
+    <w:p>
+      <w:pPr>
+        <w:shd w:val="clear" w:color="auto" w:fill="1F1F1F"/>
+        <w:spacing w:after="0" w:line="285" w:lineRule="atLeast"/>
+        <w:rPr>
+          <w:rFonts w:ascii="Cascadia Code" w:eastAsia="Times New Roman" w:hAnsi="Cascadia Code" w:cs="Times New Roman"/>
+          <w:color w:val="CCCCCC"/>
+          <w:sz w:val="21"/>
+          <w:szCs w:val="21"/>
+          <w:lang w:val="en-US" w:eastAsia="ja-JP"/>
+        </w:rPr>
+      </w:pPr>
+      <w:r>
+        <w:rPr>
+          <w:rFonts w:ascii="Cascadia Code" w:eastAsia="Times New Roman" w:hAnsi="Cascadia Code" w:cs="Times New Roman"/>
+          <w:color w:val="CCCCCC"/>
+          <w:sz w:val="21"/>
+          <w:szCs w:val="21"/>
+          <w:lang w:val="en-US" w:eastAsia="ja-JP"/>
+        </w:rPr>
+        <w:t xml:space="preserve">    price </w:t>
+      </w:r>
+      <w:r>
+        <w:rPr>
+          <w:rFonts w:ascii="Cascadia Code" w:eastAsia="Times New Roman" w:hAnsi="Cascadia Code" w:cs="Times New Roman"/>
+          <w:color w:val="D4D4D4"/>
+          <w:sz w:val="21"/>
+          <w:szCs w:val="21"/>
+          <w:lang w:val="en-US" w:eastAsia="ja-JP"/>
+        </w:rPr>
+        <w:t>&gt;</w:t>
+      </w:r>
+      <w:r>
+        <w:rPr>
+          <w:rFonts w:ascii="Cascadia Code" w:eastAsia="Times New Roman" w:hAnsi="Cascadia Code" w:cs="Times New Roman"/>
+          <w:color w:val="CCCCCC"/>
+          <w:sz w:val="21"/>
+          <w:szCs w:val="21"/>
+          <w:lang w:val="en-US" w:eastAsia="ja-JP"/>
+        </w:rPr>
+        <w:t xml:space="preserve"> (</w:t>
+      </w:r>
+    </w:p>
+    <w:p>
+      <w:pPr>
+        <w:shd w:val="clear" w:color="auto" w:fill="1F1F1F"/>
+        <w:spacing w:after="0" w:line="285" w:lineRule="atLeast"/>
+        <w:rPr>
+          <w:rFonts w:ascii="Cascadia Code" w:eastAsia="Times New Roman" w:hAnsi="Cascadia Code" w:cs="Times New Roman"/>
+          <w:color w:val="CCCCCC"/>
+          <w:sz w:val="21"/>
+          <w:szCs w:val="21"/>
+          <w:lang w:val="en-US" w:eastAsia="ja-JP"/>
+        </w:rPr>
+      </w:pPr>
+      <w:r>
+        <w:rPr>
+          <w:rFonts w:ascii="Cascadia Code" w:eastAsia="Times New Roman" w:hAnsi="Cascadia Code" w:cs="Times New Roman"/>
+          <w:color w:val="CCCCCC"/>
+          <w:sz w:val="21"/>
+          <w:szCs w:val="21"/>
+          <w:lang w:val="en-US" w:eastAsia="ja-JP"/>
+        </w:rPr>
+        <w:t xml:space="preserve">        </w:t>
+      </w:r>
+      <w:r>
+        <w:rPr>
+          <w:rFonts w:ascii="Cascadia Code" w:eastAsia="Times New Roman" w:hAnsi="Cascadia Code" w:cs="Times New Roman"/>
+          <w:color w:val="569CD6"/>
+          <w:sz w:val="21"/>
+          <w:szCs w:val="21"/>
+          <w:lang w:val="en-US" w:eastAsia="ja-JP"/>
+        </w:rPr>
+        <w:t>SELECT</w:t>
+      </w:r>
+      <w:r>
+        <w:rPr>
+          <w:rFonts w:ascii="Cascadia Code" w:eastAsia="Times New Roman" w:hAnsi="Cascadia Code" w:cs="Times New Roman"/>
+          <w:color w:val="CCCCCC"/>
+          <w:sz w:val="21"/>
+          <w:szCs w:val="21"/>
+          <w:lang w:val="en-US" w:eastAsia="ja-JP"/>
+        </w:rPr>
+        <w:t xml:space="preserve"> </w:t>
+      </w:r>
+      <w:r>
+        <w:rPr>
+          <w:rFonts w:ascii="Cascadia Code" w:eastAsia="Times New Roman" w:hAnsi="Cascadia Code" w:cs="Times New Roman"/>
+          <w:color w:val="DCDCAA"/>
+          <w:sz w:val="21"/>
+          <w:szCs w:val="21"/>
+          <w:lang w:val="en-US" w:eastAsia="ja-JP"/>
+        </w:rPr>
+        <w:t>AVG</w:t>
+      </w:r>
+      <w:r>
+        <w:rPr>
+          <w:rFonts w:ascii="Cascadia Code" w:eastAsia="Times New Roman" w:hAnsi="Cascadia Code" w:cs="Times New Roman"/>
+          <w:color w:val="CCCCCC"/>
+          <w:sz w:val="21"/>
+          <w:szCs w:val="21"/>
+          <w:lang w:val="en-US" w:eastAsia="ja-JP"/>
+        </w:rPr>
+        <w:t>(price)</w:t>
+      </w:r>
+    </w:p>
+    <w:p>
+      <w:pPr>
+        <w:shd w:val="clear" w:color="auto" w:fill="1F1F1F"/>
+        <w:spacing w:after="0" w:line="285" w:lineRule="atLeast"/>
+        <w:rPr>
+          <w:rFonts w:ascii="Cascadia Code" w:eastAsia="Times New Roman" w:hAnsi="Cascadia Code" w:cs="Times New Roman"/>
+          <w:color w:val="CCCCCC"/>
+          <w:sz w:val="21"/>
+          <w:szCs w:val="21"/>
+          <w:lang w:eastAsia="ja-JP"/>
+        </w:rPr>
+      </w:pPr>
+      <w:r>
+        <w:rPr>
+          <w:rFonts w:ascii="Cascadia Code" w:eastAsia="Times New Roman" w:hAnsi="Cascadia Code" w:cs="Times New Roman"/>
+          <w:color w:val="CCCCCC"/>
+          <w:sz w:val="21"/>
+          <w:szCs w:val="21"/>
+          <w:lang w:val="en-US" w:eastAsia="ja-JP"/>
+        </w:rPr>
+        <w:t xml:space="preserve">        </w:t>
+      </w:r>
+      <w:r>
+        <w:rPr>
+          <w:rFonts w:ascii="Cascadia Code" w:eastAsia="Times New Roman" w:hAnsi="Cascadia Code" w:cs="Times New Roman"/>
+          <w:color w:val="569CD6"/>
+          <w:sz w:val="21"/>
+          <w:szCs w:val="21"/>
+          <w:lang w:eastAsia="ja-JP"/>
+        </w:rPr>
+        <w:t>FROM</w:t>
+      </w:r>
+      <w:r>
+        <w:rPr>
+          <w:rFonts w:ascii="Cascadia Code" w:eastAsia="Times New Roman" w:hAnsi="Cascadia Code" w:cs="Times New Roman"/>
+          <w:color w:val="CCCCCC"/>
+          <w:sz w:val="21"/>
+          <w:szCs w:val="21"/>
+          <w:lang w:eastAsia="ja-JP"/>
+        </w:rPr>
+        <w:t xml:space="preserve"> products</w:t>
+      </w:r>
+    </w:p>
+    <w:p>
+      <w:pPr>
+        <w:shd w:val="clear" w:color="auto" w:fill="1F1F1F"/>
+        <w:spacing w:after="0" w:line="285" w:lineRule="atLeast"/>
+        <w:rPr>
+          <w:rFonts w:ascii="Cascadia Code" w:eastAsia="Times New Roman" w:hAnsi="Cascadia Code" w:cs="Times New Roman"/>
+          <w:color w:val="CCCCCC"/>
+          <w:sz w:val="21"/>
+          <w:szCs w:val="21"/>
+          <w:lang w:eastAsia="ja-JP"/>
+        </w:rPr>
+      </w:pPr>
+      <w:r>
+        <w:rPr>
+          <w:rFonts w:ascii="Cascadia Code" w:eastAsia="Times New Roman" w:hAnsi="Cascadia Code" w:cs="Times New Roman"/>
+          <w:color w:val="CCCCCC"/>
+          <w:sz w:val="21"/>
+          <w:szCs w:val="21"/>
+          <w:lang w:eastAsia="ja-JP"/>
+        </w:rPr>
+        <w:t>    );</w:t>
+      </w:r>
+    </w:p>
+    <w:p>
+      <w:pPr>
+        <w:shd w:val="clear" w:color="auto" w:fill="1F1F1F"/>
+        <w:spacing w:after="0" w:line="285" w:lineRule="atLeast"/>
+        <w:rPr>
+          <w:rFonts w:ascii="Cascadia Code" w:eastAsia="Times New Roman" w:hAnsi="Cascadia Code" w:cs="Times New Roman"/>
+          <w:color w:val="CCCCCC"/>
+          <w:sz w:val="21"/>
+          <w:szCs w:val="21"/>
+          <w:lang w:eastAsia="ja-JP"/>
+        </w:rPr>
+      </w:pPr>
+    </w:p>
+    <w:p>
+      <w:pPr>
+        <w:shd w:val="clear" w:color="auto" w:fill="1F1F1F"/>
+        <w:spacing w:after="0" w:line="285" w:lineRule="atLeast"/>
+        <w:rPr>
+          <w:rFonts w:ascii="Cascadia Code" w:eastAsia="Times New Roman" w:hAnsi="Cascadia Code" w:cs="Times New Roman"/>
+          <w:color w:val="CCCCCC"/>
+          <w:sz w:val="21"/>
+          <w:szCs w:val="21"/>
+          <w:lang w:eastAsia="ja-JP"/>
+        </w:rPr>
+      </w:pPr>
+      <w:r>
+        <w:rPr>
+          <w:rFonts w:ascii="Cascadia Code" w:eastAsia="Times New Roman" w:hAnsi="Cascadia Code" w:cs="Times New Roman"/>
+          <w:color w:val="6A9955"/>
+          <w:sz w:val="21"/>
+          <w:szCs w:val="21"/>
+          <w:lang w:eastAsia="ja-JP"/>
+        </w:rPr>
+        <w:t># пользователи, оформлявшие товары</w:t>
+      </w:r>
+    </w:p>
+    <w:p>
+      <w:pPr>
+        <w:shd w:val="clear" w:color="auto" w:fill="1F1F1F"/>
+        <w:spacing w:after="0" w:line="285" w:lineRule="atLeast"/>
+        <w:rPr>
+          <w:rFonts w:ascii="Cascadia Code" w:eastAsia="Times New Roman" w:hAnsi="Cascadia Code" w:cs="Times New Roman"/>
+          <w:color w:val="CCCCCC"/>
+          <w:sz w:val="21"/>
+          <w:szCs w:val="21"/>
+          <w:lang w:val="en-US" w:eastAsia="ja-JP"/>
+        </w:rPr>
+      </w:pPr>
+      <w:r>
+        <w:rPr>
+          <w:rFonts w:ascii="Cascadia Code" w:eastAsia="Times New Roman" w:hAnsi="Cascadia Code" w:cs="Times New Roman"/>
+          <w:color w:val="569CD6"/>
+          <w:sz w:val="21"/>
+          <w:szCs w:val="21"/>
+          <w:lang w:val="en-US" w:eastAsia="ja-JP"/>
+        </w:rPr>
+        <w:t>SELECT</w:t>
+      </w:r>
+      <w:r>
+        <w:rPr>
+          <w:rFonts w:ascii="Cascadia Code" w:eastAsia="Times New Roman" w:hAnsi="Cascadia Code" w:cs="Times New Roman"/>
+          <w:color w:val="CCCCCC"/>
+          <w:sz w:val="21"/>
+          <w:szCs w:val="21"/>
+          <w:lang w:val="en-US" w:eastAsia="ja-JP"/>
+        </w:rPr>
+        <w:t xml:space="preserve"> full_name, email</w:t>
+      </w:r>
+    </w:p>
+    <w:p>
+      <w:pPr>
+        <w:shd w:val="clear" w:color="auto" w:fill="1F1F1F"/>
+        <w:spacing w:after="0" w:line="285" w:lineRule="atLeast"/>
+        <w:rPr>
+          <w:rFonts w:ascii="Cascadia Code" w:eastAsia="Times New Roman" w:hAnsi="Cascadia Code" w:cs="Times New Roman"/>
+          <w:color w:val="CCCCCC"/>
+          <w:sz w:val="21"/>
+          <w:szCs w:val="21"/>
+          <w:lang w:val="en-US" w:eastAsia="ja-JP"/>
+        </w:rPr>
+      </w:pPr>
+      <w:r>
+        <w:rPr>
+          <w:rFonts w:ascii="Cascadia Code" w:eastAsia="Times New Roman" w:hAnsi="Cascadia Code" w:cs="Times New Roman"/>
+          <w:color w:val="569CD6"/>
+          <w:sz w:val="21"/>
+          <w:szCs w:val="21"/>
+          <w:lang w:val="en-US" w:eastAsia="ja-JP"/>
+        </w:rPr>
+        <w:t>FROM</w:t>
+      </w:r>
+      <w:r>
+        <w:rPr>
+          <w:rFonts w:ascii="Cascadia Code" w:eastAsia="Times New Roman" w:hAnsi="Cascadia Code" w:cs="Times New Roman"/>
+          <w:color w:val="CCCCCC"/>
+          <w:sz w:val="21"/>
+          <w:szCs w:val="21"/>
+          <w:lang w:val="en-US" w:eastAsia="ja-JP"/>
+        </w:rPr>
+        <w:t xml:space="preserve"> users</w:t>
+      </w:r>
+    </w:p>
+    <w:p>
+      <w:pPr>
+        <w:shd w:val="clear" w:color="auto" w:fill="1F1F1F"/>
+        <w:spacing w:after="0" w:line="285" w:lineRule="atLeast"/>
+        <w:rPr>
+          <w:rFonts w:ascii="Cascadia Code" w:eastAsia="Times New Roman" w:hAnsi="Cascadia Code" w:cs="Times New Roman"/>
+          <w:color w:val="CCCCCC"/>
+          <w:sz w:val="21"/>
+          <w:szCs w:val="21"/>
+          <w:lang w:val="en-US" w:eastAsia="ja-JP"/>
+        </w:rPr>
+      </w:pPr>
+      <w:proofErr w:type="gramStart"/>
+      <w:r>
+        <w:rPr>
+          <w:rFonts w:ascii="Cascadia Code" w:eastAsia="Times New Roman" w:hAnsi="Cascadia Code" w:cs="Times New Roman"/>
+          <w:color w:val="569CD6"/>
+          <w:sz w:val="21"/>
+          <w:szCs w:val="21"/>
+          <w:lang w:val="en-US" w:eastAsia="ja-JP"/>
+        </w:rPr>
+        <w:t>WHERE</w:t>
+      </w:r>
+      <w:proofErr w:type="gramEnd"/>
+    </w:p>
+    <w:p>
+      <w:pPr>
+        <w:shd w:val="clear" w:color="auto" w:fill="1F1F1F"/>
+        <w:spacing w:after="0" w:line="285" w:lineRule="atLeast"/>
+        <w:rPr>
+          <w:rFonts w:ascii="Cascadia Code" w:eastAsia="Times New Roman" w:hAnsi="Cascadia Code" w:cs="Times New Roman"/>
+          <w:color w:val="CCCCCC"/>
+          <w:sz w:val="21"/>
+          <w:szCs w:val="21"/>
+          <w:lang w:val="en-US" w:eastAsia="ja-JP"/>
+        </w:rPr>
+      </w:pPr>
+      <w:r>
+        <w:rPr>
+          <w:rFonts w:ascii="Cascadia Code" w:eastAsia="Times New Roman" w:hAnsi="Cascadia Code" w:cs="Times New Roman"/>
+          <w:color w:val="CCCCCC"/>
+          <w:sz w:val="21"/>
+          <w:szCs w:val="21"/>
+          <w:lang w:val="en-US" w:eastAsia="ja-JP"/>
+        </w:rPr>
+        <w:t xml:space="preserve">    </w:t>
+      </w:r>
+      <w:r>
+        <w:rPr>
+          <w:rFonts w:ascii="Cascadia Code" w:eastAsia="Times New Roman" w:hAnsi="Cascadia Code" w:cs="Times New Roman"/>
+          <w:color w:val="569CD6"/>
+          <w:sz w:val="21"/>
+          <w:szCs w:val="21"/>
+          <w:lang w:val="en-US" w:eastAsia="ja-JP"/>
+        </w:rPr>
+        <w:t>id</w:t>
+      </w:r>
+      <w:r>
+        <w:rPr>
+          <w:rFonts w:ascii="Cascadia Code" w:eastAsia="Times New Roman" w:hAnsi="Cascadia Code" w:cs="Times New Roman"/>
+          <w:color w:val="CCCCCC"/>
+          <w:sz w:val="21"/>
+          <w:szCs w:val="21"/>
+          <w:lang w:val="en-US" w:eastAsia="ja-JP"/>
+        </w:rPr>
+        <w:t xml:space="preserve"> </w:t>
+      </w:r>
+      <w:r>
+        <w:rPr>
+          <w:rFonts w:ascii="Cascadia Code" w:eastAsia="Times New Roman" w:hAnsi="Cascadia Code" w:cs="Times New Roman"/>
+          <w:color w:val="569CD6"/>
+          <w:sz w:val="21"/>
+          <w:szCs w:val="21"/>
+          <w:lang w:val="en-US" w:eastAsia="ja-JP"/>
+        </w:rPr>
+        <w:t>IN</w:t>
+      </w:r>
+      <w:r>
+        <w:rPr>
+          <w:rFonts w:ascii="Cascadia Code" w:eastAsia="Times New Roman" w:hAnsi="Cascadia Code" w:cs="Times New Roman"/>
+          <w:color w:val="CCCCCC"/>
+          <w:sz w:val="21"/>
+          <w:szCs w:val="21"/>
+          <w:lang w:val="en-US" w:eastAsia="ja-JP"/>
+        </w:rPr>
+        <w:t xml:space="preserve"> (</w:t>
+      </w:r>
+    </w:p>
+    <w:p>
+      <w:pPr>
+        <w:shd w:val="clear" w:color="auto" w:fill="1F1F1F"/>
+        <w:spacing w:after="0" w:line="285" w:lineRule="atLeast"/>
+        <w:rPr>
+          <w:rFonts w:ascii="Cascadia Code" w:eastAsia="Times New Roman" w:hAnsi="Cascadia Code" w:cs="Times New Roman"/>
+          <w:color w:val="CCCCCC"/>
+          <w:sz w:val="21"/>
+          <w:szCs w:val="21"/>
+          <w:lang w:val="en-US" w:eastAsia="ja-JP"/>
+        </w:rPr>
+      </w:pPr>
+      <w:r>
+        <w:rPr>
+          <w:rFonts w:ascii="Cascadia Code" w:eastAsia="Times New Roman" w:hAnsi="Cascadia Code" w:cs="Times New Roman"/>
+          <w:color w:val="CCCCCC"/>
+          <w:sz w:val="21"/>
+          <w:szCs w:val="21"/>
+          <w:lang w:val="en-US" w:eastAsia="ja-JP"/>
+        </w:rPr>
+        <w:t xml:space="preserve">        </w:t>
+      </w:r>
+      <w:r>
+        <w:rPr>
+          <w:rFonts w:ascii="Cascadia Code" w:eastAsia="Times New Roman" w:hAnsi="Cascadia Code" w:cs="Times New Roman"/>
+          <w:color w:val="569CD6"/>
+          <w:sz w:val="21"/>
+          <w:szCs w:val="21"/>
+          <w:lang w:val="en-US" w:eastAsia="ja-JP"/>
+        </w:rPr>
+        <w:t>SELECT</w:t>
+      </w:r>
+      <w:r>
+        <w:rPr>
+          <w:rFonts w:ascii="Cascadia Code" w:eastAsia="Times New Roman" w:hAnsi="Cascadia Code" w:cs="Times New Roman"/>
+          <w:color w:val="CCCCCC"/>
+          <w:sz w:val="21"/>
+          <w:szCs w:val="21"/>
+          <w:lang w:val="en-US" w:eastAsia="ja-JP"/>
+        </w:rPr>
+        <w:t xml:space="preserve"> </w:t>
+      </w:r>
+      <w:r>
+        <w:rPr>
+          <w:rFonts w:ascii="Cascadia Code" w:eastAsia="Times New Roman" w:hAnsi="Cascadia Code" w:cs="Times New Roman"/>
+          <w:color w:val="DCDCAA"/>
+          <w:sz w:val="21"/>
+          <w:szCs w:val="21"/>
+          <w:lang w:val="en-US" w:eastAsia="ja-JP"/>
+        </w:rPr>
+        <w:t>user_id</w:t>
+      </w:r>
+    </w:p>
+    <w:p>
+      <w:pPr>
+        <w:shd w:val="clear" w:color="auto" w:fill="1F1F1F"/>
+        <w:spacing w:after="0" w:line="285" w:lineRule="atLeast"/>
+        <w:rPr>
+          <w:rFonts w:ascii="Cascadia Code" w:eastAsia="Times New Roman" w:hAnsi="Cascadia Code" w:cs="Times New Roman"/>
+          <w:color w:val="CCCCCC"/>
+          <w:sz w:val="21"/>
+          <w:szCs w:val="21"/>
+          <w:lang w:eastAsia="ja-JP"/>
+        </w:rPr>
+      </w:pPr>
+      <w:r>
+        <w:rPr>
+          <w:rFonts w:ascii="Cascadia Code" w:eastAsia="Times New Roman" w:hAnsi="Cascadia Code" w:cs="Times New Roman"/>
+          <w:color w:val="CCCCCC"/>
+          <w:sz w:val="21"/>
+          <w:szCs w:val="21"/>
+          <w:lang w:val="en-US" w:eastAsia="ja-JP"/>
+        </w:rPr>
+        <w:t xml:space="preserve">        </w:t>
+      </w:r>
+      <w:r>
+        <w:rPr>
+          <w:rFonts w:ascii="Cascadia Code" w:eastAsia="Times New Roman" w:hAnsi="Cascadia Code" w:cs="Times New Roman"/>
+          <w:color w:val="569CD6"/>
+          <w:sz w:val="21"/>
+          <w:szCs w:val="21"/>
+          <w:lang w:eastAsia="ja-JP"/>
+        </w:rPr>
+        <w:t>FROM</w:t>
+      </w:r>
+      <w:r>
+        <w:rPr>
+          <w:rFonts w:ascii="Cascadia Code" w:eastAsia="Times New Roman" w:hAnsi="Cascadia Code" w:cs="Times New Roman"/>
+          <w:color w:val="CCCCCC"/>
+          <w:sz w:val="21"/>
+          <w:szCs w:val="21"/>
+          <w:lang w:eastAsia="ja-JP"/>
+        </w:rPr>
+        <w:t xml:space="preserve"> orders</w:t>
+      </w:r>
+    </w:p>
+    <w:p>
+      <w:pPr>
+        <w:shd w:val="clear" w:color="auto" w:fill="1F1F1F"/>
+        <w:spacing w:after="0" w:line="285" w:lineRule="atLeast"/>
+        <w:rPr>
+          <w:rFonts w:ascii="Cascadia Code" w:eastAsia="Times New Roman" w:hAnsi="Cascadia Code" w:cs="Times New Roman"/>
+          <w:color w:val="CCCCCC"/>
+          <w:sz w:val="21"/>
+          <w:szCs w:val="21"/>
+          <w:lang w:eastAsia="ja-JP"/>
+        </w:rPr>
+      </w:pPr>
+      <w:r>
+        <w:rPr>
+          <w:rFonts w:ascii="Cascadia Code" w:eastAsia="Times New Roman" w:hAnsi="Cascadia Code" w:cs="Times New Roman"/>
+          <w:color w:val="CCCCCC"/>
+          <w:sz w:val="21"/>
+          <w:szCs w:val="21"/>
+          <w:lang w:eastAsia="ja-JP"/>
+        </w:rPr>
+        <w:t>    );</w:t>
+      </w:r>
+    </w:p>
+    <w:p>
+      <w:pPr>
+        <w:shd w:val="clear" w:color="auto" w:fill="1F1F1F"/>
+        <w:spacing w:after="0" w:line="285" w:lineRule="atLeast"/>
+        <w:rPr>
+          <w:rFonts w:ascii="Cascadia Code" w:eastAsia="Times New Roman" w:hAnsi="Cascadia Code" w:cs="Times New Roman"/>
+          <w:color w:val="CCCCCC"/>
+          <w:sz w:val="21"/>
+          <w:szCs w:val="21"/>
+          <w:lang w:eastAsia="ja-JP"/>
+        </w:rPr>
+      </w:pPr>
+    </w:p>
+    <w:p>
+      <w:pPr>
+        <w:shd w:val="clear" w:color="auto" w:fill="1F1F1F"/>
+        <w:spacing w:after="0" w:line="285" w:lineRule="atLeast"/>
+        <w:rPr>
+          <w:rFonts w:ascii="Cascadia Code" w:eastAsia="Times New Roman" w:hAnsi="Cascadia Code" w:cs="Times New Roman"/>
+          <w:color w:val="CCCCCC"/>
+          <w:sz w:val="21"/>
+          <w:szCs w:val="21"/>
+          <w:lang w:eastAsia="ja-JP"/>
+        </w:rPr>
+      </w:pPr>
+      <w:r>
+        <w:rPr>
+          <w:rFonts w:ascii="Cascadia Code" w:eastAsia="Times New Roman" w:hAnsi="Cascadia Code" w:cs="Times New Roman"/>
+          <w:color w:val="6A9955"/>
+          <w:sz w:val="21"/>
+          <w:szCs w:val="21"/>
+          <w:lang w:eastAsia="ja-JP"/>
+        </w:rPr>
+        <w:t># пользователи, у которых есть корзина с товарами</w:t>
+      </w:r>
+    </w:p>
+    <w:p>
+      <w:pPr>
+        <w:shd w:val="clear" w:color="auto" w:fill="1F1F1F"/>
+        <w:spacing w:after="0" w:line="285" w:lineRule="atLeast"/>
+        <w:rPr>
+          <w:rFonts w:ascii="Cascadia Code" w:eastAsia="Times New Roman" w:hAnsi="Cascadia Code" w:cs="Times New Roman"/>
+          <w:color w:val="CCCCCC"/>
+          <w:sz w:val="21"/>
+          <w:szCs w:val="21"/>
+          <w:lang w:val="en-US" w:eastAsia="ja-JP"/>
+        </w:rPr>
+      </w:pPr>
+      <w:r>
+        <w:rPr>
+          <w:rFonts w:ascii="Cascadia Code" w:eastAsia="Times New Roman" w:hAnsi="Cascadia Code" w:cs="Times New Roman"/>
+          <w:color w:val="569CD6"/>
+          <w:sz w:val="21"/>
+          <w:szCs w:val="21"/>
+          <w:lang w:val="en-US" w:eastAsia="ja-JP"/>
+        </w:rPr>
+        <w:t>SELECT</w:t>
+      </w:r>
+      <w:r>
+        <w:rPr>
+          <w:rFonts w:ascii="Cascadia Code" w:eastAsia="Times New Roman" w:hAnsi="Cascadia Code" w:cs="Times New Roman"/>
+          <w:color w:val="CCCCCC"/>
+          <w:sz w:val="21"/>
+          <w:szCs w:val="21"/>
+          <w:lang w:val="en-US" w:eastAsia="ja-JP"/>
+        </w:rPr>
+        <w:t xml:space="preserve"> users.full_name, users.email</w:t>
+      </w:r>
+    </w:p>
+    <w:p>
+      <w:pPr>
+        <w:shd w:val="clear" w:color="auto" w:fill="1F1F1F"/>
+        <w:spacing w:after="0" w:line="285" w:lineRule="atLeast"/>
+        <w:rPr>
+          <w:rFonts w:ascii="Cascadia Code" w:eastAsia="Times New Roman" w:hAnsi="Cascadia Code" w:cs="Times New Roman"/>
+          <w:color w:val="CCCCCC"/>
+          <w:sz w:val="21"/>
+          <w:szCs w:val="21"/>
+          <w:lang w:val="en-US" w:eastAsia="ja-JP"/>
+        </w:rPr>
+      </w:pPr>
+      <w:r>
+        <w:rPr>
+          <w:rFonts w:ascii="Cascadia Code" w:eastAsia="Times New Roman" w:hAnsi="Cascadia Code" w:cs="Times New Roman"/>
+          <w:color w:val="569CD6"/>
+          <w:sz w:val="21"/>
+          <w:szCs w:val="21"/>
+          <w:lang w:val="en-US" w:eastAsia="ja-JP"/>
+        </w:rPr>
+        <w:t>FROM</w:t>
+      </w:r>
+      <w:r>
+        <w:rPr>
+          <w:rFonts w:ascii="Cascadia Code" w:eastAsia="Times New Roman" w:hAnsi="Cascadia Code" w:cs="Times New Roman"/>
+          <w:color w:val="CCCCCC"/>
+          <w:sz w:val="21"/>
+          <w:szCs w:val="21"/>
+          <w:lang w:val="en-US" w:eastAsia="ja-JP"/>
+        </w:rPr>
+        <w:t xml:space="preserve"> users</w:t>
+      </w:r>
+    </w:p>
+    <w:p>
+      <w:pPr>
+        <w:shd w:val="clear" w:color="auto" w:fill="1F1F1F"/>
+        <w:spacing w:after="0" w:line="285" w:lineRule="atLeast"/>
+        <w:rPr>
+          <w:rFonts w:ascii="Cascadia Code" w:eastAsia="Times New Roman" w:hAnsi="Cascadia Code" w:cs="Times New Roman"/>
+          <w:color w:val="CCCCCC"/>
+          <w:sz w:val="21"/>
+          <w:szCs w:val="21"/>
+          <w:lang w:val="en-US" w:eastAsia="ja-JP"/>
+        </w:rPr>
+      </w:pPr>
+      <w:proofErr w:type="gramStart"/>
+      <w:r>
+        <w:rPr>
+          <w:rFonts w:ascii="Cascadia Code" w:eastAsia="Times New Roman" w:hAnsi="Cascadia Code" w:cs="Times New Roman"/>
+          <w:color w:val="569CD6"/>
+          <w:sz w:val="21"/>
+          <w:szCs w:val="21"/>
+          <w:lang w:val="en-US" w:eastAsia="ja-JP"/>
+        </w:rPr>
+        <w:t>WHERE</w:t>
+      </w:r>
+      <w:proofErr w:type="gramEnd"/>
+    </w:p>
+    <w:p>
+      <w:pPr>
+        <w:shd w:val="clear" w:color="auto" w:fill="1F1F1F"/>
+        <w:spacing w:after="0" w:line="285" w:lineRule="atLeast"/>
+        <w:rPr>
+          <w:rFonts w:ascii="Cascadia Code" w:eastAsia="Times New Roman" w:hAnsi="Cascadia Code" w:cs="Times New Roman"/>
+          <w:color w:val="CCCCCC"/>
+          <w:sz w:val="21"/>
+          <w:szCs w:val="21"/>
+          <w:lang w:val="en-US" w:eastAsia="ja-JP"/>
+        </w:rPr>
+      </w:pPr>
+      <w:r>
+        <w:rPr>
+          <w:rFonts w:ascii="Cascadia Code" w:eastAsia="Times New Roman" w:hAnsi="Cascadia Code" w:cs="Times New Roman"/>
+          <w:color w:val="CCCCCC"/>
+          <w:sz w:val="21"/>
+          <w:szCs w:val="21"/>
+          <w:lang w:val="en-US" w:eastAsia="ja-JP"/>
+        </w:rPr>
+        <w:t xml:space="preserve">    </w:t>
+      </w:r>
+      <w:r>
+        <w:rPr>
+          <w:rFonts w:ascii="Cascadia Code" w:eastAsia="Times New Roman" w:hAnsi="Cascadia Code" w:cs="Times New Roman"/>
+          <w:color w:val="569CD6"/>
+          <w:sz w:val="21"/>
+          <w:szCs w:val="21"/>
+          <w:lang w:val="en-US" w:eastAsia="ja-JP"/>
+        </w:rPr>
+        <w:t>EXISTS</w:t>
+      </w:r>
+      <w:r>
+        <w:rPr>
+          <w:rFonts w:ascii="Cascadia Code" w:eastAsia="Times New Roman" w:hAnsi="Cascadia Code" w:cs="Times New Roman"/>
+          <w:color w:val="CCCCCC"/>
+          <w:sz w:val="21"/>
+          <w:szCs w:val="21"/>
+          <w:lang w:val="en-US" w:eastAsia="ja-JP"/>
+        </w:rPr>
+        <w:t xml:space="preserve"> (</w:t>
+      </w:r>
+    </w:p>
+    <w:p>
+      <w:pPr>
+        <w:shd w:val="clear" w:color="auto" w:fill="1F1F1F"/>
+        <w:spacing w:after="0" w:line="285" w:lineRule="atLeast"/>
+        <w:rPr>
+          <w:rFonts w:ascii="Cascadia Code" w:eastAsia="Times New Roman" w:hAnsi="Cascadia Code" w:cs="Times New Roman"/>
+          <w:color w:val="CCCCCC"/>
+          <w:sz w:val="21"/>
+          <w:szCs w:val="21"/>
+          <w:lang w:val="en-US" w:eastAsia="ja-JP"/>
+        </w:rPr>
+      </w:pPr>
+      <w:r>
+        <w:rPr>
+          <w:rFonts w:ascii="Cascadia Code" w:eastAsia="Times New Roman" w:hAnsi="Cascadia Code" w:cs="Times New Roman"/>
+          <w:color w:val="CCCCCC"/>
+          <w:sz w:val="21"/>
+          <w:szCs w:val="21"/>
+          <w:lang w:val="en-US" w:eastAsia="ja-JP"/>
+        </w:rPr>
+        <w:t xml:space="preserve">        </w:t>
+      </w:r>
+      <w:r>
+        <w:rPr>
+          <w:rFonts w:ascii="Cascadia Code" w:eastAsia="Times New Roman" w:hAnsi="Cascadia Code" w:cs="Times New Roman"/>
+          <w:color w:val="569CD6"/>
+          <w:sz w:val="21"/>
+          <w:szCs w:val="21"/>
+          <w:lang w:val="en-US" w:eastAsia="ja-JP"/>
+        </w:rPr>
+        <w:t>SELECT</w:t>
+      </w:r>
+      <w:r>
+        <w:rPr>
+          <w:rFonts w:ascii="Cascadia Code" w:eastAsia="Times New Roman" w:hAnsi="Cascadia Code" w:cs="Times New Roman"/>
+          <w:color w:val="CCCCCC"/>
+          <w:sz w:val="21"/>
+          <w:szCs w:val="21"/>
+          <w:lang w:val="en-US" w:eastAsia="ja-JP"/>
+        </w:rPr>
+        <w:t xml:space="preserve"> </w:t>
+      </w:r>
+      <w:r>
+        <w:rPr>
+          <w:rFonts w:ascii="Cascadia Code" w:eastAsia="Times New Roman" w:hAnsi="Cascadia Code" w:cs="Times New Roman"/>
+          <w:color w:val="B5CEA8"/>
+          <w:sz w:val="21"/>
+          <w:szCs w:val="21"/>
+          <w:lang w:val="en-US" w:eastAsia="ja-JP"/>
+        </w:rPr>
+        <w:t>1</w:t>
+      </w:r>
+    </w:p>
+    <w:p>
+      <w:pPr>
+        <w:shd w:val="clear" w:color="auto" w:fill="1F1F1F"/>
+        <w:spacing w:after="0" w:line="285" w:lineRule="atLeast"/>
+        <w:rPr>
+          <w:rFonts w:ascii="Cascadia Code" w:eastAsia="Times New Roman" w:hAnsi="Cascadia Code" w:cs="Times New Roman"/>
+          <w:color w:val="CCCCCC"/>
+          <w:sz w:val="21"/>
+          <w:szCs w:val="21"/>
+          <w:lang w:val="en-US" w:eastAsia="ja-JP"/>
+        </w:rPr>
+      </w:pPr>
+      <w:r>
+        <w:rPr>
+          <w:rFonts w:ascii="Cascadia Code" w:eastAsia="Times New Roman" w:hAnsi="Cascadia Code" w:cs="Times New Roman"/>
+          <w:color w:val="CCCCCC"/>
+          <w:sz w:val="21"/>
+          <w:szCs w:val="21"/>
+          <w:lang w:val="en-US" w:eastAsia="ja-JP"/>
+        </w:rPr>
+        <w:t xml:space="preserve">        </w:t>
+      </w:r>
+      <w:r>
+        <w:rPr>
+          <w:rFonts w:ascii="Cascadia Code" w:eastAsia="Times New Roman" w:hAnsi="Cascadia Code" w:cs="Times New Roman"/>
+          <w:color w:val="569CD6"/>
+          <w:sz w:val="21"/>
+          <w:szCs w:val="21"/>
+          <w:lang w:val="en-US" w:eastAsia="ja-JP"/>
+        </w:rPr>
+        <w:t>FROM</w:t>
+      </w:r>
+      <w:r>
+        <w:rPr>
+          <w:rFonts w:ascii="Cascadia Code" w:eastAsia="Times New Roman" w:hAnsi="Cascadia Code" w:cs="Times New Roman"/>
+          <w:color w:val="CCCCCC"/>
+          <w:sz w:val="21"/>
+          <w:szCs w:val="21"/>
+          <w:lang w:val="en-US" w:eastAsia="ja-JP"/>
+        </w:rPr>
+        <w:t xml:space="preserve"> carts</w:t>
+      </w:r>
+    </w:p>
+    <w:p>
+      <w:pPr>
+        <w:shd w:val="clear" w:color="auto" w:fill="1F1F1F"/>
+        <w:spacing w:after="0" w:line="285" w:lineRule="atLeast"/>
+        <w:rPr>
+          <w:rFonts w:ascii="Cascadia Code" w:eastAsia="Times New Roman" w:hAnsi="Cascadia Code" w:cs="Times New Roman"/>
+          <w:color w:val="CCCCCC"/>
+          <w:sz w:val="21"/>
+          <w:szCs w:val="21"/>
+          <w:lang w:val="en-US" w:eastAsia="ja-JP"/>
+        </w:rPr>
+      </w:pPr>
+      <w:r>
+        <w:rPr>
+          <w:rFonts w:ascii="Cascadia Code" w:eastAsia="Times New Roman" w:hAnsi="Cascadia Code" w:cs="Times New Roman"/>
+          <w:color w:val="CCCCCC"/>
+          <w:sz w:val="21"/>
+          <w:szCs w:val="21"/>
+          <w:lang w:val="en-US" w:eastAsia="ja-JP"/>
+        </w:rPr>
+        <w:t xml:space="preserve">            </w:t>
+      </w:r>
+      <w:r>
+        <w:rPr>
+          <w:rFonts w:ascii="Cascadia Code" w:eastAsia="Times New Roman" w:hAnsi="Cascadia Code" w:cs="Times New Roman"/>
+          <w:color w:val="569CD6"/>
+          <w:sz w:val="21"/>
+          <w:szCs w:val="21"/>
+          <w:lang w:val="en-US" w:eastAsia="ja-JP"/>
+        </w:rPr>
+        <w:t>JOIN</w:t>
+      </w:r>
+      <w:r>
+        <w:rPr>
+          <w:rFonts w:ascii="Cascadia Code" w:eastAsia="Times New Roman" w:hAnsi="Cascadia Code" w:cs="Times New Roman"/>
+          <w:color w:val="CCCCCC"/>
+          <w:sz w:val="21"/>
+          <w:szCs w:val="21"/>
+          <w:lang w:val="en-US" w:eastAsia="ja-JP"/>
+        </w:rPr>
+        <w:t xml:space="preserve"> cart_items </w:t>
+      </w:r>
+      <w:r>
+        <w:rPr>
+          <w:rFonts w:ascii="Cascadia Code" w:eastAsia="Times New Roman" w:hAnsi="Cascadia Code" w:cs="Times New Roman"/>
+          <w:color w:val="569CD6"/>
+          <w:sz w:val="21"/>
+          <w:szCs w:val="21"/>
+          <w:lang w:val="en-US" w:eastAsia="ja-JP"/>
+        </w:rPr>
+        <w:t>ON</w:t>
+      </w:r>
+      <w:r>
+        <w:rPr>
+          <w:rFonts w:ascii="Cascadia Code" w:eastAsia="Times New Roman" w:hAnsi="Cascadia Code" w:cs="Times New Roman"/>
+          <w:color w:val="CCCCCC"/>
+          <w:sz w:val="21"/>
+          <w:szCs w:val="21"/>
+          <w:lang w:val="en-US" w:eastAsia="ja-JP"/>
+        </w:rPr>
+        <w:t xml:space="preserve"> carts.id </w:t>
+      </w:r>
+      <w:r>
+        <w:rPr>
+          <w:rFonts w:ascii="Cascadia Code" w:eastAsia="Times New Roman" w:hAnsi="Cascadia Code" w:cs="Times New Roman"/>
+          <w:color w:val="D4D4D4"/>
+          <w:sz w:val="21"/>
+          <w:szCs w:val="21"/>
+          <w:lang w:val="en-US" w:eastAsia="ja-JP"/>
+        </w:rPr>
+        <w:t>=</w:t>
+      </w:r>
+      <w:r>
+        <w:rPr>
+          <w:rFonts w:ascii="Cascadia Code" w:eastAsia="Times New Roman" w:hAnsi="Cascadia Code" w:cs="Times New Roman"/>
+          <w:color w:val="CCCCCC"/>
+          <w:sz w:val="21"/>
+          <w:szCs w:val="21"/>
+          <w:lang w:val="en-US" w:eastAsia="ja-JP"/>
+        </w:rPr>
+        <w:t xml:space="preserve"> cart_items.cart_id</w:t>
+      </w:r>
+    </w:p>
+    <w:p>
+      <w:pPr>
+        <w:shd w:val="clear" w:color="auto" w:fill="1F1F1F"/>
+        <w:spacing w:after="0" w:line="285" w:lineRule="atLeast"/>
+        <w:rPr>
+          <w:rFonts w:ascii="Cascadia Code" w:eastAsia="Times New Roman" w:hAnsi="Cascadia Code" w:cs="Times New Roman"/>
+          <w:color w:val="CCCCCC"/>
+          <w:sz w:val="21"/>
+          <w:szCs w:val="21"/>
+          <w:lang w:val="en-US" w:eastAsia="ja-JP"/>
+        </w:rPr>
+      </w:pPr>
+      <w:r>
+        <w:rPr>
+          <w:rFonts w:ascii="Cascadia Code" w:eastAsia="Times New Roman" w:hAnsi="Cascadia Code" w:cs="Times New Roman"/>
+          <w:color w:val="CCCCCC"/>
+          <w:sz w:val="21"/>
+          <w:szCs w:val="21"/>
+          <w:lang w:val="en-US" w:eastAsia="ja-JP"/>
+        </w:rPr>
+        <w:t xml:space="preserve">        </w:t>
+      </w:r>
+      <w:proofErr w:type="gramStart"/>
+      <w:r>
+        <w:rPr>
+          <w:rFonts w:ascii="Cascadia Code" w:eastAsia="Times New Roman" w:hAnsi="Cascadia Code" w:cs="Times New Roman"/>
+          <w:color w:val="569CD6"/>
+          <w:sz w:val="21"/>
+          <w:szCs w:val="21"/>
+          <w:lang w:val="en-US" w:eastAsia="ja-JP"/>
+        </w:rPr>
+        <w:t>WHERE</w:t>
+      </w:r>
+      <w:proofErr w:type="gramEnd"/>
+    </w:p>
+    <w:p>
+      <w:pPr>
+        <w:shd w:val="clear" w:color="auto" w:fill="1F1F1F"/>
+        <w:spacing w:after="0" w:line="285" w:lineRule="atLeast"/>
+        <w:rPr>
+          <w:rFonts w:ascii="Cascadia Code" w:eastAsia="Times New Roman" w:hAnsi="Cascadia Code" w:cs="Times New Roman"/>
+          <w:color w:val="CCCCCC"/>
+          <w:sz w:val="21"/>
+          <w:szCs w:val="21"/>
+          <w:lang w:val="en-US" w:eastAsia="ja-JP"/>
+        </w:rPr>
+      </w:pPr>
+      <w:r>
+        <w:rPr>
+          <w:rFonts w:ascii="Cascadia Code" w:eastAsia="Times New Roman" w:hAnsi="Cascadia Code" w:cs="Times New Roman"/>
+          <w:color w:val="CCCCCC"/>
+          <w:sz w:val="21"/>
+          <w:szCs w:val="21"/>
+          <w:lang w:val="en-US" w:eastAsia="ja-JP"/>
+        </w:rPr>
+        <w:t xml:space="preserve">            carts.user_id </w:t>
+      </w:r>
+      <w:r>
+        <w:rPr>
+          <w:rFonts w:ascii="Cascadia Code" w:eastAsia="Times New Roman" w:hAnsi="Cascadia Code" w:cs="Times New Roman"/>
+          <w:color w:val="D4D4D4"/>
+          <w:sz w:val="21"/>
+          <w:szCs w:val="21"/>
+          <w:lang w:val="en-US" w:eastAsia="ja-JP"/>
+        </w:rPr>
+        <w:t>=</w:t>
+      </w:r>
+      <w:r>
+        <w:rPr>
+          <w:rFonts w:ascii="Cascadia Code" w:eastAsia="Times New Roman" w:hAnsi="Cascadia Code" w:cs="Times New Roman"/>
+          <w:color w:val="CCCCCC"/>
+          <w:sz w:val="21"/>
+          <w:szCs w:val="21"/>
+          <w:lang w:val="en-US" w:eastAsia="ja-JP"/>
+        </w:rPr>
+        <w:t xml:space="preserve"> users.id</w:t>
+      </w:r>
+    </w:p>
+    <w:p>
+      <w:pPr>
+        <w:shd w:val="clear" w:color="auto" w:fill="1F1F1F"/>
+        <w:spacing w:after="0" w:line="285" w:lineRule="atLeast"/>
+        <w:rPr>
+          <w:rFonts w:ascii="Cascadia Code" w:eastAsia="Times New Roman" w:hAnsi="Cascadia Code" w:cs="Times New Roman"/>
+          <w:color w:val="CCCCCC"/>
+          <w:sz w:val="21"/>
+          <w:szCs w:val="21"/>
+          <w:lang w:eastAsia="ja-JP"/>
+        </w:rPr>
+      </w:pPr>
+      <w:r>
+        <w:rPr>
+          <w:rFonts w:ascii="Cascadia Code" w:eastAsia="Times New Roman" w:hAnsi="Cascadia Code" w:cs="Times New Roman"/>
+          <w:color w:val="CCCCCC"/>
+          <w:sz w:val="21"/>
+          <w:szCs w:val="21"/>
+          <w:lang w:val="en-US" w:eastAsia="ja-JP"/>
+        </w:rPr>
+        <w:t xml:space="preserve">    </w:t>
+      </w:r>
+      <w:r>
+        <w:rPr>
+          <w:rFonts w:ascii="Cascadia Code" w:eastAsia="Times New Roman" w:hAnsi="Cascadia Code" w:cs="Times New Roman"/>
+          <w:color w:val="CCCCCC"/>
+          <w:sz w:val="21"/>
+          <w:szCs w:val="21"/>
+          <w:lang w:eastAsia="ja-JP"/>
+        </w:rPr>
+        <w:t>);</w:t>
+      </w:r>
+    </w:p>
+    <w:p>
+      <w:pPr>
         <w:spacing w:line="360" w:lineRule="auto"/>
         <w:jc w:val="center"/>
+      </w:pPr>
+    </w:p>
+    <w:p>
+      <w:pPr>
+        <w:spacing w:line="360" w:lineRule="auto"/>
+        <w:jc w:val="center"/>
+      </w:pPr>
+      <w:r>
+        <w:rPr>
+          <w:noProof/>
+        </w:rPr>
+        <w:lastRenderedPageBreak/>
+        <w:drawing>
+          <wp:inline distT="0" distB="0" distL="0" distR="0" wp14:anchorId="0A0E2A5F" wp14:editId="5C7C2AB8">
+            <wp:extent cx="2266950" cy="2505075"/>
+            <wp:effectExtent l="0" t="0" r="0" b="9525"/>
+            <wp:docPr id="2" name="Рисунок 2"/>
+            <wp:cNvGraphicFramePr>
+              <a:graphicFrameLocks xmlns:a="http://schemas.openxmlformats.org/drawingml/2006/main" noChangeAspect="1"/>
+            </wp:cNvGraphicFramePr>
+            <a:graphic xmlns:a="http://schemas.openxmlformats.org/drawingml/2006/main">
+              <a:graphicData uri="http://schemas.openxmlformats.org/drawingml/2006/picture">
+                <pic:pic xmlns:pic="http://schemas.openxmlformats.org/drawingml/2006/picture">
+                  <pic:nvPicPr>
+                    <pic:cNvPr id="1" name=""/>
+                    <pic:cNvPicPr/>
+                  </pic:nvPicPr>
+                  <pic:blipFill>
+                    <a:blip r:embed="rId12"/>
+                    <a:stretch>
+                      <a:fillRect/>
+                    </a:stretch>
+                  </pic:blipFill>
+                  <pic:spPr>
+                    <a:xfrm>
+                      <a:off x="0" y="0"/>
+                      <a:ext cx="2266950" cy="2505075"/>
+                    </a:xfrm>
+                    <a:prstGeom prst="rect">
+                      <a:avLst/>
+                    </a:prstGeom>
+                  </pic:spPr>
+                </pic:pic>
+              </a:graphicData>
+            </a:graphic>
+          </wp:inline>
+        </w:drawing>
+      </w:r>
+    </w:p>
+    <w:p>
+      <w:pPr>
+        <w:spacing w:line="360" w:lineRule="auto"/>
+        <w:jc w:val="center"/>
+        <w:rPr>
+          <w:lang w:eastAsia="ja-JP"/>
+        </w:rPr>
+      </w:pPr>
+      <w:r>
+        <w:t xml:space="preserve">Рисунок 5  – </w:t>
+      </w:r>
+      <w:r>
+        <w:rPr>
+          <w:lang w:eastAsia="ja-JP"/>
+        </w:rPr>
+        <w:t>Задание 5</w:t>
+      </w:r>
+      <w:r>
+        <w:rPr>
+          <w:lang w:eastAsia="ja-JP"/>
+        </w:rPr>
+        <w:t>, первый запрос</w:t>
+      </w:r>
+    </w:p>
+    <w:p>
+      <w:pPr>
+        <w:spacing w:line="360" w:lineRule="auto"/>
+        <w:jc w:val="center"/>
+      </w:pPr>
+      <w:r>
+        <w:rPr>
+          <w:noProof/>
+        </w:rPr>
+        <w:drawing>
+          <wp:inline distT="0" distB="0" distL="0" distR="0" wp14:anchorId="6EE022D8" wp14:editId="27A59E26">
+            <wp:extent cx="2962275" cy="3048000"/>
+            <wp:effectExtent l="0" t="0" r="9525" b="0"/>
+            <wp:docPr id="4" name="Рисунок 4"/>
+            <wp:cNvGraphicFramePr>
+              <a:graphicFrameLocks xmlns:a="http://schemas.openxmlformats.org/drawingml/2006/main" noChangeAspect="1"/>
+            </wp:cNvGraphicFramePr>
+            <a:graphic xmlns:a="http://schemas.openxmlformats.org/drawingml/2006/main">
+              <a:graphicData uri="http://schemas.openxmlformats.org/drawingml/2006/picture">
+                <pic:pic xmlns:pic="http://schemas.openxmlformats.org/drawingml/2006/picture">
+                  <pic:nvPicPr>
+                    <pic:cNvPr id="1" name=""/>
+                    <pic:cNvPicPr/>
+                  </pic:nvPicPr>
+                  <pic:blipFill>
+                    <a:blip r:embed="rId13"/>
+                    <a:stretch>
+                      <a:fillRect/>
+                    </a:stretch>
+                  </pic:blipFill>
+                  <pic:spPr>
+                    <a:xfrm>
+                      <a:off x="0" y="0"/>
+                      <a:ext cx="2962275" cy="3048000"/>
+                    </a:xfrm>
+                    <a:prstGeom prst="rect">
+                      <a:avLst/>
+                    </a:prstGeom>
+                  </pic:spPr>
+                </pic:pic>
+              </a:graphicData>
+            </a:graphic>
+          </wp:inline>
+        </w:drawing>
+      </w:r>
+    </w:p>
+    <w:p>
+      <w:pPr>
+        <w:spacing w:line="360" w:lineRule="auto"/>
+        <w:jc w:val="center"/>
         <w:rPr>
           <w:lang w:eastAsia="ja-JP"/>
         </w:rPr>
@@ -3742,22 +4371,94 @@
         <w:t xml:space="preserve">Рисунок </w:t>
       </w:r>
       <w:r>
-        <w:t>5</w:t>
-      </w:r>
-      <w:r>
-        <w:t xml:space="preserve">  – </w:t>
-      </w:r>
-      <w:r>
-        <w:rPr>
-          <w:lang w:eastAsia="ja-JP"/>
-        </w:rPr>
-        <w:t xml:space="preserve">Задание </w:t>
-      </w:r>
-      <w:r>
-        <w:rPr>
-          <w:lang w:eastAsia="ja-JP"/>
-        </w:rPr>
-        <w:t>5</w:t>
+        <w:t xml:space="preserve">6 </w:t>
+      </w:r>
+      <w:r>
+        <w:t xml:space="preserve"> – </w:t>
+      </w:r>
+      <w:r>
+        <w:rPr>
+          <w:lang w:eastAsia="ja-JP"/>
+        </w:rPr>
+        <w:t xml:space="preserve">Задание 5, </w:t>
+      </w:r>
+      <w:r>
+        <w:rPr>
+          <w:lang w:eastAsia="ja-JP"/>
+        </w:rPr>
+        <w:t>второй</w:t>
+      </w:r>
+      <w:r>
+        <w:rPr>
+          <w:lang w:eastAsia="ja-JP"/>
+        </w:rPr>
+        <w:t xml:space="preserve"> запрос</w:t>
+      </w:r>
+    </w:p>
+    <w:p>
+      <w:pPr>
+        <w:spacing w:line="360" w:lineRule="auto"/>
+        <w:jc w:val="center"/>
+        <w:rPr>
+          <w:lang w:eastAsia="ja-JP"/>
+        </w:rPr>
+      </w:pPr>
+      <w:r>
+        <w:rPr>
+          <w:noProof/>
+        </w:rPr>
+        <w:lastRenderedPageBreak/>
+        <w:drawing>
+          <wp:inline distT="0" distB="0" distL="0" distR="0" wp14:anchorId="1ABD0E59" wp14:editId="61DC24FA">
+            <wp:extent cx="3362325" cy="3362325"/>
+            <wp:effectExtent l="0" t="0" r="9525" b="9525"/>
+            <wp:docPr id="5" name="Рисунок 5"/>
+            <wp:cNvGraphicFramePr>
+              <a:graphicFrameLocks xmlns:a="http://schemas.openxmlformats.org/drawingml/2006/main" noChangeAspect="1"/>
+            </wp:cNvGraphicFramePr>
+            <a:graphic xmlns:a="http://schemas.openxmlformats.org/drawingml/2006/main">
+              <a:graphicData uri="http://schemas.openxmlformats.org/drawingml/2006/picture">
+                <pic:pic xmlns:pic="http://schemas.openxmlformats.org/drawingml/2006/picture">
+                  <pic:nvPicPr>
+                    <pic:cNvPr id="1" name=""/>
+                    <pic:cNvPicPr/>
+                  </pic:nvPicPr>
+                  <pic:blipFill>
+                    <a:blip r:embed="rId14"/>
+                    <a:stretch>
+                      <a:fillRect/>
+                    </a:stretch>
+                  </pic:blipFill>
+                  <pic:spPr>
+                    <a:xfrm>
+                      <a:off x="0" y="0"/>
+                      <a:ext cx="3362325" cy="3362325"/>
+                    </a:xfrm>
+                    <a:prstGeom prst="rect">
+                      <a:avLst/>
+                    </a:prstGeom>
+                  </pic:spPr>
+                </pic:pic>
+              </a:graphicData>
+            </a:graphic>
+          </wp:inline>
+        </w:drawing>
+      </w:r>
+    </w:p>
+    <w:p>
+      <w:pPr>
+        <w:spacing w:line="360" w:lineRule="auto"/>
+        <w:jc w:val="center"/>
+        <w:rPr>
+          <w:rFonts w:hint="eastAsia"/>
+          <w:lang w:eastAsia="ja-JP"/>
+        </w:rPr>
+      </w:pPr>
+      <w:r>
+        <w:rPr>
+          <w:lang w:eastAsia="ja-JP"/>
+        </w:rPr>
+        <w:t>Рисунок 7 – Задание 5, третий запрос</w:t>
       </w:r>
     </w:p>
     <w:p>
@@ -3768,10 +4469,7 @@
       </w:pPr>
       <w:bookmarkStart w:id="7" w:name="_Toc243516095"/>
       <w:r>
-        <w:t>Задание №</w:t>
-      </w:r>
-      <w:r>
-        <w:t>6</w:t>
+        <w:t>Задание №6</w:t>
       </w:r>
       <w:bookmarkEnd w:id="7"/>
     </w:p>
@@ -3786,9 +4484,1470 @@
     </w:p>
     <w:p>
       <w:pPr>
+        <w:shd w:val="clear" w:color="auto" w:fill="1F1F1F"/>
+        <w:spacing w:after="0" w:line="285" w:lineRule="atLeast"/>
+        <w:rPr>
+          <w:rFonts w:ascii="Cascadia Code" w:eastAsia="Times New Roman" w:hAnsi="Cascadia Code" w:cs="Times New Roman"/>
+          <w:color w:val="CCCCCC"/>
+          <w:sz w:val="21"/>
+          <w:szCs w:val="21"/>
+          <w:lang w:val="en-US" w:eastAsia="ja-JP"/>
+        </w:rPr>
+      </w:pPr>
+      <w:r>
+        <w:rPr>
+          <w:rFonts w:ascii="Cascadia Code" w:eastAsia="Times New Roman" w:hAnsi="Cascadia Code" w:cs="Times New Roman"/>
+          <w:color w:val="569CD6"/>
+          <w:sz w:val="21"/>
+          <w:szCs w:val="21"/>
+          <w:lang w:val="en-US" w:eastAsia="ja-JP"/>
+        </w:rPr>
+        <w:t>WITH</w:t>
+      </w:r>
+    </w:p>
+    <w:p>
+      <w:pPr>
+        <w:shd w:val="clear" w:color="auto" w:fill="1F1F1F"/>
+        <w:spacing w:after="0" w:line="285" w:lineRule="atLeast"/>
+        <w:rPr>
+          <w:rFonts w:ascii="Cascadia Code" w:eastAsia="Times New Roman" w:hAnsi="Cascadia Code" w:cs="Times New Roman"/>
+          <w:color w:val="CCCCCC"/>
+          <w:sz w:val="21"/>
+          <w:szCs w:val="21"/>
+          <w:lang w:val="en-US" w:eastAsia="ja-JP"/>
+        </w:rPr>
+      </w:pPr>
+      <w:r>
+        <w:rPr>
+          <w:rFonts w:ascii="Cascadia Code" w:eastAsia="Times New Roman" w:hAnsi="Cascadia Code" w:cs="Times New Roman"/>
+          <w:color w:val="CCCCCC"/>
+          <w:sz w:val="21"/>
+          <w:szCs w:val="21"/>
+          <w:lang w:val="en-US" w:eastAsia="ja-JP"/>
+        </w:rPr>
+        <w:t xml:space="preserve">    user_spending </w:t>
+      </w:r>
+      <w:r>
+        <w:rPr>
+          <w:rFonts w:ascii="Cascadia Code" w:eastAsia="Times New Roman" w:hAnsi="Cascadia Code" w:cs="Times New Roman"/>
+          <w:color w:val="569CD6"/>
+          <w:sz w:val="21"/>
+          <w:szCs w:val="21"/>
+          <w:lang w:val="en-US" w:eastAsia="ja-JP"/>
+        </w:rPr>
+        <w:t>AS</w:t>
+      </w:r>
+      <w:r>
+        <w:rPr>
+          <w:rFonts w:ascii="Cascadia Code" w:eastAsia="Times New Roman" w:hAnsi="Cascadia Code" w:cs="Times New Roman"/>
+          <w:color w:val="CCCCCC"/>
+          <w:sz w:val="21"/>
+          <w:szCs w:val="21"/>
+          <w:lang w:val="en-US" w:eastAsia="ja-JP"/>
+        </w:rPr>
+        <w:t xml:space="preserve"> (</w:t>
+      </w:r>
+    </w:p>
+    <w:p>
+      <w:pPr>
+        <w:shd w:val="clear" w:color="auto" w:fill="1F1F1F"/>
+        <w:spacing w:after="0" w:line="285" w:lineRule="atLeast"/>
+        <w:rPr>
+          <w:rFonts w:ascii="Cascadia Code" w:eastAsia="Times New Roman" w:hAnsi="Cascadia Code" w:cs="Times New Roman"/>
+          <w:color w:val="CCCCCC"/>
+          <w:sz w:val="21"/>
+          <w:szCs w:val="21"/>
+          <w:lang w:val="en-US" w:eastAsia="ja-JP"/>
+        </w:rPr>
+      </w:pPr>
+      <w:r>
+        <w:rPr>
+          <w:rFonts w:ascii="Cascadia Code" w:eastAsia="Times New Roman" w:hAnsi="Cascadia Code" w:cs="Times New Roman"/>
+          <w:color w:val="CCCCCC"/>
+          <w:sz w:val="21"/>
+          <w:szCs w:val="21"/>
+          <w:lang w:val="en-US" w:eastAsia="ja-JP"/>
+        </w:rPr>
+        <w:t xml:space="preserve">        </w:t>
+      </w:r>
+      <w:r>
+        <w:rPr>
+          <w:rFonts w:ascii="Cascadia Code" w:eastAsia="Times New Roman" w:hAnsi="Cascadia Code" w:cs="Times New Roman"/>
+          <w:color w:val="569CD6"/>
+          <w:sz w:val="21"/>
+          <w:szCs w:val="21"/>
+          <w:lang w:val="en-US" w:eastAsia="ja-JP"/>
+        </w:rPr>
+        <w:t>SELECT</w:t>
+      </w:r>
+    </w:p>
+    <w:p>
+      <w:pPr>
+        <w:shd w:val="clear" w:color="auto" w:fill="1F1F1F"/>
+        <w:spacing w:after="0" w:line="285" w:lineRule="atLeast"/>
+        <w:rPr>
+          <w:rFonts w:ascii="Cascadia Code" w:eastAsia="Times New Roman" w:hAnsi="Cascadia Code" w:cs="Times New Roman"/>
+          <w:color w:val="CCCCCC"/>
+          <w:sz w:val="21"/>
+          <w:szCs w:val="21"/>
+          <w:lang w:val="en-US" w:eastAsia="ja-JP"/>
+        </w:rPr>
+      </w:pPr>
+      <w:r>
+        <w:rPr>
+          <w:rFonts w:ascii="Cascadia Code" w:eastAsia="Times New Roman" w:hAnsi="Cascadia Code" w:cs="Times New Roman"/>
+          <w:color w:val="CCCCCC"/>
+          <w:sz w:val="21"/>
+          <w:szCs w:val="21"/>
+          <w:lang w:val="en-US" w:eastAsia="ja-JP"/>
+        </w:rPr>
+        <w:t xml:space="preserve">            </w:t>
+      </w:r>
+      <w:r>
+        <w:rPr>
+          <w:rFonts w:ascii="Cascadia Code" w:eastAsia="Times New Roman" w:hAnsi="Cascadia Code" w:cs="Times New Roman"/>
+          <w:color w:val="DCDCAA"/>
+          <w:sz w:val="21"/>
+          <w:szCs w:val="21"/>
+          <w:lang w:val="en-US" w:eastAsia="ja-JP"/>
+        </w:rPr>
+        <w:t>user_id</w:t>
+      </w:r>
+      <w:r>
+        <w:rPr>
+          <w:rFonts w:ascii="Cascadia Code" w:eastAsia="Times New Roman" w:hAnsi="Cascadia Code" w:cs="Times New Roman"/>
+          <w:color w:val="CCCCCC"/>
+          <w:sz w:val="21"/>
+          <w:szCs w:val="21"/>
+          <w:lang w:val="en-US" w:eastAsia="ja-JP"/>
+        </w:rPr>
+        <w:t>,</w:t>
+      </w:r>
+    </w:p>
+    <w:p>
+      <w:pPr>
+        <w:shd w:val="clear" w:color="auto" w:fill="1F1F1F"/>
+        <w:spacing w:after="0" w:line="285" w:lineRule="atLeast"/>
+        <w:rPr>
+          <w:rFonts w:ascii="Cascadia Code" w:eastAsia="Times New Roman" w:hAnsi="Cascadia Code" w:cs="Times New Roman"/>
+          <w:color w:val="CCCCCC"/>
+          <w:sz w:val="21"/>
+          <w:szCs w:val="21"/>
+          <w:lang w:val="en-US" w:eastAsia="ja-JP"/>
+        </w:rPr>
+      </w:pPr>
+      <w:r>
+        <w:rPr>
+          <w:rFonts w:ascii="Cascadia Code" w:eastAsia="Times New Roman" w:hAnsi="Cascadia Code" w:cs="Times New Roman"/>
+          <w:color w:val="CCCCCC"/>
+          <w:sz w:val="21"/>
+          <w:szCs w:val="21"/>
+          <w:lang w:val="en-US" w:eastAsia="ja-JP"/>
+        </w:rPr>
+        <w:t xml:space="preserve">            </w:t>
+      </w:r>
+      <w:r>
+        <w:rPr>
+          <w:rFonts w:ascii="Cascadia Code" w:eastAsia="Times New Roman" w:hAnsi="Cascadia Code" w:cs="Times New Roman"/>
+          <w:color w:val="DCDCAA"/>
+          <w:sz w:val="21"/>
+          <w:szCs w:val="21"/>
+          <w:lang w:val="en-US" w:eastAsia="ja-JP"/>
+        </w:rPr>
+        <w:t>SUM</w:t>
+      </w:r>
+      <w:r>
+        <w:rPr>
+          <w:rFonts w:ascii="Cascadia Code" w:eastAsia="Times New Roman" w:hAnsi="Cascadia Code" w:cs="Times New Roman"/>
+          <w:color w:val="CCCCCC"/>
+          <w:sz w:val="21"/>
+          <w:szCs w:val="21"/>
+          <w:lang w:val="en-US" w:eastAsia="ja-JP"/>
+        </w:rPr>
+        <w:t xml:space="preserve">(total_amount) </w:t>
+      </w:r>
+      <w:r>
+        <w:rPr>
+          <w:rFonts w:ascii="Cascadia Code" w:eastAsia="Times New Roman" w:hAnsi="Cascadia Code" w:cs="Times New Roman"/>
+          <w:color w:val="569CD6"/>
+          <w:sz w:val="21"/>
+          <w:szCs w:val="21"/>
+          <w:lang w:val="en-US" w:eastAsia="ja-JP"/>
+        </w:rPr>
+        <w:t>AS</w:t>
+      </w:r>
+      <w:r>
+        <w:rPr>
+          <w:rFonts w:ascii="Cascadia Code" w:eastAsia="Times New Roman" w:hAnsi="Cascadia Code" w:cs="Times New Roman"/>
+          <w:color w:val="CCCCCC"/>
+          <w:sz w:val="21"/>
+          <w:szCs w:val="21"/>
+          <w:lang w:val="en-US" w:eastAsia="ja-JP"/>
+        </w:rPr>
+        <w:t xml:space="preserve"> total_spent</w:t>
+      </w:r>
+    </w:p>
+    <w:p>
+      <w:pPr>
+        <w:shd w:val="clear" w:color="auto" w:fill="1F1F1F"/>
+        <w:spacing w:after="0" w:line="285" w:lineRule="atLeast"/>
+        <w:rPr>
+          <w:rFonts w:ascii="Cascadia Code" w:eastAsia="Times New Roman" w:hAnsi="Cascadia Code" w:cs="Times New Roman"/>
+          <w:color w:val="CCCCCC"/>
+          <w:sz w:val="21"/>
+          <w:szCs w:val="21"/>
+          <w:lang w:val="en-US" w:eastAsia="ja-JP"/>
+        </w:rPr>
+      </w:pPr>
+      <w:r>
+        <w:rPr>
+          <w:rFonts w:ascii="Cascadia Code" w:eastAsia="Times New Roman" w:hAnsi="Cascadia Code" w:cs="Times New Roman"/>
+          <w:color w:val="CCCCCC"/>
+          <w:sz w:val="21"/>
+          <w:szCs w:val="21"/>
+          <w:lang w:val="en-US" w:eastAsia="ja-JP"/>
+        </w:rPr>
+        <w:t xml:space="preserve">        </w:t>
+      </w:r>
+      <w:r>
+        <w:rPr>
+          <w:rFonts w:ascii="Cascadia Code" w:eastAsia="Times New Roman" w:hAnsi="Cascadia Code" w:cs="Times New Roman"/>
+          <w:color w:val="569CD6"/>
+          <w:sz w:val="21"/>
+          <w:szCs w:val="21"/>
+          <w:lang w:val="en-US" w:eastAsia="ja-JP"/>
+        </w:rPr>
+        <w:t>FROM</w:t>
+      </w:r>
+      <w:r>
+        <w:rPr>
+          <w:rFonts w:ascii="Cascadia Code" w:eastAsia="Times New Roman" w:hAnsi="Cascadia Code" w:cs="Times New Roman"/>
+          <w:color w:val="CCCCCC"/>
+          <w:sz w:val="21"/>
+          <w:szCs w:val="21"/>
+          <w:lang w:val="en-US" w:eastAsia="ja-JP"/>
+        </w:rPr>
+        <w:t xml:space="preserve"> orders</w:t>
+      </w:r>
+    </w:p>
+    <w:p>
+      <w:pPr>
+        <w:shd w:val="clear" w:color="auto" w:fill="1F1F1F"/>
+        <w:spacing w:after="0" w:line="285" w:lineRule="atLeast"/>
+        <w:rPr>
+          <w:rFonts w:ascii="Cascadia Code" w:eastAsia="Times New Roman" w:hAnsi="Cascadia Code" w:cs="Times New Roman"/>
+          <w:color w:val="CCCCCC"/>
+          <w:sz w:val="21"/>
+          <w:szCs w:val="21"/>
+          <w:lang w:val="en-US" w:eastAsia="ja-JP"/>
+        </w:rPr>
+      </w:pPr>
+      <w:r>
+        <w:rPr>
+          <w:rFonts w:ascii="Cascadia Code" w:eastAsia="Times New Roman" w:hAnsi="Cascadia Code" w:cs="Times New Roman"/>
+          <w:color w:val="CCCCCC"/>
+          <w:sz w:val="21"/>
+          <w:szCs w:val="21"/>
+          <w:lang w:val="en-US" w:eastAsia="ja-JP"/>
+        </w:rPr>
+        <w:t xml:space="preserve">        </w:t>
+      </w:r>
+      <w:r>
+        <w:rPr>
+          <w:rFonts w:ascii="Cascadia Code" w:eastAsia="Times New Roman" w:hAnsi="Cascadia Code" w:cs="Times New Roman"/>
+          <w:color w:val="569CD6"/>
+          <w:sz w:val="21"/>
+          <w:szCs w:val="21"/>
+          <w:lang w:val="en-US" w:eastAsia="ja-JP"/>
+        </w:rPr>
+        <w:t>GROUP</w:t>
+      </w:r>
+      <w:r>
+        <w:rPr>
+          <w:rFonts w:ascii="Cascadia Code" w:eastAsia="Times New Roman" w:hAnsi="Cascadia Code" w:cs="Times New Roman"/>
+          <w:color w:val="CCCCCC"/>
+          <w:sz w:val="21"/>
+          <w:szCs w:val="21"/>
+          <w:lang w:val="en-US" w:eastAsia="ja-JP"/>
+        </w:rPr>
+        <w:t xml:space="preserve"> </w:t>
+      </w:r>
+      <w:r>
+        <w:rPr>
+          <w:rFonts w:ascii="Cascadia Code" w:eastAsia="Times New Roman" w:hAnsi="Cascadia Code" w:cs="Times New Roman"/>
+          <w:color w:val="569CD6"/>
+          <w:sz w:val="21"/>
+          <w:szCs w:val="21"/>
+          <w:lang w:val="en-US" w:eastAsia="ja-JP"/>
+        </w:rPr>
+        <w:t>BY</w:t>
+      </w:r>
+    </w:p>
+    <w:p>
+      <w:pPr>
+        <w:shd w:val="clear" w:color="auto" w:fill="1F1F1F"/>
+        <w:spacing w:after="0" w:line="285" w:lineRule="atLeast"/>
+        <w:rPr>
+          <w:rFonts w:ascii="Cascadia Code" w:eastAsia="Times New Roman" w:hAnsi="Cascadia Code" w:cs="Times New Roman"/>
+          <w:color w:val="CCCCCC"/>
+          <w:sz w:val="21"/>
+          <w:szCs w:val="21"/>
+          <w:lang w:val="en-US" w:eastAsia="ja-JP"/>
+        </w:rPr>
+      </w:pPr>
+      <w:r>
+        <w:rPr>
+          <w:rFonts w:ascii="Cascadia Code" w:eastAsia="Times New Roman" w:hAnsi="Cascadia Code" w:cs="Times New Roman"/>
+          <w:color w:val="CCCCCC"/>
+          <w:sz w:val="21"/>
+          <w:szCs w:val="21"/>
+          <w:lang w:val="en-US" w:eastAsia="ja-JP"/>
+        </w:rPr>
+        <w:t xml:space="preserve">            </w:t>
+      </w:r>
+      <w:r>
+        <w:rPr>
+          <w:rFonts w:ascii="Cascadia Code" w:eastAsia="Times New Roman" w:hAnsi="Cascadia Code" w:cs="Times New Roman"/>
+          <w:color w:val="DCDCAA"/>
+          <w:sz w:val="21"/>
+          <w:szCs w:val="21"/>
+          <w:lang w:val="en-US" w:eastAsia="ja-JP"/>
+        </w:rPr>
+        <w:t>user_id</w:t>
+      </w:r>
+    </w:p>
+    <w:p>
+      <w:pPr>
+        <w:shd w:val="clear" w:color="auto" w:fill="1F1F1F"/>
+        <w:spacing w:after="0" w:line="285" w:lineRule="atLeast"/>
+        <w:rPr>
+          <w:rFonts w:ascii="Cascadia Code" w:eastAsia="Times New Roman" w:hAnsi="Cascadia Code" w:cs="Times New Roman"/>
+          <w:color w:val="CCCCCC"/>
+          <w:sz w:val="21"/>
+          <w:szCs w:val="21"/>
+          <w:lang w:val="en-US" w:eastAsia="ja-JP"/>
+        </w:rPr>
+      </w:pPr>
+      <w:r>
+        <w:rPr>
+          <w:rFonts w:ascii="Cascadia Code" w:eastAsia="Times New Roman" w:hAnsi="Cascadia Code" w:cs="Times New Roman"/>
+          <w:color w:val="CCCCCC"/>
+          <w:sz w:val="21"/>
+          <w:szCs w:val="21"/>
+          <w:lang w:val="en-US" w:eastAsia="ja-JP"/>
+        </w:rPr>
+        <w:t>    )</w:t>
+      </w:r>
+    </w:p>
+    <w:p>
+      <w:pPr>
+        <w:shd w:val="clear" w:color="auto" w:fill="1F1F1F"/>
+        <w:spacing w:after="0" w:line="285" w:lineRule="atLeast"/>
+        <w:rPr>
+          <w:rFonts w:ascii="Cascadia Code" w:eastAsia="Times New Roman" w:hAnsi="Cascadia Code" w:cs="Times New Roman"/>
+          <w:color w:val="CCCCCC"/>
+          <w:sz w:val="21"/>
+          <w:szCs w:val="21"/>
+          <w:lang w:val="en-US" w:eastAsia="ja-JP"/>
+        </w:rPr>
+      </w:pPr>
+      <w:r>
+        <w:rPr>
+          <w:rFonts w:ascii="Cascadia Code" w:eastAsia="Times New Roman" w:hAnsi="Cascadia Code" w:cs="Times New Roman"/>
+          <w:color w:val="569CD6"/>
+          <w:sz w:val="21"/>
+          <w:szCs w:val="21"/>
+          <w:lang w:val="en-US" w:eastAsia="ja-JP"/>
+        </w:rPr>
+        <w:t>SELECT</w:t>
+      </w:r>
+      <w:r>
+        <w:rPr>
+          <w:rFonts w:ascii="Cascadia Code" w:eastAsia="Times New Roman" w:hAnsi="Cascadia Code" w:cs="Times New Roman"/>
+          <w:color w:val="CCCCCC"/>
+          <w:sz w:val="21"/>
+          <w:szCs w:val="21"/>
+          <w:lang w:val="en-US" w:eastAsia="ja-JP"/>
+        </w:rPr>
+        <w:t xml:space="preserve"> users.full_name, user_spending.total_spent</w:t>
+      </w:r>
+    </w:p>
+    <w:p>
+      <w:pPr>
+        <w:shd w:val="clear" w:color="auto" w:fill="1F1F1F"/>
+        <w:spacing w:after="0" w:line="285" w:lineRule="atLeast"/>
+        <w:rPr>
+          <w:rFonts w:ascii="Cascadia Code" w:eastAsia="Times New Roman" w:hAnsi="Cascadia Code" w:cs="Times New Roman"/>
+          <w:color w:val="CCCCCC"/>
+          <w:sz w:val="21"/>
+          <w:szCs w:val="21"/>
+          <w:lang w:val="en-US" w:eastAsia="ja-JP"/>
+        </w:rPr>
+      </w:pPr>
+      <w:r>
+        <w:rPr>
+          <w:rFonts w:ascii="Cascadia Code" w:eastAsia="Times New Roman" w:hAnsi="Cascadia Code" w:cs="Times New Roman"/>
+          <w:color w:val="569CD6"/>
+          <w:sz w:val="21"/>
+          <w:szCs w:val="21"/>
+          <w:lang w:val="en-US" w:eastAsia="ja-JP"/>
+        </w:rPr>
+        <w:t>FROM</w:t>
+      </w:r>
+      <w:r>
+        <w:rPr>
+          <w:rFonts w:ascii="Cascadia Code" w:eastAsia="Times New Roman" w:hAnsi="Cascadia Code" w:cs="Times New Roman"/>
+          <w:color w:val="CCCCCC"/>
+          <w:sz w:val="21"/>
+          <w:szCs w:val="21"/>
+          <w:lang w:val="en-US" w:eastAsia="ja-JP"/>
+        </w:rPr>
+        <w:t xml:space="preserve"> user_spending</w:t>
+      </w:r>
+    </w:p>
+    <w:p>
+      <w:pPr>
+        <w:shd w:val="clear" w:color="auto" w:fill="1F1F1F"/>
+        <w:spacing w:after="0" w:line="285" w:lineRule="atLeast"/>
+        <w:rPr>
+          <w:rFonts w:ascii="Cascadia Code" w:eastAsia="Times New Roman" w:hAnsi="Cascadia Code" w:cs="Times New Roman"/>
+          <w:color w:val="CCCCCC"/>
+          <w:sz w:val="21"/>
+          <w:szCs w:val="21"/>
+          <w:lang w:val="en-US" w:eastAsia="ja-JP"/>
+        </w:rPr>
+      </w:pPr>
+      <w:r>
+        <w:rPr>
+          <w:rFonts w:ascii="Cascadia Code" w:eastAsia="Times New Roman" w:hAnsi="Cascadia Code" w:cs="Times New Roman"/>
+          <w:color w:val="CCCCCC"/>
+          <w:sz w:val="21"/>
+          <w:szCs w:val="21"/>
+          <w:lang w:val="en-US" w:eastAsia="ja-JP"/>
+        </w:rPr>
+        <w:t xml:space="preserve">    </w:t>
+      </w:r>
+      <w:r>
+        <w:rPr>
+          <w:rFonts w:ascii="Cascadia Code" w:eastAsia="Times New Roman" w:hAnsi="Cascadia Code" w:cs="Times New Roman"/>
+          <w:color w:val="569CD6"/>
+          <w:sz w:val="21"/>
+          <w:szCs w:val="21"/>
+          <w:lang w:val="en-US" w:eastAsia="ja-JP"/>
+        </w:rPr>
+        <w:t>JOIN</w:t>
+      </w:r>
+      <w:r>
+        <w:rPr>
+          <w:rFonts w:ascii="Cascadia Code" w:eastAsia="Times New Roman" w:hAnsi="Cascadia Code" w:cs="Times New Roman"/>
+          <w:color w:val="CCCCCC"/>
+          <w:sz w:val="21"/>
+          <w:szCs w:val="21"/>
+          <w:lang w:val="en-US" w:eastAsia="ja-JP"/>
+        </w:rPr>
+        <w:t xml:space="preserve"> users </w:t>
+      </w:r>
+      <w:r>
+        <w:rPr>
+          <w:rFonts w:ascii="Cascadia Code" w:eastAsia="Times New Roman" w:hAnsi="Cascadia Code" w:cs="Times New Roman"/>
+          <w:color w:val="569CD6"/>
+          <w:sz w:val="21"/>
+          <w:szCs w:val="21"/>
+          <w:lang w:val="en-US" w:eastAsia="ja-JP"/>
+        </w:rPr>
+        <w:t>ON</w:t>
+      </w:r>
+      <w:r>
+        <w:rPr>
+          <w:rFonts w:ascii="Cascadia Code" w:eastAsia="Times New Roman" w:hAnsi="Cascadia Code" w:cs="Times New Roman"/>
+          <w:color w:val="CCCCCC"/>
+          <w:sz w:val="21"/>
+          <w:szCs w:val="21"/>
+          <w:lang w:val="en-US" w:eastAsia="ja-JP"/>
+        </w:rPr>
+        <w:t xml:space="preserve"> user_spending.user_id </w:t>
+      </w:r>
+      <w:r>
+        <w:rPr>
+          <w:rFonts w:ascii="Cascadia Code" w:eastAsia="Times New Roman" w:hAnsi="Cascadia Code" w:cs="Times New Roman"/>
+          <w:color w:val="D4D4D4"/>
+          <w:sz w:val="21"/>
+          <w:szCs w:val="21"/>
+          <w:lang w:val="en-US" w:eastAsia="ja-JP"/>
+        </w:rPr>
+        <w:t>=</w:t>
+      </w:r>
+      <w:r>
+        <w:rPr>
+          <w:rFonts w:ascii="Cascadia Code" w:eastAsia="Times New Roman" w:hAnsi="Cascadia Code" w:cs="Times New Roman"/>
+          <w:color w:val="CCCCCC"/>
+          <w:sz w:val="21"/>
+          <w:szCs w:val="21"/>
+          <w:lang w:val="en-US" w:eastAsia="ja-JP"/>
+        </w:rPr>
+        <w:t xml:space="preserve"> users.id</w:t>
+      </w:r>
+    </w:p>
+    <w:p>
+      <w:pPr>
+        <w:shd w:val="clear" w:color="auto" w:fill="1F1F1F"/>
+        <w:spacing w:after="0" w:line="285" w:lineRule="atLeast"/>
+        <w:rPr>
+          <w:rFonts w:ascii="Cascadia Code" w:eastAsia="Times New Roman" w:hAnsi="Cascadia Code" w:cs="Times New Roman"/>
+          <w:color w:val="CCCCCC"/>
+          <w:sz w:val="21"/>
+          <w:szCs w:val="21"/>
+          <w:lang w:val="en-US" w:eastAsia="ja-JP"/>
+        </w:rPr>
+      </w:pPr>
+      <w:proofErr w:type="gramStart"/>
+      <w:r>
+        <w:rPr>
+          <w:rFonts w:ascii="Cascadia Code" w:eastAsia="Times New Roman" w:hAnsi="Cascadia Code" w:cs="Times New Roman"/>
+          <w:color w:val="569CD6"/>
+          <w:sz w:val="21"/>
+          <w:szCs w:val="21"/>
+          <w:lang w:val="en-US" w:eastAsia="ja-JP"/>
+        </w:rPr>
+        <w:t>WHERE</w:t>
+      </w:r>
+      <w:proofErr w:type="gramEnd"/>
+    </w:p>
+    <w:p>
+      <w:pPr>
+        <w:shd w:val="clear" w:color="auto" w:fill="1F1F1F"/>
+        <w:spacing w:after="0" w:line="285" w:lineRule="atLeast"/>
+        <w:rPr>
+          <w:rFonts w:ascii="Cascadia Code" w:eastAsia="Times New Roman" w:hAnsi="Cascadia Code" w:cs="Times New Roman"/>
+          <w:color w:val="CCCCCC"/>
+          <w:sz w:val="21"/>
+          <w:szCs w:val="21"/>
+          <w:lang w:val="en-US" w:eastAsia="ja-JP"/>
+        </w:rPr>
+      </w:pPr>
+      <w:r>
+        <w:rPr>
+          <w:rFonts w:ascii="Cascadia Code" w:eastAsia="Times New Roman" w:hAnsi="Cascadia Code" w:cs="Times New Roman"/>
+          <w:color w:val="CCCCCC"/>
+          <w:sz w:val="21"/>
+          <w:szCs w:val="21"/>
+          <w:lang w:val="en-US" w:eastAsia="ja-JP"/>
+        </w:rPr>
+        <w:t xml:space="preserve">    user_spending.total_spent </w:t>
+      </w:r>
+      <w:r>
+        <w:rPr>
+          <w:rFonts w:ascii="Cascadia Code" w:eastAsia="Times New Roman" w:hAnsi="Cascadia Code" w:cs="Times New Roman"/>
+          <w:color w:val="D4D4D4"/>
+          <w:sz w:val="21"/>
+          <w:szCs w:val="21"/>
+          <w:lang w:val="en-US" w:eastAsia="ja-JP"/>
+        </w:rPr>
+        <w:t>&gt;</w:t>
+      </w:r>
+      <w:r>
+        <w:rPr>
+          <w:rFonts w:ascii="Cascadia Code" w:eastAsia="Times New Roman" w:hAnsi="Cascadia Code" w:cs="Times New Roman"/>
+          <w:color w:val="CCCCCC"/>
+          <w:sz w:val="21"/>
+          <w:szCs w:val="21"/>
+          <w:lang w:val="en-US" w:eastAsia="ja-JP"/>
+        </w:rPr>
+        <w:t xml:space="preserve"> </w:t>
+      </w:r>
+      <w:r>
+        <w:rPr>
+          <w:rFonts w:ascii="Cascadia Code" w:eastAsia="Times New Roman" w:hAnsi="Cascadia Code" w:cs="Times New Roman"/>
+          <w:color w:val="B5CEA8"/>
+          <w:sz w:val="21"/>
+          <w:szCs w:val="21"/>
+          <w:lang w:val="en-US" w:eastAsia="ja-JP"/>
+        </w:rPr>
+        <w:t>19000</w:t>
+      </w:r>
+    </w:p>
+    <w:p>
+      <w:pPr>
+        <w:shd w:val="clear" w:color="auto" w:fill="1F1F1F"/>
+        <w:spacing w:after="0" w:line="285" w:lineRule="atLeast"/>
+        <w:rPr>
+          <w:rFonts w:ascii="Cascadia Code" w:eastAsia="Times New Roman" w:hAnsi="Cascadia Code" w:cs="Times New Roman"/>
+          <w:color w:val="CCCCCC"/>
+          <w:sz w:val="21"/>
+          <w:szCs w:val="21"/>
+          <w:lang w:val="en-US" w:eastAsia="ja-JP"/>
+        </w:rPr>
+      </w:pPr>
+      <w:r>
+        <w:rPr>
+          <w:rFonts w:ascii="Cascadia Code" w:eastAsia="Times New Roman" w:hAnsi="Cascadia Code" w:cs="Times New Roman"/>
+          <w:color w:val="569CD6"/>
+          <w:sz w:val="21"/>
+          <w:szCs w:val="21"/>
+          <w:lang w:val="en-US" w:eastAsia="ja-JP"/>
+        </w:rPr>
+        <w:t>ORDER</w:t>
+      </w:r>
+      <w:r>
+        <w:rPr>
+          <w:rFonts w:ascii="Cascadia Code" w:eastAsia="Times New Roman" w:hAnsi="Cascadia Code" w:cs="Times New Roman"/>
+          <w:color w:val="CCCCCC"/>
+          <w:sz w:val="21"/>
+          <w:szCs w:val="21"/>
+          <w:lang w:val="en-US" w:eastAsia="ja-JP"/>
+        </w:rPr>
+        <w:t xml:space="preserve"> </w:t>
+      </w:r>
+      <w:r>
+        <w:rPr>
+          <w:rFonts w:ascii="Cascadia Code" w:eastAsia="Times New Roman" w:hAnsi="Cascadia Code" w:cs="Times New Roman"/>
+          <w:color w:val="569CD6"/>
+          <w:sz w:val="21"/>
+          <w:szCs w:val="21"/>
+          <w:lang w:val="en-US" w:eastAsia="ja-JP"/>
+        </w:rPr>
+        <w:t>BY</w:t>
+      </w:r>
+      <w:r>
+        <w:rPr>
+          <w:rFonts w:ascii="Cascadia Code" w:eastAsia="Times New Roman" w:hAnsi="Cascadia Code" w:cs="Times New Roman"/>
+          <w:color w:val="CCCCCC"/>
+          <w:sz w:val="21"/>
+          <w:szCs w:val="21"/>
+          <w:lang w:val="en-US" w:eastAsia="ja-JP"/>
+        </w:rPr>
+        <w:t xml:space="preserve"> user_spending.total_spent </w:t>
+      </w:r>
+      <w:r>
+        <w:rPr>
+          <w:rFonts w:ascii="Cascadia Code" w:eastAsia="Times New Roman" w:hAnsi="Cascadia Code" w:cs="Times New Roman"/>
+          <w:color w:val="569CD6"/>
+          <w:sz w:val="21"/>
+          <w:szCs w:val="21"/>
+          <w:lang w:val="en-US" w:eastAsia="ja-JP"/>
+        </w:rPr>
+        <w:t>DESC</w:t>
+      </w:r>
+      <w:r>
+        <w:rPr>
+          <w:rFonts w:ascii="Cascadia Code" w:eastAsia="Times New Roman" w:hAnsi="Cascadia Code" w:cs="Times New Roman"/>
+          <w:color w:val="CCCCCC"/>
+          <w:sz w:val="21"/>
+          <w:szCs w:val="21"/>
+          <w:lang w:val="en-US" w:eastAsia="ja-JP"/>
+        </w:rPr>
+        <w:t>;</w:t>
+      </w:r>
+    </w:p>
+    <w:p>
+      <w:pPr>
+        <w:shd w:val="clear" w:color="auto" w:fill="1F1F1F"/>
+        <w:spacing w:after="0" w:line="285" w:lineRule="atLeast"/>
+        <w:rPr>
+          <w:rFonts w:ascii="Cascadia Code" w:eastAsia="Times New Roman" w:hAnsi="Cascadia Code" w:cs="Times New Roman"/>
+          <w:color w:val="CCCCCC"/>
+          <w:sz w:val="21"/>
+          <w:szCs w:val="21"/>
+          <w:lang w:val="en-US" w:eastAsia="ja-JP"/>
+        </w:rPr>
+      </w:pPr>
+    </w:p>
+    <w:p>
+      <w:pPr>
+        <w:shd w:val="clear" w:color="auto" w:fill="1F1F1F"/>
+        <w:spacing w:after="0" w:line="285" w:lineRule="atLeast"/>
+        <w:rPr>
+          <w:rFonts w:ascii="Cascadia Code" w:eastAsia="Times New Roman" w:hAnsi="Cascadia Code" w:cs="Times New Roman"/>
+          <w:color w:val="CCCCCC"/>
+          <w:sz w:val="21"/>
+          <w:szCs w:val="21"/>
+          <w:lang w:val="en-US" w:eastAsia="ja-JP"/>
+        </w:rPr>
+      </w:pPr>
+      <w:r>
+        <w:rPr>
+          <w:rFonts w:ascii="Cascadia Code" w:eastAsia="Times New Roman" w:hAnsi="Cascadia Code" w:cs="Times New Roman"/>
+          <w:color w:val="569CD6"/>
+          <w:sz w:val="21"/>
+          <w:szCs w:val="21"/>
+          <w:lang w:val="en-US" w:eastAsia="ja-JP"/>
+        </w:rPr>
+        <w:t>WITH</w:t>
+      </w:r>
+      <w:r>
+        <w:rPr>
+          <w:rFonts w:ascii="Cascadia Code" w:eastAsia="Times New Roman" w:hAnsi="Cascadia Code" w:cs="Times New Roman"/>
+          <w:color w:val="CCCCCC"/>
+          <w:sz w:val="21"/>
+          <w:szCs w:val="21"/>
+          <w:lang w:val="en-US" w:eastAsia="ja-JP"/>
+        </w:rPr>
+        <w:t xml:space="preserve"> </w:t>
+      </w:r>
+      <w:r>
+        <w:rPr>
+          <w:rFonts w:ascii="Cascadia Code" w:eastAsia="Times New Roman" w:hAnsi="Cascadia Code" w:cs="Times New Roman"/>
+          <w:color w:val="569CD6"/>
+          <w:sz w:val="21"/>
+          <w:szCs w:val="21"/>
+          <w:lang w:val="en-US" w:eastAsia="ja-JP"/>
+        </w:rPr>
+        <w:t>RECURSIVE</w:t>
+      </w:r>
+    </w:p>
+    <w:p>
+      <w:pPr>
+        <w:shd w:val="clear" w:color="auto" w:fill="1F1F1F"/>
+        <w:spacing w:after="0" w:line="285" w:lineRule="atLeast"/>
+        <w:rPr>
+          <w:rFonts w:ascii="Cascadia Code" w:eastAsia="Times New Roman" w:hAnsi="Cascadia Code" w:cs="Times New Roman"/>
+          <w:color w:val="CCCCCC"/>
+          <w:sz w:val="21"/>
+          <w:szCs w:val="21"/>
+          <w:lang w:val="en-US" w:eastAsia="ja-JP"/>
+        </w:rPr>
+      </w:pPr>
+      <w:r>
+        <w:rPr>
+          <w:rFonts w:ascii="Cascadia Code" w:eastAsia="Times New Roman" w:hAnsi="Cascadia Code" w:cs="Times New Roman"/>
+          <w:color w:val="CCCCCC"/>
+          <w:sz w:val="21"/>
+          <w:szCs w:val="21"/>
+          <w:lang w:val="en-US" w:eastAsia="ja-JP"/>
+        </w:rPr>
+        <w:t xml:space="preserve">    category_tree </w:t>
+      </w:r>
+      <w:r>
+        <w:rPr>
+          <w:rFonts w:ascii="Cascadia Code" w:eastAsia="Times New Roman" w:hAnsi="Cascadia Code" w:cs="Times New Roman"/>
+          <w:color w:val="569CD6"/>
+          <w:sz w:val="21"/>
+          <w:szCs w:val="21"/>
+          <w:lang w:val="en-US" w:eastAsia="ja-JP"/>
+        </w:rPr>
+        <w:t>AS</w:t>
+      </w:r>
+      <w:r>
+        <w:rPr>
+          <w:rFonts w:ascii="Cascadia Code" w:eastAsia="Times New Roman" w:hAnsi="Cascadia Code" w:cs="Times New Roman"/>
+          <w:color w:val="CCCCCC"/>
+          <w:sz w:val="21"/>
+          <w:szCs w:val="21"/>
+          <w:lang w:val="en-US" w:eastAsia="ja-JP"/>
+        </w:rPr>
+        <w:t xml:space="preserve"> (</w:t>
+      </w:r>
+    </w:p>
+    <w:p>
+      <w:pPr>
+        <w:shd w:val="clear" w:color="auto" w:fill="1F1F1F"/>
+        <w:spacing w:after="0" w:line="285" w:lineRule="atLeast"/>
+        <w:rPr>
+          <w:rFonts w:ascii="Cascadia Code" w:eastAsia="Times New Roman" w:hAnsi="Cascadia Code" w:cs="Times New Roman"/>
+          <w:color w:val="CCCCCC"/>
+          <w:sz w:val="21"/>
+          <w:szCs w:val="21"/>
+          <w:lang w:val="en-US" w:eastAsia="ja-JP"/>
+        </w:rPr>
+      </w:pPr>
+      <w:r>
+        <w:rPr>
+          <w:rFonts w:ascii="Cascadia Code" w:eastAsia="Times New Roman" w:hAnsi="Cascadia Code" w:cs="Times New Roman"/>
+          <w:color w:val="CCCCCC"/>
+          <w:sz w:val="21"/>
+          <w:szCs w:val="21"/>
+          <w:lang w:val="en-US" w:eastAsia="ja-JP"/>
+        </w:rPr>
+        <w:t xml:space="preserve">        </w:t>
+      </w:r>
+      <w:r>
+        <w:rPr>
+          <w:rFonts w:ascii="Cascadia Code" w:eastAsia="Times New Roman" w:hAnsi="Cascadia Code" w:cs="Times New Roman"/>
+          <w:color w:val="569CD6"/>
+          <w:sz w:val="21"/>
+          <w:szCs w:val="21"/>
+          <w:lang w:val="en-US" w:eastAsia="ja-JP"/>
+        </w:rPr>
+        <w:t>SELECT</w:t>
+      </w:r>
+      <w:r>
+        <w:rPr>
+          <w:rFonts w:ascii="Cascadia Code" w:eastAsia="Times New Roman" w:hAnsi="Cascadia Code" w:cs="Times New Roman"/>
+          <w:color w:val="CCCCCC"/>
+          <w:sz w:val="21"/>
+          <w:szCs w:val="21"/>
+          <w:lang w:val="en-US" w:eastAsia="ja-JP"/>
+        </w:rPr>
+        <w:t xml:space="preserve"> </w:t>
+      </w:r>
+      <w:r>
+        <w:rPr>
+          <w:rFonts w:ascii="Cascadia Code" w:eastAsia="Times New Roman" w:hAnsi="Cascadia Code" w:cs="Times New Roman"/>
+          <w:color w:val="569CD6"/>
+          <w:sz w:val="21"/>
+          <w:szCs w:val="21"/>
+          <w:lang w:val="en-US" w:eastAsia="ja-JP"/>
+        </w:rPr>
+        <w:t>id</w:t>
+      </w:r>
+      <w:r>
+        <w:rPr>
+          <w:rFonts w:ascii="Cascadia Code" w:eastAsia="Times New Roman" w:hAnsi="Cascadia Code" w:cs="Times New Roman"/>
+          <w:color w:val="CCCCCC"/>
+          <w:sz w:val="21"/>
+          <w:szCs w:val="21"/>
+          <w:lang w:val="en-US" w:eastAsia="ja-JP"/>
+        </w:rPr>
+        <w:t xml:space="preserve">, parent_id, </w:t>
+      </w:r>
+      <w:r>
+        <w:rPr>
+          <w:rFonts w:ascii="Cascadia Code" w:eastAsia="Times New Roman" w:hAnsi="Cascadia Code" w:cs="Times New Roman"/>
+          <w:color w:val="569CD6"/>
+          <w:sz w:val="21"/>
+          <w:szCs w:val="21"/>
+          <w:lang w:val="en-US" w:eastAsia="ja-JP"/>
+        </w:rPr>
+        <w:t>name</w:t>
+      </w:r>
+      <w:r>
+        <w:rPr>
+          <w:rFonts w:ascii="Cascadia Code" w:eastAsia="Times New Roman" w:hAnsi="Cascadia Code" w:cs="Times New Roman"/>
+          <w:color w:val="CCCCCC"/>
+          <w:sz w:val="21"/>
+          <w:szCs w:val="21"/>
+          <w:lang w:val="en-US" w:eastAsia="ja-JP"/>
+        </w:rPr>
+        <w:t xml:space="preserve">, </w:t>
+      </w:r>
+      <w:r>
+        <w:rPr>
+          <w:rFonts w:ascii="Cascadia Code" w:eastAsia="Times New Roman" w:hAnsi="Cascadia Code" w:cs="Times New Roman"/>
+          <w:color w:val="B5CEA8"/>
+          <w:sz w:val="21"/>
+          <w:szCs w:val="21"/>
+          <w:lang w:val="en-US" w:eastAsia="ja-JP"/>
+        </w:rPr>
+        <w:t>1</w:t>
+      </w:r>
+      <w:r>
+        <w:rPr>
+          <w:rFonts w:ascii="Cascadia Code" w:eastAsia="Times New Roman" w:hAnsi="Cascadia Code" w:cs="Times New Roman"/>
+          <w:color w:val="CCCCCC"/>
+          <w:sz w:val="21"/>
+          <w:szCs w:val="21"/>
+          <w:lang w:val="en-US" w:eastAsia="ja-JP"/>
+        </w:rPr>
+        <w:t xml:space="preserve"> </w:t>
+      </w:r>
+      <w:r>
+        <w:rPr>
+          <w:rFonts w:ascii="Cascadia Code" w:eastAsia="Times New Roman" w:hAnsi="Cascadia Code" w:cs="Times New Roman"/>
+          <w:color w:val="569CD6"/>
+          <w:sz w:val="21"/>
+          <w:szCs w:val="21"/>
+          <w:lang w:val="en-US" w:eastAsia="ja-JP"/>
+        </w:rPr>
+        <w:t>AS</w:t>
+      </w:r>
+      <w:r>
+        <w:rPr>
+          <w:rFonts w:ascii="Cascadia Code" w:eastAsia="Times New Roman" w:hAnsi="Cascadia Code" w:cs="Times New Roman"/>
+          <w:color w:val="CCCCCC"/>
+          <w:sz w:val="21"/>
+          <w:szCs w:val="21"/>
+          <w:lang w:val="en-US" w:eastAsia="ja-JP"/>
+        </w:rPr>
+        <w:t xml:space="preserve"> </w:t>
+      </w:r>
+      <w:r>
+        <w:rPr>
+          <w:rFonts w:ascii="Cascadia Code" w:eastAsia="Times New Roman" w:hAnsi="Cascadia Code" w:cs="Times New Roman"/>
+          <w:color w:val="569CD6"/>
+          <w:sz w:val="21"/>
+          <w:szCs w:val="21"/>
+          <w:lang w:val="en-US" w:eastAsia="ja-JP"/>
+        </w:rPr>
+        <w:t>depth</w:t>
+      </w:r>
+    </w:p>
+    <w:p>
+      <w:pPr>
+        <w:shd w:val="clear" w:color="auto" w:fill="1F1F1F"/>
+        <w:spacing w:after="0" w:line="285" w:lineRule="atLeast"/>
+        <w:rPr>
+          <w:rFonts w:ascii="Cascadia Code" w:eastAsia="Times New Roman" w:hAnsi="Cascadia Code" w:cs="Times New Roman"/>
+          <w:color w:val="CCCCCC"/>
+          <w:sz w:val="21"/>
+          <w:szCs w:val="21"/>
+          <w:lang w:val="en-US" w:eastAsia="ja-JP"/>
+        </w:rPr>
+      </w:pPr>
+      <w:r>
+        <w:rPr>
+          <w:rFonts w:ascii="Cascadia Code" w:eastAsia="Times New Roman" w:hAnsi="Cascadia Code" w:cs="Times New Roman"/>
+          <w:color w:val="CCCCCC"/>
+          <w:sz w:val="21"/>
+          <w:szCs w:val="21"/>
+          <w:lang w:val="en-US" w:eastAsia="ja-JP"/>
+        </w:rPr>
+        <w:t xml:space="preserve">        </w:t>
+      </w:r>
+      <w:r>
+        <w:rPr>
+          <w:rFonts w:ascii="Cascadia Code" w:eastAsia="Times New Roman" w:hAnsi="Cascadia Code" w:cs="Times New Roman"/>
+          <w:color w:val="569CD6"/>
+          <w:sz w:val="21"/>
+          <w:szCs w:val="21"/>
+          <w:lang w:val="en-US" w:eastAsia="ja-JP"/>
+        </w:rPr>
+        <w:t>FROM</w:t>
+      </w:r>
+      <w:r>
+        <w:rPr>
+          <w:rFonts w:ascii="Cascadia Code" w:eastAsia="Times New Roman" w:hAnsi="Cascadia Code" w:cs="Times New Roman"/>
+          <w:color w:val="CCCCCC"/>
+          <w:sz w:val="21"/>
+          <w:szCs w:val="21"/>
+          <w:lang w:val="en-US" w:eastAsia="ja-JP"/>
+        </w:rPr>
+        <w:t xml:space="preserve"> categories</w:t>
+      </w:r>
+    </w:p>
+    <w:p>
+      <w:pPr>
+        <w:shd w:val="clear" w:color="auto" w:fill="1F1F1F"/>
+        <w:spacing w:after="0" w:line="285" w:lineRule="atLeast"/>
+        <w:rPr>
+          <w:rFonts w:ascii="Cascadia Code" w:eastAsia="Times New Roman" w:hAnsi="Cascadia Code" w:cs="Times New Roman"/>
+          <w:color w:val="CCCCCC"/>
+          <w:sz w:val="21"/>
+          <w:szCs w:val="21"/>
+          <w:lang w:val="en-US" w:eastAsia="ja-JP"/>
+        </w:rPr>
+      </w:pPr>
+      <w:r>
+        <w:rPr>
+          <w:rFonts w:ascii="Cascadia Code" w:eastAsia="Times New Roman" w:hAnsi="Cascadia Code" w:cs="Times New Roman"/>
+          <w:color w:val="CCCCCC"/>
+          <w:sz w:val="21"/>
+          <w:szCs w:val="21"/>
+          <w:lang w:val="en-US" w:eastAsia="ja-JP"/>
+        </w:rPr>
+        <w:t xml:space="preserve">        </w:t>
+      </w:r>
+      <w:proofErr w:type="gramStart"/>
+      <w:r>
+        <w:rPr>
+          <w:rFonts w:ascii="Cascadia Code" w:eastAsia="Times New Roman" w:hAnsi="Cascadia Code" w:cs="Times New Roman"/>
+          <w:color w:val="569CD6"/>
+          <w:sz w:val="21"/>
+          <w:szCs w:val="21"/>
+          <w:lang w:val="en-US" w:eastAsia="ja-JP"/>
+        </w:rPr>
+        <w:t>WHERE</w:t>
+      </w:r>
+      <w:proofErr w:type="gramEnd"/>
+    </w:p>
+    <w:p>
+      <w:pPr>
+        <w:shd w:val="clear" w:color="auto" w:fill="1F1F1F"/>
+        <w:spacing w:after="0" w:line="285" w:lineRule="atLeast"/>
+        <w:rPr>
+          <w:rFonts w:ascii="Cascadia Code" w:eastAsia="Times New Roman" w:hAnsi="Cascadia Code" w:cs="Times New Roman"/>
+          <w:color w:val="CCCCCC"/>
+          <w:sz w:val="21"/>
+          <w:szCs w:val="21"/>
+          <w:lang w:val="en-US" w:eastAsia="ja-JP"/>
+        </w:rPr>
+      </w:pPr>
+      <w:r>
+        <w:rPr>
+          <w:rFonts w:ascii="Cascadia Code" w:eastAsia="Times New Roman" w:hAnsi="Cascadia Code" w:cs="Times New Roman"/>
+          <w:color w:val="CCCCCC"/>
+          <w:sz w:val="21"/>
+          <w:szCs w:val="21"/>
+          <w:lang w:val="en-US" w:eastAsia="ja-JP"/>
+        </w:rPr>
+        <w:t xml:space="preserve">            </w:t>
+      </w:r>
+      <w:r>
+        <w:rPr>
+          <w:rFonts w:ascii="Cascadia Code" w:eastAsia="Times New Roman" w:hAnsi="Cascadia Code" w:cs="Times New Roman"/>
+          <w:color w:val="569CD6"/>
+          <w:sz w:val="21"/>
+          <w:szCs w:val="21"/>
+          <w:lang w:val="en-US" w:eastAsia="ja-JP"/>
+        </w:rPr>
+        <w:t>id</w:t>
+      </w:r>
+      <w:r>
+        <w:rPr>
+          <w:rFonts w:ascii="Cascadia Code" w:eastAsia="Times New Roman" w:hAnsi="Cascadia Code" w:cs="Times New Roman"/>
+          <w:color w:val="CCCCCC"/>
+          <w:sz w:val="21"/>
+          <w:szCs w:val="21"/>
+          <w:lang w:val="en-US" w:eastAsia="ja-JP"/>
+        </w:rPr>
+        <w:t xml:space="preserve"> </w:t>
+      </w:r>
+      <w:r>
+        <w:rPr>
+          <w:rFonts w:ascii="Cascadia Code" w:eastAsia="Times New Roman" w:hAnsi="Cascadia Code" w:cs="Times New Roman"/>
+          <w:color w:val="D4D4D4"/>
+          <w:sz w:val="21"/>
+          <w:szCs w:val="21"/>
+          <w:lang w:val="en-US" w:eastAsia="ja-JP"/>
+        </w:rPr>
+        <w:t>=</w:t>
+      </w:r>
+      <w:r>
+        <w:rPr>
+          <w:rFonts w:ascii="Cascadia Code" w:eastAsia="Times New Roman" w:hAnsi="Cascadia Code" w:cs="Times New Roman"/>
+          <w:color w:val="CCCCCC"/>
+          <w:sz w:val="21"/>
+          <w:szCs w:val="21"/>
+          <w:lang w:val="en-US" w:eastAsia="ja-JP"/>
+        </w:rPr>
+        <w:t xml:space="preserve"> </w:t>
+      </w:r>
+      <w:r>
+        <w:rPr>
+          <w:rFonts w:ascii="Cascadia Code" w:eastAsia="Times New Roman" w:hAnsi="Cascadia Code" w:cs="Times New Roman"/>
+          <w:color w:val="B5CEA8"/>
+          <w:sz w:val="21"/>
+          <w:szCs w:val="21"/>
+          <w:lang w:val="en-US" w:eastAsia="ja-JP"/>
+        </w:rPr>
+        <w:t>1</w:t>
+      </w:r>
+    </w:p>
+    <w:p>
+      <w:pPr>
+        <w:shd w:val="clear" w:color="auto" w:fill="1F1F1F"/>
+        <w:spacing w:after="0" w:line="285" w:lineRule="atLeast"/>
+        <w:rPr>
+          <w:rFonts w:ascii="Cascadia Code" w:eastAsia="Times New Roman" w:hAnsi="Cascadia Code" w:cs="Times New Roman"/>
+          <w:color w:val="CCCCCC"/>
+          <w:sz w:val="21"/>
+          <w:szCs w:val="21"/>
+          <w:lang w:val="en-US" w:eastAsia="ja-JP"/>
+        </w:rPr>
+      </w:pPr>
+      <w:r>
+        <w:rPr>
+          <w:rFonts w:ascii="Cascadia Code" w:eastAsia="Times New Roman" w:hAnsi="Cascadia Code" w:cs="Times New Roman"/>
+          <w:color w:val="CCCCCC"/>
+          <w:sz w:val="21"/>
+          <w:szCs w:val="21"/>
+          <w:lang w:val="en-US" w:eastAsia="ja-JP"/>
+        </w:rPr>
+        <w:lastRenderedPageBreak/>
+        <w:t xml:space="preserve">        </w:t>
+      </w:r>
+      <w:r>
+        <w:rPr>
+          <w:rFonts w:ascii="Cascadia Code" w:eastAsia="Times New Roman" w:hAnsi="Cascadia Code" w:cs="Times New Roman"/>
+          <w:color w:val="569CD6"/>
+          <w:sz w:val="21"/>
+          <w:szCs w:val="21"/>
+          <w:lang w:val="en-US" w:eastAsia="ja-JP"/>
+        </w:rPr>
+        <w:t>UNION ALL</w:t>
+      </w:r>
+    </w:p>
+    <w:p>
+      <w:pPr>
+        <w:shd w:val="clear" w:color="auto" w:fill="1F1F1F"/>
+        <w:spacing w:after="0" w:line="285" w:lineRule="atLeast"/>
+        <w:rPr>
+          <w:rFonts w:ascii="Cascadia Code" w:eastAsia="Times New Roman" w:hAnsi="Cascadia Code" w:cs="Times New Roman"/>
+          <w:color w:val="CCCCCC"/>
+          <w:sz w:val="21"/>
+          <w:szCs w:val="21"/>
+          <w:lang w:val="en-US" w:eastAsia="ja-JP"/>
+        </w:rPr>
+      </w:pPr>
+      <w:r>
+        <w:rPr>
+          <w:rFonts w:ascii="Cascadia Code" w:eastAsia="Times New Roman" w:hAnsi="Cascadia Code" w:cs="Times New Roman"/>
+          <w:color w:val="CCCCCC"/>
+          <w:sz w:val="21"/>
+          <w:szCs w:val="21"/>
+          <w:lang w:val="en-US" w:eastAsia="ja-JP"/>
+        </w:rPr>
+        <w:t xml:space="preserve">        </w:t>
+      </w:r>
+      <w:r>
+        <w:rPr>
+          <w:rFonts w:ascii="Cascadia Code" w:eastAsia="Times New Roman" w:hAnsi="Cascadia Code" w:cs="Times New Roman"/>
+          <w:color w:val="569CD6"/>
+          <w:sz w:val="21"/>
+          <w:szCs w:val="21"/>
+          <w:lang w:val="en-US" w:eastAsia="ja-JP"/>
+        </w:rPr>
+        <w:t>SELECT</w:t>
+      </w:r>
+      <w:r>
+        <w:rPr>
+          <w:rFonts w:ascii="Cascadia Code" w:eastAsia="Times New Roman" w:hAnsi="Cascadia Code" w:cs="Times New Roman"/>
+          <w:color w:val="CCCCCC"/>
+          <w:sz w:val="21"/>
+          <w:szCs w:val="21"/>
+          <w:lang w:val="en-US" w:eastAsia="ja-JP"/>
+        </w:rPr>
+        <w:t xml:space="preserve"> categories.id, categories.parent_id, categories.name, category_tree.depth </w:t>
+      </w:r>
+      <w:r>
+        <w:rPr>
+          <w:rFonts w:ascii="Cascadia Code" w:eastAsia="Times New Roman" w:hAnsi="Cascadia Code" w:cs="Times New Roman"/>
+          <w:color w:val="D4D4D4"/>
+          <w:sz w:val="21"/>
+          <w:szCs w:val="21"/>
+          <w:lang w:val="en-US" w:eastAsia="ja-JP"/>
+        </w:rPr>
+        <w:t>+</w:t>
+      </w:r>
+      <w:r>
+        <w:rPr>
+          <w:rFonts w:ascii="Cascadia Code" w:eastAsia="Times New Roman" w:hAnsi="Cascadia Code" w:cs="Times New Roman"/>
+          <w:color w:val="CCCCCC"/>
+          <w:sz w:val="21"/>
+          <w:szCs w:val="21"/>
+          <w:lang w:val="en-US" w:eastAsia="ja-JP"/>
+        </w:rPr>
+        <w:t xml:space="preserve"> </w:t>
+      </w:r>
+      <w:r>
+        <w:rPr>
+          <w:rFonts w:ascii="Cascadia Code" w:eastAsia="Times New Roman" w:hAnsi="Cascadia Code" w:cs="Times New Roman"/>
+          <w:color w:val="B5CEA8"/>
+          <w:sz w:val="21"/>
+          <w:szCs w:val="21"/>
+          <w:lang w:val="en-US" w:eastAsia="ja-JP"/>
+        </w:rPr>
+        <w:t>1</w:t>
+      </w:r>
+    </w:p>
+    <w:p>
+      <w:pPr>
+        <w:shd w:val="clear" w:color="auto" w:fill="1F1F1F"/>
+        <w:spacing w:after="0" w:line="285" w:lineRule="atLeast"/>
+        <w:rPr>
+          <w:rFonts w:ascii="Cascadia Code" w:eastAsia="Times New Roman" w:hAnsi="Cascadia Code" w:cs="Times New Roman"/>
+          <w:color w:val="CCCCCC"/>
+          <w:sz w:val="21"/>
+          <w:szCs w:val="21"/>
+          <w:lang w:val="en-US" w:eastAsia="ja-JP"/>
+        </w:rPr>
+      </w:pPr>
+      <w:r>
+        <w:rPr>
+          <w:rFonts w:ascii="Cascadia Code" w:eastAsia="Times New Roman" w:hAnsi="Cascadia Code" w:cs="Times New Roman"/>
+          <w:color w:val="CCCCCC"/>
+          <w:sz w:val="21"/>
+          <w:szCs w:val="21"/>
+          <w:lang w:val="en-US" w:eastAsia="ja-JP"/>
+        </w:rPr>
+        <w:t xml:space="preserve">        </w:t>
+      </w:r>
+      <w:r>
+        <w:rPr>
+          <w:rFonts w:ascii="Cascadia Code" w:eastAsia="Times New Roman" w:hAnsi="Cascadia Code" w:cs="Times New Roman"/>
+          <w:color w:val="569CD6"/>
+          <w:sz w:val="21"/>
+          <w:szCs w:val="21"/>
+          <w:lang w:val="en-US" w:eastAsia="ja-JP"/>
+        </w:rPr>
+        <w:t>FROM</w:t>
+      </w:r>
+      <w:r>
+        <w:rPr>
+          <w:rFonts w:ascii="Cascadia Code" w:eastAsia="Times New Roman" w:hAnsi="Cascadia Code" w:cs="Times New Roman"/>
+          <w:color w:val="CCCCCC"/>
+          <w:sz w:val="21"/>
+          <w:szCs w:val="21"/>
+          <w:lang w:val="en-US" w:eastAsia="ja-JP"/>
+        </w:rPr>
+        <w:t xml:space="preserve"> categories</w:t>
+      </w:r>
+    </w:p>
+    <w:p>
+      <w:pPr>
+        <w:shd w:val="clear" w:color="auto" w:fill="1F1F1F"/>
+        <w:spacing w:after="0" w:line="285" w:lineRule="atLeast"/>
+        <w:rPr>
+          <w:rFonts w:ascii="Cascadia Code" w:eastAsia="Times New Roman" w:hAnsi="Cascadia Code" w:cs="Times New Roman"/>
+          <w:color w:val="CCCCCC"/>
+          <w:sz w:val="21"/>
+          <w:szCs w:val="21"/>
+          <w:lang w:val="en-US" w:eastAsia="ja-JP"/>
+        </w:rPr>
+      </w:pPr>
+      <w:r>
+        <w:rPr>
+          <w:rFonts w:ascii="Cascadia Code" w:eastAsia="Times New Roman" w:hAnsi="Cascadia Code" w:cs="Times New Roman"/>
+          <w:color w:val="CCCCCC"/>
+          <w:sz w:val="21"/>
+          <w:szCs w:val="21"/>
+          <w:lang w:val="en-US" w:eastAsia="ja-JP"/>
+        </w:rPr>
+        <w:t xml:space="preserve">            </w:t>
+      </w:r>
+      <w:r>
+        <w:rPr>
+          <w:rFonts w:ascii="Cascadia Code" w:eastAsia="Times New Roman" w:hAnsi="Cascadia Code" w:cs="Times New Roman"/>
+          <w:color w:val="569CD6"/>
+          <w:sz w:val="21"/>
+          <w:szCs w:val="21"/>
+          <w:lang w:val="en-US" w:eastAsia="ja-JP"/>
+        </w:rPr>
+        <w:t>JOIN</w:t>
+      </w:r>
+      <w:r>
+        <w:rPr>
+          <w:rFonts w:ascii="Cascadia Code" w:eastAsia="Times New Roman" w:hAnsi="Cascadia Code" w:cs="Times New Roman"/>
+          <w:color w:val="CCCCCC"/>
+          <w:sz w:val="21"/>
+          <w:szCs w:val="21"/>
+          <w:lang w:val="en-US" w:eastAsia="ja-JP"/>
+        </w:rPr>
+        <w:t xml:space="preserve"> category_tree </w:t>
+      </w:r>
+      <w:r>
+        <w:rPr>
+          <w:rFonts w:ascii="Cascadia Code" w:eastAsia="Times New Roman" w:hAnsi="Cascadia Code" w:cs="Times New Roman"/>
+          <w:color w:val="569CD6"/>
+          <w:sz w:val="21"/>
+          <w:szCs w:val="21"/>
+          <w:lang w:val="en-US" w:eastAsia="ja-JP"/>
+        </w:rPr>
+        <w:t>ON</w:t>
+      </w:r>
+      <w:r>
+        <w:rPr>
+          <w:rFonts w:ascii="Cascadia Code" w:eastAsia="Times New Roman" w:hAnsi="Cascadia Code" w:cs="Times New Roman"/>
+          <w:color w:val="CCCCCC"/>
+          <w:sz w:val="21"/>
+          <w:szCs w:val="21"/>
+          <w:lang w:val="en-US" w:eastAsia="ja-JP"/>
+        </w:rPr>
+        <w:t xml:space="preserve"> categories.parent_id </w:t>
+      </w:r>
+      <w:r>
+        <w:rPr>
+          <w:rFonts w:ascii="Cascadia Code" w:eastAsia="Times New Roman" w:hAnsi="Cascadia Code" w:cs="Times New Roman"/>
+          <w:color w:val="D4D4D4"/>
+          <w:sz w:val="21"/>
+          <w:szCs w:val="21"/>
+          <w:lang w:val="en-US" w:eastAsia="ja-JP"/>
+        </w:rPr>
+        <w:t>=</w:t>
+      </w:r>
+      <w:r>
+        <w:rPr>
+          <w:rFonts w:ascii="Cascadia Code" w:eastAsia="Times New Roman" w:hAnsi="Cascadia Code" w:cs="Times New Roman"/>
+          <w:color w:val="CCCCCC"/>
+          <w:sz w:val="21"/>
+          <w:szCs w:val="21"/>
+          <w:lang w:val="en-US" w:eastAsia="ja-JP"/>
+        </w:rPr>
+        <w:t xml:space="preserve"> category_tree.id</w:t>
+      </w:r>
+    </w:p>
+    <w:p>
+      <w:pPr>
+        <w:shd w:val="clear" w:color="auto" w:fill="1F1F1F"/>
+        <w:spacing w:after="0" w:line="285" w:lineRule="atLeast"/>
+        <w:rPr>
+          <w:rFonts w:ascii="Cascadia Code" w:eastAsia="Times New Roman" w:hAnsi="Cascadia Code" w:cs="Times New Roman"/>
+          <w:color w:val="CCCCCC"/>
+          <w:sz w:val="21"/>
+          <w:szCs w:val="21"/>
+          <w:lang w:val="en-US" w:eastAsia="ja-JP"/>
+        </w:rPr>
+      </w:pPr>
+      <w:r>
+        <w:rPr>
+          <w:rFonts w:ascii="Cascadia Code" w:eastAsia="Times New Roman" w:hAnsi="Cascadia Code" w:cs="Times New Roman"/>
+          <w:color w:val="CCCCCC"/>
+          <w:sz w:val="21"/>
+          <w:szCs w:val="21"/>
+          <w:lang w:val="en-US" w:eastAsia="ja-JP"/>
+        </w:rPr>
+        <w:t>    )</w:t>
+      </w:r>
+    </w:p>
+    <w:p>
+      <w:pPr>
+        <w:shd w:val="clear" w:color="auto" w:fill="1F1F1F"/>
+        <w:spacing w:after="0" w:line="285" w:lineRule="atLeast"/>
+        <w:rPr>
+          <w:rFonts w:ascii="Cascadia Code" w:eastAsia="Times New Roman" w:hAnsi="Cascadia Code" w:cs="Times New Roman"/>
+          <w:color w:val="CCCCCC"/>
+          <w:sz w:val="21"/>
+          <w:szCs w:val="21"/>
+          <w:lang w:val="en-US" w:eastAsia="ja-JP"/>
+        </w:rPr>
+      </w:pPr>
+      <w:r>
+        <w:rPr>
+          <w:rFonts w:ascii="Cascadia Code" w:eastAsia="Times New Roman" w:hAnsi="Cascadia Code" w:cs="Times New Roman"/>
+          <w:color w:val="569CD6"/>
+          <w:sz w:val="21"/>
+          <w:szCs w:val="21"/>
+          <w:lang w:val="en-US" w:eastAsia="ja-JP"/>
+        </w:rPr>
+        <w:t>SELECT</w:t>
+      </w:r>
+      <w:r>
+        <w:rPr>
+          <w:rFonts w:ascii="Cascadia Code" w:eastAsia="Times New Roman" w:hAnsi="Cascadia Code" w:cs="Times New Roman"/>
+          <w:color w:val="CCCCCC"/>
+          <w:sz w:val="21"/>
+          <w:szCs w:val="21"/>
+          <w:lang w:val="en-US" w:eastAsia="ja-JP"/>
+        </w:rPr>
+        <w:t xml:space="preserve"> </w:t>
+      </w:r>
+      <w:r>
+        <w:rPr>
+          <w:rFonts w:ascii="Cascadia Code" w:eastAsia="Times New Roman" w:hAnsi="Cascadia Code" w:cs="Times New Roman"/>
+          <w:color w:val="569CD6"/>
+          <w:sz w:val="21"/>
+          <w:szCs w:val="21"/>
+          <w:lang w:val="en-US" w:eastAsia="ja-JP"/>
+        </w:rPr>
+        <w:t>id</w:t>
+      </w:r>
+      <w:r>
+        <w:rPr>
+          <w:rFonts w:ascii="Cascadia Code" w:eastAsia="Times New Roman" w:hAnsi="Cascadia Code" w:cs="Times New Roman"/>
+          <w:color w:val="CCCCCC"/>
+          <w:sz w:val="21"/>
+          <w:szCs w:val="21"/>
+          <w:lang w:val="en-US" w:eastAsia="ja-JP"/>
+        </w:rPr>
+        <w:t xml:space="preserve">, parent_id, </w:t>
+      </w:r>
+      <w:r>
+        <w:rPr>
+          <w:rFonts w:ascii="Cascadia Code" w:eastAsia="Times New Roman" w:hAnsi="Cascadia Code" w:cs="Times New Roman"/>
+          <w:color w:val="569CD6"/>
+          <w:sz w:val="21"/>
+          <w:szCs w:val="21"/>
+          <w:lang w:val="en-US" w:eastAsia="ja-JP"/>
+        </w:rPr>
+        <w:t>name</w:t>
+      </w:r>
+      <w:r>
+        <w:rPr>
+          <w:rFonts w:ascii="Cascadia Code" w:eastAsia="Times New Roman" w:hAnsi="Cascadia Code" w:cs="Times New Roman"/>
+          <w:color w:val="CCCCCC"/>
+          <w:sz w:val="21"/>
+          <w:szCs w:val="21"/>
+          <w:lang w:val="en-US" w:eastAsia="ja-JP"/>
+        </w:rPr>
+        <w:t xml:space="preserve">, </w:t>
+      </w:r>
+      <w:r>
+        <w:rPr>
+          <w:rFonts w:ascii="Cascadia Code" w:eastAsia="Times New Roman" w:hAnsi="Cascadia Code" w:cs="Times New Roman"/>
+          <w:color w:val="569CD6"/>
+          <w:sz w:val="21"/>
+          <w:szCs w:val="21"/>
+          <w:lang w:val="en-US" w:eastAsia="ja-JP"/>
+        </w:rPr>
+        <w:t>depth</w:t>
+      </w:r>
+    </w:p>
+    <w:p>
+      <w:pPr>
+        <w:shd w:val="clear" w:color="auto" w:fill="1F1F1F"/>
+        <w:spacing w:after="0" w:line="285" w:lineRule="atLeast"/>
+        <w:rPr>
+          <w:rFonts w:ascii="Cascadia Code" w:eastAsia="Times New Roman" w:hAnsi="Cascadia Code" w:cs="Times New Roman"/>
+          <w:color w:val="CCCCCC"/>
+          <w:sz w:val="21"/>
+          <w:szCs w:val="21"/>
+          <w:lang w:eastAsia="ja-JP"/>
+        </w:rPr>
+      </w:pPr>
+      <w:r>
+        <w:rPr>
+          <w:rFonts w:ascii="Cascadia Code" w:eastAsia="Times New Roman" w:hAnsi="Cascadia Code" w:cs="Times New Roman"/>
+          <w:color w:val="569CD6"/>
+          <w:sz w:val="21"/>
+          <w:szCs w:val="21"/>
+          <w:lang w:eastAsia="ja-JP"/>
+        </w:rPr>
+        <w:t>FROM</w:t>
+      </w:r>
+      <w:r>
+        <w:rPr>
+          <w:rFonts w:ascii="Cascadia Code" w:eastAsia="Times New Roman" w:hAnsi="Cascadia Code" w:cs="Times New Roman"/>
+          <w:color w:val="CCCCCC"/>
+          <w:sz w:val="21"/>
+          <w:szCs w:val="21"/>
+          <w:lang w:eastAsia="ja-JP"/>
+        </w:rPr>
+        <w:t xml:space="preserve"> category_tree;</w:t>
+      </w:r>
+    </w:p>
+    <w:p>
+      <w:pPr>
         <w:spacing w:line="360" w:lineRule="auto"/>
         <w:jc w:val="center"/>
         <w:rPr>
+          <w:lang w:val="en-US"/>
+        </w:rPr>
+      </w:pPr>
+      <w:r>
+        <w:rPr>
+          <w:noProof/>
+        </w:rPr>
+        <w:drawing>
+          <wp:inline distT="0" distB="0" distL="0" distR="0" wp14:anchorId="0A843DDB" wp14:editId="0E45BEBF">
+            <wp:extent cx="2867025" cy="3038475"/>
+            <wp:effectExtent l="0" t="0" r="9525" b="9525"/>
+            <wp:docPr id="6" name="Рисунок 6"/>
+            <wp:cNvGraphicFramePr>
+              <a:graphicFrameLocks xmlns:a="http://schemas.openxmlformats.org/drawingml/2006/main" noChangeAspect="1"/>
+            </wp:cNvGraphicFramePr>
+            <a:graphic xmlns:a="http://schemas.openxmlformats.org/drawingml/2006/main">
+              <a:graphicData uri="http://schemas.openxmlformats.org/drawingml/2006/picture">
+                <pic:pic xmlns:pic="http://schemas.openxmlformats.org/drawingml/2006/picture">
+                  <pic:nvPicPr>
+                    <pic:cNvPr id="1" name=""/>
+                    <pic:cNvPicPr/>
+                  </pic:nvPicPr>
+                  <pic:blipFill>
+                    <a:blip r:embed="rId15"/>
+                    <a:stretch>
+                      <a:fillRect/>
+                    </a:stretch>
+                  </pic:blipFill>
+                  <pic:spPr>
+                    <a:xfrm>
+                      <a:off x="0" y="0"/>
+                      <a:ext cx="2867025" cy="3038475"/>
+                    </a:xfrm>
+                    <a:prstGeom prst="rect">
+                      <a:avLst/>
+                    </a:prstGeom>
+                  </pic:spPr>
+                </pic:pic>
+              </a:graphicData>
+            </a:graphic>
+          </wp:inline>
+        </w:drawing>
+      </w:r>
+    </w:p>
+    <w:p>
+      <w:pPr>
+        <w:spacing w:line="360" w:lineRule="auto"/>
+        <w:jc w:val="center"/>
+        <w:rPr>
           <w:lang w:eastAsia="ja-JP"/>
         </w:rPr>
       </w:pPr>
@@ -3796,7 +5955,7 @@
         <w:t xml:space="preserve">Рисунок </w:t>
       </w:r>
       <w:r>
-        <w:t>6</w:t>
+        <w:t>8</w:t>
       </w:r>
       <w:r>
         <w:t xml:space="preserve"> – </w:t>
@@ -3805,13 +5964,99 @@
         <w:rPr>
           <w:lang w:eastAsia="ja-JP"/>
         </w:rPr>
-        <w:t xml:space="preserve">Задание </w:t>
-      </w:r>
-      <w:r>
-        <w:rPr>
-          <w:lang w:eastAsia="ja-JP"/>
-        </w:rPr>
-        <w:t>6</w:t>
+        <w:t>Задание 6</w:t>
+      </w:r>
+      <w:r>
+        <w:rPr>
+          <w:lang w:eastAsia="ja-JP"/>
+        </w:rPr>
+        <w:t>, первый запрос</w:t>
+      </w:r>
+    </w:p>
+    <w:p>
+      <w:pPr>
+        <w:spacing w:line="360" w:lineRule="auto"/>
+        <w:jc w:val="center"/>
+        <w:rPr>
+          <w:lang w:eastAsia="ja-JP"/>
+        </w:rPr>
+      </w:pPr>
+      <w:r>
+        <w:rPr>
+          <w:noProof/>
+        </w:rPr>
+        <w:drawing>
+          <wp:inline distT="0" distB="0" distL="0" distR="0" wp14:anchorId="2FF77E6F" wp14:editId="44BA3EB7">
+            <wp:extent cx="4257675" cy="1190625"/>
+            <wp:effectExtent l="0" t="0" r="9525" b="9525"/>
+            <wp:docPr id="8" name="Рисунок 8"/>
+            <wp:cNvGraphicFramePr>
+              <a:graphicFrameLocks xmlns:a="http://schemas.openxmlformats.org/drawingml/2006/main" noChangeAspect="1"/>
+            </wp:cNvGraphicFramePr>
+            <a:graphic xmlns:a="http://schemas.openxmlformats.org/drawingml/2006/main">
+              <a:graphicData uri="http://schemas.openxmlformats.org/drawingml/2006/picture">
+                <pic:pic xmlns:pic="http://schemas.openxmlformats.org/drawingml/2006/picture">
+                  <pic:nvPicPr>
+                    <pic:cNvPr id="1" name=""/>
+                    <pic:cNvPicPr/>
+                  </pic:nvPicPr>
+                  <pic:blipFill>
+                    <a:blip r:embed="rId16"/>
+                    <a:stretch>
+                      <a:fillRect/>
+                    </a:stretch>
+                  </pic:blipFill>
+                  <pic:spPr>
+                    <a:xfrm>
+                      <a:off x="0" y="0"/>
+                      <a:ext cx="4257675" cy="1190625"/>
+                    </a:xfrm>
+                    <a:prstGeom prst="rect">
+                      <a:avLst/>
+                    </a:prstGeom>
+                  </pic:spPr>
+                </pic:pic>
+              </a:graphicData>
+            </a:graphic>
+          </wp:inline>
+        </w:drawing>
+      </w:r>
+    </w:p>
+    <w:p>
+      <w:pPr>
+        <w:spacing w:line="360" w:lineRule="auto"/>
+        <w:jc w:val="center"/>
+        <w:rPr>
+          <w:rFonts w:hint="eastAsia"/>
+          <w:lang w:eastAsia="ja-JP"/>
+        </w:rPr>
+      </w:pPr>
+      <w:r>
+        <w:t xml:space="preserve">Рисунок </w:t>
+      </w:r>
+      <w:r>
+        <w:t>9</w:t>
+      </w:r>
+      <w:r>
+        <w:t xml:space="preserve"> – </w:t>
+      </w:r>
+      <w:r>
+        <w:rPr>
+          <w:lang w:eastAsia="ja-JP"/>
+        </w:rPr>
+        <w:t xml:space="preserve">Задание 6, </w:t>
+      </w:r>
+      <w:r>
+        <w:rPr>
+          <w:lang w:eastAsia="ja-JP"/>
+        </w:rPr>
+        <w:t>второй</w:t>
+      </w:r>
+      <w:r>
+        <w:rPr>
+          <w:lang w:eastAsia="ja-JP"/>
+        </w:rPr>
+        <w:t xml:space="preserve"> запрос</w:t>
       </w:r>
     </w:p>
     <w:p>
@@ -3822,10 +6067,7 @@
       </w:pPr>
       <w:bookmarkStart w:id="8" w:name="_Toc243516096"/>
       <w:r>
-        <w:t>Задание №</w:t>
-      </w:r>
-      <w:r>
-        <w:t>7</w:t>
+        <w:t>Задание №7</w:t>
       </w:r>
       <w:bookmarkEnd w:id="8"/>
     </w:p>
@@ -3835,9 +6077,1800 @@
       </w:pPr>
       <w:r>
         <w:tab/>
-      </w:r>
-      <w:r>
         <w:t>Создайте не менее двух представлений для типовых отчётов и продемонстрируйте обращение к ним.</w:t>
+      </w:r>
+    </w:p>
+    <w:p>
+      <w:pPr>
+        <w:shd w:val="clear" w:color="auto" w:fill="1F1F1F"/>
+        <w:spacing w:after="0" w:line="285" w:lineRule="atLeast"/>
+        <w:rPr>
+          <w:rFonts w:ascii="Cascadia Code" w:eastAsia="Times New Roman" w:hAnsi="Cascadia Code" w:cs="Times New Roman"/>
+          <w:color w:val="CCCCCC"/>
+          <w:sz w:val="21"/>
+          <w:szCs w:val="21"/>
+          <w:lang w:val="en-US" w:eastAsia="ja-JP"/>
+        </w:rPr>
+      </w:pPr>
+      <w:r>
+        <w:rPr>
+          <w:rFonts w:ascii="Cascadia Code" w:eastAsia="Times New Roman" w:hAnsi="Cascadia Code" w:cs="Times New Roman"/>
+          <w:color w:val="569CD6"/>
+          <w:sz w:val="21"/>
+          <w:szCs w:val="21"/>
+          <w:lang w:val="en-US" w:eastAsia="ja-JP"/>
+        </w:rPr>
+        <w:t>CREATE</w:t>
+      </w:r>
+      <w:r>
+        <w:rPr>
+          <w:rFonts w:ascii="Cascadia Code" w:eastAsia="Times New Roman" w:hAnsi="Cascadia Code" w:cs="Times New Roman"/>
+          <w:color w:val="CCCCCC"/>
+          <w:sz w:val="21"/>
+          <w:szCs w:val="21"/>
+          <w:lang w:val="en-US" w:eastAsia="ja-JP"/>
+        </w:rPr>
+        <w:t xml:space="preserve"> </w:t>
+      </w:r>
+      <w:r>
+        <w:rPr>
+          <w:rFonts w:ascii="Cascadia Code" w:eastAsia="Times New Roman" w:hAnsi="Cascadia Code" w:cs="Times New Roman"/>
+          <w:color w:val="569CD6"/>
+          <w:sz w:val="21"/>
+          <w:szCs w:val="21"/>
+          <w:lang w:val="en-US" w:eastAsia="ja-JP"/>
+        </w:rPr>
+        <w:t>VIEW</w:t>
+      </w:r>
+      <w:r>
+        <w:rPr>
+          <w:rFonts w:ascii="Cascadia Code" w:eastAsia="Times New Roman" w:hAnsi="Cascadia Code" w:cs="Times New Roman"/>
+          <w:color w:val="CCCCCC"/>
+          <w:sz w:val="21"/>
+          <w:szCs w:val="21"/>
+          <w:lang w:val="en-US" w:eastAsia="ja-JP"/>
+        </w:rPr>
+        <w:t xml:space="preserve"> v_active_products </w:t>
+      </w:r>
+      <w:r>
+        <w:rPr>
+          <w:rFonts w:ascii="Cascadia Code" w:eastAsia="Times New Roman" w:hAnsi="Cascadia Code" w:cs="Times New Roman"/>
+          <w:color w:val="569CD6"/>
+          <w:sz w:val="21"/>
+          <w:szCs w:val="21"/>
+          <w:lang w:val="en-US" w:eastAsia="ja-JP"/>
+        </w:rPr>
+        <w:t>AS</w:t>
+      </w:r>
+    </w:p>
+    <w:p>
+      <w:pPr>
+        <w:shd w:val="clear" w:color="auto" w:fill="1F1F1F"/>
+        <w:spacing w:after="0" w:line="285" w:lineRule="atLeast"/>
+        <w:rPr>
+          <w:rFonts w:ascii="Cascadia Code" w:eastAsia="Times New Roman" w:hAnsi="Cascadia Code" w:cs="Times New Roman"/>
+          <w:color w:val="CCCCCC"/>
+          <w:sz w:val="21"/>
+          <w:szCs w:val="21"/>
+          <w:lang w:val="en-US" w:eastAsia="ja-JP"/>
+        </w:rPr>
+      </w:pPr>
+      <w:r>
+        <w:rPr>
+          <w:rFonts w:ascii="Cascadia Code" w:eastAsia="Times New Roman" w:hAnsi="Cascadia Code" w:cs="Times New Roman"/>
+          <w:color w:val="569CD6"/>
+          <w:sz w:val="21"/>
+          <w:szCs w:val="21"/>
+          <w:lang w:val="en-US" w:eastAsia="ja-JP"/>
+        </w:rPr>
+        <w:t>SELECT</w:t>
+      </w:r>
+      <w:r>
+        <w:rPr>
+          <w:rFonts w:ascii="Cascadia Code" w:eastAsia="Times New Roman" w:hAnsi="Cascadia Code" w:cs="Times New Roman"/>
+          <w:color w:val="CCCCCC"/>
+          <w:sz w:val="21"/>
+          <w:szCs w:val="21"/>
+          <w:lang w:val="en-US" w:eastAsia="ja-JP"/>
+        </w:rPr>
+        <w:t xml:space="preserve"> products.id, products.title, products.price, categories.name </w:t>
+      </w:r>
+      <w:r>
+        <w:rPr>
+          <w:rFonts w:ascii="Cascadia Code" w:eastAsia="Times New Roman" w:hAnsi="Cascadia Code" w:cs="Times New Roman"/>
+          <w:color w:val="569CD6"/>
+          <w:sz w:val="21"/>
+          <w:szCs w:val="21"/>
+          <w:lang w:val="en-US" w:eastAsia="ja-JP"/>
+        </w:rPr>
+        <w:t>AS</w:t>
+      </w:r>
+      <w:r>
+        <w:rPr>
+          <w:rFonts w:ascii="Cascadia Code" w:eastAsia="Times New Roman" w:hAnsi="Cascadia Code" w:cs="Times New Roman"/>
+          <w:color w:val="CCCCCC"/>
+          <w:sz w:val="21"/>
+          <w:szCs w:val="21"/>
+          <w:lang w:val="en-US" w:eastAsia="ja-JP"/>
+        </w:rPr>
+        <w:t xml:space="preserve"> category_name, sellers.store_name</w:t>
+      </w:r>
+    </w:p>
+    <w:p>
+      <w:pPr>
+        <w:shd w:val="clear" w:color="auto" w:fill="1F1F1F"/>
+        <w:spacing w:after="0" w:line="285" w:lineRule="atLeast"/>
+        <w:rPr>
+          <w:rFonts w:ascii="Cascadia Code" w:eastAsia="Times New Roman" w:hAnsi="Cascadia Code" w:cs="Times New Roman"/>
+          <w:color w:val="CCCCCC"/>
+          <w:sz w:val="21"/>
+          <w:szCs w:val="21"/>
+          <w:lang w:val="en-US" w:eastAsia="ja-JP"/>
+        </w:rPr>
+      </w:pPr>
+      <w:r>
+        <w:rPr>
+          <w:rFonts w:ascii="Cascadia Code" w:eastAsia="Times New Roman" w:hAnsi="Cascadia Code" w:cs="Times New Roman"/>
+          <w:color w:val="569CD6"/>
+          <w:sz w:val="21"/>
+          <w:szCs w:val="21"/>
+          <w:lang w:val="en-US" w:eastAsia="ja-JP"/>
+        </w:rPr>
+        <w:t>FROM</w:t>
+      </w:r>
+    </w:p>
+    <w:p>
+      <w:pPr>
+        <w:shd w:val="clear" w:color="auto" w:fill="1F1F1F"/>
+        <w:spacing w:after="0" w:line="285" w:lineRule="atLeast"/>
+        <w:rPr>
+          <w:rFonts w:ascii="Cascadia Code" w:eastAsia="Times New Roman" w:hAnsi="Cascadia Code" w:cs="Times New Roman"/>
+          <w:color w:val="CCCCCC"/>
+          <w:sz w:val="21"/>
+          <w:szCs w:val="21"/>
+          <w:lang w:val="en-US" w:eastAsia="ja-JP"/>
+        </w:rPr>
+      </w:pPr>
+      <w:r>
+        <w:rPr>
+          <w:rFonts w:ascii="Cascadia Code" w:eastAsia="Times New Roman" w:hAnsi="Cascadia Code" w:cs="Times New Roman"/>
+          <w:color w:val="CCCCCC"/>
+          <w:sz w:val="21"/>
+          <w:szCs w:val="21"/>
+          <w:lang w:val="en-US" w:eastAsia="ja-JP"/>
+        </w:rPr>
+        <w:t>    products</w:t>
+      </w:r>
+    </w:p>
+    <w:p>
+      <w:pPr>
+        <w:shd w:val="clear" w:color="auto" w:fill="1F1F1F"/>
+        <w:spacing w:after="0" w:line="285" w:lineRule="atLeast"/>
+        <w:rPr>
+          <w:rFonts w:ascii="Cascadia Code" w:eastAsia="Times New Roman" w:hAnsi="Cascadia Code" w:cs="Times New Roman"/>
+          <w:color w:val="CCCCCC"/>
+          <w:sz w:val="21"/>
+          <w:szCs w:val="21"/>
+          <w:lang w:val="en-US" w:eastAsia="ja-JP"/>
+        </w:rPr>
+      </w:pPr>
+      <w:r>
+        <w:rPr>
+          <w:rFonts w:ascii="Cascadia Code" w:eastAsia="Times New Roman" w:hAnsi="Cascadia Code" w:cs="Times New Roman"/>
+          <w:color w:val="CCCCCC"/>
+          <w:sz w:val="21"/>
+          <w:szCs w:val="21"/>
+          <w:lang w:val="en-US" w:eastAsia="ja-JP"/>
+        </w:rPr>
+        <w:t xml:space="preserve">    </w:t>
+      </w:r>
+      <w:r>
+        <w:rPr>
+          <w:rFonts w:ascii="Cascadia Code" w:eastAsia="Times New Roman" w:hAnsi="Cascadia Code" w:cs="Times New Roman"/>
+          <w:color w:val="569CD6"/>
+          <w:sz w:val="21"/>
+          <w:szCs w:val="21"/>
+          <w:lang w:val="en-US" w:eastAsia="ja-JP"/>
+        </w:rPr>
+        <w:t>JOIN</w:t>
+      </w:r>
+      <w:r>
+        <w:rPr>
+          <w:rFonts w:ascii="Cascadia Code" w:eastAsia="Times New Roman" w:hAnsi="Cascadia Code" w:cs="Times New Roman"/>
+          <w:color w:val="CCCCCC"/>
+          <w:sz w:val="21"/>
+          <w:szCs w:val="21"/>
+          <w:lang w:val="en-US" w:eastAsia="ja-JP"/>
+        </w:rPr>
+        <w:t xml:space="preserve"> categories </w:t>
+      </w:r>
+      <w:r>
+        <w:rPr>
+          <w:rFonts w:ascii="Cascadia Code" w:eastAsia="Times New Roman" w:hAnsi="Cascadia Code" w:cs="Times New Roman"/>
+          <w:color w:val="569CD6"/>
+          <w:sz w:val="21"/>
+          <w:szCs w:val="21"/>
+          <w:lang w:val="en-US" w:eastAsia="ja-JP"/>
+        </w:rPr>
+        <w:t>ON</w:t>
+      </w:r>
+      <w:r>
+        <w:rPr>
+          <w:rFonts w:ascii="Cascadia Code" w:eastAsia="Times New Roman" w:hAnsi="Cascadia Code" w:cs="Times New Roman"/>
+          <w:color w:val="CCCCCC"/>
+          <w:sz w:val="21"/>
+          <w:szCs w:val="21"/>
+          <w:lang w:val="en-US" w:eastAsia="ja-JP"/>
+        </w:rPr>
+        <w:t xml:space="preserve"> products.category_id </w:t>
+      </w:r>
+      <w:r>
+        <w:rPr>
+          <w:rFonts w:ascii="Cascadia Code" w:eastAsia="Times New Roman" w:hAnsi="Cascadia Code" w:cs="Times New Roman"/>
+          <w:color w:val="D4D4D4"/>
+          <w:sz w:val="21"/>
+          <w:szCs w:val="21"/>
+          <w:lang w:val="en-US" w:eastAsia="ja-JP"/>
+        </w:rPr>
+        <w:t>=</w:t>
+      </w:r>
+      <w:r>
+        <w:rPr>
+          <w:rFonts w:ascii="Cascadia Code" w:eastAsia="Times New Roman" w:hAnsi="Cascadia Code" w:cs="Times New Roman"/>
+          <w:color w:val="CCCCCC"/>
+          <w:sz w:val="21"/>
+          <w:szCs w:val="21"/>
+          <w:lang w:val="en-US" w:eastAsia="ja-JP"/>
+        </w:rPr>
+        <w:t xml:space="preserve"> categories.id</w:t>
+      </w:r>
+    </w:p>
+    <w:p>
+      <w:pPr>
+        <w:shd w:val="clear" w:color="auto" w:fill="1F1F1F"/>
+        <w:spacing w:after="0" w:line="285" w:lineRule="atLeast"/>
+        <w:rPr>
+          <w:rFonts w:ascii="Cascadia Code" w:eastAsia="Times New Roman" w:hAnsi="Cascadia Code" w:cs="Times New Roman"/>
+          <w:color w:val="CCCCCC"/>
+          <w:sz w:val="21"/>
+          <w:szCs w:val="21"/>
+          <w:lang w:val="en-US" w:eastAsia="ja-JP"/>
+        </w:rPr>
+      </w:pPr>
+      <w:r>
+        <w:rPr>
+          <w:rFonts w:ascii="Cascadia Code" w:eastAsia="Times New Roman" w:hAnsi="Cascadia Code" w:cs="Times New Roman"/>
+          <w:color w:val="CCCCCC"/>
+          <w:sz w:val="21"/>
+          <w:szCs w:val="21"/>
+          <w:lang w:val="en-US" w:eastAsia="ja-JP"/>
+        </w:rPr>
+        <w:lastRenderedPageBreak/>
+        <w:t xml:space="preserve">    </w:t>
+      </w:r>
+      <w:r>
+        <w:rPr>
+          <w:rFonts w:ascii="Cascadia Code" w:eastAsia="Times New Roman" w:hAnsi="Cascadia Code" w:cs="Times New Roman"/>
+          <w:color w:val="569CD6"/>
+          <w:sz w:val="21"/>
+          <w:szCs w:val="21"/>
+          <w:lang w:val="en-US" w:eastAsia="ja-JP"/>
+        </w:rPr>
+        <w:t>JOIN</w:t>
+      </w:r>
+      <w:r>
+        <w:rPr>
+          <w:rFonts w:ascii="Cascadia Code" w:eastAsia="Times New Roman" w:hAnsi="Cascadia Code" w:cs="Times New Roman"/>
+          <w:color w:val="CCCCCC"/>
+          <w:sz w:val="21"/>
+          <w:szCs w:val="21"/>
+          <w:lang w:val="en-US" w:eastAsia="ja-JP"/>
+        </w:rPr>
+        <w:t xml:space="preserve"> sellers </w:t>
+      </w:r>
+      <w:r>
+        <w:rPr>
+          <w:rFonts w:ascii="Cascadia Code" w:eastAsia="Times New Roman" w:hAnsi="Cascadia Code" w:cs="Times New Roman"/>
+          <w:color w:val="569CD6"/>
+          <w:sz w:val="21"/>
+          <w:szCs w:val="21"/>
+          <w:lang w:val="en-US" w:eastAsia="ja-JP"/>
+        </w:rPr>
+        <w:t>ON</w:t>
+      </w:r>
+      <w:r>
+        <w:rPr>
+          <w:rFonts w:ascii="Cascadia Code" w:eastAsia="Times New Roman" w:hAnsi="Cascadia Code" w:cs="Times New Roman"/>
+          <w:color w:val="CCCCCC"/>
+          <w:sz w:val="21"/>
+          <w:szCs w:val="21"/>
+          <w:lang w:val="en-US" w:eastAsia="ja-JP"/>
+        </w:rPr>
+        <w:t xml:space="preserve"> products.seller_id </w:t>
+      </w:r>
+      <w:r>
+        <w:rPr>
+          <w:rFonts w:ascii="Cascadia Code" w:eastAsia="Times New Roman" w:hAnsi="Cascadia Code" w:cs="Times New Roman"/>
+          <w:color w:val="D4D4D4"/>
+          <w:sz w:val="21"/>
+          <w:szCs w:val="21"/>
+          <w:lang w:val="en-US" w:eastAsia="ja-JP"/>
+        </w:rPr>
+        <w:t>=</w:t>
+      </w:r>
+      <w:r>
+        <w:rPr>
+          <w:rFonts w:ascii="Cascadia Code" w:eastAsia="Times New Roman" w:hAnsi="Cascadia Code" w:cs="Times New Roman"/>
+          <w:color w:val="CCCCCC"/>
+          <w:sz w:val="21"/>
+          <w:szCs w:val="21"/>
+          <w:lang w:val="en-US" w:eastAsia="ja-JP"/>
+        </w:rPr>
+        <w:t xml:space="preserve"> sellers.user_id</w:t>
+      </w:r>
+    </w:p>
+    <w:p>
+      <w:pPr>
+        <w:shd w:val="clear" w:color="auto" w:fill="1F1F1F"/>
+        <w:spacing w:after="0" w:line="285" w:lineRule="atLeast"/>
+        <w:rPr>
+          <w:rFonts w:ascii="Cascadia Code" w:eastAsia="Times New Roman" w:hAnsi="Cascadia Code" w:cs="Times New Roman"/>
+          <w:color w:val="CCCCCC"/>
+          <w:sz w:val="21"/>
+          <w:szCs w:val="21"/>
+          <w:lang w:val="en-US" w:eastAsia="ja-JP"/>
+        </w:rPr>
+      </w:pPr>
+      <w:proofErr w:type="gramStart"/>
+      <w:r>
+        <w:rPr>
+          <w:rFonts w:ascii="Cascadia Code" w:eastAsia="Times New Roman" w:hAnsi="Cascadia Code" w:cs="Times New Roman"/>
+          <w:color w:val="569CD6"/>
+          <w:sz w:val="21"/>
+          <w:szCs w:val="21"/>
+          <w:lang w:val="en-US" w:eastAsia="ja-JP"/>
+        </w:rPr>
+        <w:t>WHERE</w:t>
+      </w:r>
+      <w:proofErr w:type="gramEnd"/>
+    </w:p>
+    <w:p>
+      <w:pPr>
+        <w:shd w:val="clear" w:color="auto" w:fill="1F1F1F"/>
+        <w:spacing w:after="0" w:line="285" w:lineRule="atLeast"/>
+        <w:rPr>
+          <w:rFonts w:ascii="Cascadia Code" w:eastAsia="Times New Roman" w:hAnsi="Cascadia Code" w:cs="Times New Roman"/>
+          <w:color w:val="CCCCCC"/>
+          <w:sz w:val="21"/>
+          <w:szCs w:val="21"/>
+          <w:lang w:val="en-US" w:eastAsia="ja-JP"/>
+        </w:rPr>
+      </w:pPr>
+      <w:r>
+        <w:rPr>
+          <w:rFonts w:ascii="Cascadia Code" w:eastAsia="Times New Roman" w:hAnsi="Cascadia Code" w:cs="Times New Roman"/>
+          <w:color w:val="CCCCCC"/>
+          <w:sz w:val="21"/>
+          <w:szCs w:val="21"/>
+          <w:lang w:val="en-US" w:eastAsia="ja-JP"/>
+        </w:rPr>
+        <w:t xml:space="preserve">    products.is_active </w:t>
+      </w:r>
+      <w:r>
+        <w:rPr>
+          <w:rFonts w:ascii="Cascadia Code" w:eastAsia="Times New Roman" w:hAnsi="Cascadia Code" w:cs="Times New Roman"/>
+          <w:color w:val="D4D4D4"/>
+          <w:sz w:val="21"/>
+          <w:szCs w:val="21"/>
+          <w:lang w:val="en-US" w:eastAsia="ja-JP"/>
+        </w:rPr>
+        <w:t>=</w:t>
+      </w:r>
+      <w:r>
+        <w:rPr>
+          <w:rFonts w:ascii="Cascadia Code" w:eastAsia="Times New Roman" w:hAnsi="Cascadia Code" w:cs="Times New Roman"/>
+          <w:color w:val="CCCCCC"/>
+          <w:sz w:val="21"/>
+          <w:szCs w:val="21"/>
+          <w:lang w:val="en-US" w:eastAsia="ja-JP"/>
+        </w:rPr>
+        <w:t xml:space="preserve"> </w:t>
+      </w:r>
+      <w:r>
+        <w:rPr>
+          <w:rFonts w:ascii="Cascadia Code" w:eastAsia="Times New Roman" w:hAnsi="Cascadia Code" w:cs="Times New Roman"/>
+          <w:color w:val="569CD6"/>
+          <w:sz w:val="21"/>
+          <w:szCs w:val="21"/>
+          <w:lang w:val="en-US" w:eastAsia="ja-JP"/>
+        </w:rPr>
+        <w:t>TRUE</w:t>
+      </w:r>
+      <w:r>
+        <w:rPr>
+          <w:rFonts w:ascii="Cascadia Code" w:eastAsia="Times New Roman" w:hAnsi="Cascadia Code" w:cs="Times New Roman"/>
+          <w:color w:val="CCCCCC"/>
+          <w:sz w:val="21"/>
+          <w:szCs w:val="21"/>
+          <w:lang w:val="en-US" w:eastAsia="ja-JP"/>
+        </w:rPr>
+        <w:t>;</w:t>
+      </w:r>
+    </w:p>
+    <w:p>
+      <w:pPr>
+        <w:shd w:val="clear" w:color="auto" w:fill="1F1F1F"/>
+        <w:spacing w:after="0" w:line="285" w:lineRule="atLeast"/>
+        <w:rPr>
+          <w:rFonts w:ascii="Cascadia Code" w:eastAsia="Times New Roman" w:hAnsi="Cascadia Code" w:cs="Times New Roman"/>
+          <w:color w:val="CCCCCC"/>
+          <w:sz w:val="21"/>
+          <w:szCs w:val="21"/>
+          <w:lang w:val="en-US" w:eastAsia="ja-JP"/>
+        </w:rPr>
+      </w:pPr>
+    </w:p>
+    <w:p>
+      <w:pPr>
+        <w:shd w:val="clear" w:color="auto" w:fill="1F1F1F"/>
+        <w:spacing w:after="0" w:line="285" w:lineRule="atLeast"/>
+        <w:rPr>
+          <w:rFonts w:ascii="Cascadia Code" w:eastAsia="Times New Roman" w:hAnsi="Cascadia Code" w:cs="Times New Roman"/>
+          <w:color w:val="CCCCCC"/>
+          <w:sz w:val="21"/>
+          <w:szCs w:val="21"/>
+          <w:lang w:val="en-US" w:eastAsia="ja-JP"/>
+        </w:rPr>
+      </w:pPr>
+      <w:r>
+        <w:rPr>
+          <w:rFonts w:ascii="Cascadia Code" w:eastAsia="Times New Roman" w:hAnsi="Cascadia Code" w:cs="Times New Roman"/>
+          <w:color w:val="569CD6"/>
+          <w:sz w:val="21"/>
+          <w:szCs w:val="21"/>
+          <w:lang w:val="en-US" w:eastAsia="ja-JP"/>
+        </w:rPr>
+        <w:t>SELECT</w:t>
+      </w:r>
+    </w:p>
+    <w:p>
+      <w:pPr>
+        <w:shd w:val="clear" w:color="auto" w:fill="1F1F1F"/>
+        <w:spacing w:after="0" w:line="285" w:lineRule="atLeast"/>
+        <w:rPr>
+          <w:rFonts w:ascii="Cascadia Code" w:eastAsia="Times New Roman" w:hAnsi="Cascadia Code" w:cs="Times New Roman"/>
+          <w:color w:val="CCCCCC"/>
+          <w:sz w:val="21"/>
+          <w:szCs w:val="21"/>
+          <w:lang w:val="en-US" w:eastAsia="ja-JP"/>
+        </w:rPr>
+      </w:pPr>
+      <w:r>
+        <w:rPr>
+          <w:rFonts w:ascii="Cascadia Code" w:eastAsia="Times New Roman" w:hAnsi="Cascadia Code" w:cs="Times New Roman"/>
+          <w:color w:val="CCCCCC"/>
+          <w:sz w:val="21"/>
+          <w:szCs w:val="21"/>
+          <w:lang w:val="en-US" w:eastAsia="ja-JP"/>
+        </w:rPr>
+        <w:t>    title,</w:t>
+      </w:r>
+    </w:p>
+    <w:p>
+      <w:pPr>
+        <w:shd w:val="clear" w:color="auto" w:fill="1F1F1F"/>
+        <w:spacing w:after="0" w:line="285" w:lineRule="atLeast"/>
+        <w:rPr>
+          <w:rFonts w:ascii="Cascadia Code" w:eastAsia="Times New Roman" w:hAnsi="Cascadia Code" w:cs="Times New Roman"/>
+          <w:color w:val="CCCCCC"/>
+          <w:sz w:val="21"/>
+          <w:szCs w:val="21"/>
+          <w:lang w:val="en-US" w:eastAsia="ja-JP"/>
+        </w:rPr>
+      </w:pPr>
+      <w:r>
+        <w:rPr>
+          <w:rFonts w:ascii="Cascadia Code" w:eastAsia="Times New Roman" w:hAnsi="Cascadia Code" w:cs="Times New Roman"/>
+          <w:color w:val="CCCCCC"/>
+          <w:sz w:val="21"/>
+          <w:szCs w:val="21"/>
+          <w:lang w:val="en-US" w:eastAsia="ja-JP"/>
+        </w:rPr>
+        <w:t>    price,</w:t>
+      </w:r>
+    </w:p>
+    <w:p>
+      <w:pPr>
+        <w:shd w:val="clear" w:color="auto" w:fill="1F1F1F"/>
+        <w:spacing w:after="0" w:line="285" w:lineRule="atLeast"/>
+        <w:rPr>
+          <w:rFonts w:ascii="Cascadia Code" w:eastAsia="Times New Roman" w:hAnsi="Cascadia Code" w:cs="Times New Roman"/>
+          <w:color w:val="CCCCCC"/>
+          <w:sz w:val="21"/>
+          <w:szCs w:val="21"/>
+          <w:lang w:val="en-US" w:eastAsia="ja-JP"/>
+        </w:rPr>
+      </w:pPr>
+      <w:r>
+        <w:rPr>
+          <w:rFonts w:ascii="Cascadia Code" w:eastAsia="Times New Roman" w:hAnsi="Cascadia Code" w:cs="Times New Roman"/>
+          <w:color w:val="CCCCCC"/>
+          <w:sz w:val="21"/>
+          <w:szCs w:val="21"/>
+          <w:lang w:val="en-US" w:eastAsia="ja-JP"/>
+        </w:rPr>
+        <w:t>    category_name,</w:t>
+      </w:r>
+    </w:p>
+    <w:p>
+      <w:pPr>
+        <w:shd w:val="clear" w:color="auto" w:fill="1F1F1F"/>
+        <w:spacing w:after="0" w:line="285" w:lineRule="atLeast"/>
+        <w:rPr>
+          <w:rFonts w:ascii="Cascadia Code" w:eastAsia="Times New Roman" w:hAnsi="Cascadia Code" w:cs="Times New Roman"/>
+          <w:color w:val="CCCCCC"/>
+          <w:sz w:val="21"/>
+          <w:szCs w:val="21"/>
+          <w:lang w:val="en-US" w:eastAsia="ja-JP"/>
+        </w:rPr>
+      </w:pPr>
+      <w:r>
+        <w:rPr>
+          <w:rFonts w:ascii="Cascadia Code" w:eastAsia="Times New Roman" w:hAnsi="Cascadia Code" w:cs="Times New Roman"/>
+          <w:color w:val="CCCCCC"/>
+          <w:sz w:val="21"/>
+          <w:szCs w:val="21"/>
+          <w:lang w:val="en-US" w:eastAsia="ja-JP"/>
+        </w:rPr>
+        <w:t>    store_name</w:t>
+      </w:r>
+    </w:p>
+    <w:p>
+      <w:pPr>
+        <w:shd w:val="clear" w:color="auto" w:fill="1F1F1F"/>
+        <w:spacing w:after="0" w:line="285" w:lineRule="atLeast"/>
+        <w:rPr>
+          <w:rFonts w:ascii="Cascadia Code" w:eastAsia="Times New Roman" w:hAnsi="Cascadia Code" w:cs="Times New Roman"/>
+          <w:color w:val="CCCCCC"/>
+          <w:sz w:val="21"/>
+          <w:szCs w:val="21"/>
+          <w:lang w:val="en-US" w:eastAsia="ja-JP"/>
+        </w:rPr>
+      </w:pPr>
+      <w:r>
+        <w:rPr>
+          <w:rFonts w:ascii="Cascadia Code" w:eastAsia="Times New Roman" w:hAnsi="Cascadia Code" w:cs="Times New Roman"/>
+          <w:color w:val="569CD6"/>
+          <w:sz w:val="21"/>
+          <w:szCs w:val="21"/>
+          <w:lang w:val="en-US" w:eastAsia="ja-JP"/>
+        </w:rPr>
+        <w:t>FROM</w:t>
+      </w:r>
+      <w:r>
+        <w:rPr>
+          <w:rFonts w:ascii="Cascadia Code" w:eastAsia="Times New Roman" w:hAnsi="Cascadia Code" w:cs="Times New Roman"/>
+          <w:color w:val="CCCCCC"/>
+          <w:sz w:val="21"/>
+          <w:szCs w:val="21"/>
+          <w:lang w:val="en-US" w:eastAsia="ja-JP"/>
+        </w:rPr>
+        <w:t xml:space="preserve"> v_active_products</w:t>
+      </w:r>
+    </w:p>
+    <w:p>
+      <w:pPr>
+        <w:shd w:val="clear" w:color="auto" w:fill="1F1F1F"/>
+        <w:spacing w:after="0" w:line="285" w:lineRule="atLeast"/>
+        <w:rPr>
+          <w:rFonts w:ascii="Cascadia Code" w:eastAsia="Times New Roman" w:hAnsi="Cascadia Code" w:cs="Times New Roman"/>
+          <w:color w:val="CCCCCC"/>
+          <w:sz w:val="21"/>
+          <w:szCs w:val="21"/>
+          <w:lang w:val="en-US" w:eastAsia="ja-JP"/>
+        </w:rPr>
+      </w:pPr>
+      <w:proofErr w:type="gramStart"/>
+      <w:r>
+        <w:rPr>
+          <w:rFonts w:ascii="Cascadia Code" w:eastAsia="Times New Roman" w:hAnsi="Cascadia Code" w:cs="Times New Roman"/>
+          <w:color w:val="569CD6"/>
+          <w:sz w:val="21"/>
+          <w:szCs w:val="21"/>
+          <w:lang w:val="en-US" w:eastAsia="ja-JP"/>
+        </w:rPr>
+        <w:t>WHERE</w:t>
+      </w:r>
+      <w:proofErr w:type="gramEnd"/>
+    </w:p>
+    <w:p>
+      <w:pPr>
+        <w:shd w:val="clear" w:color="auto" w:fill="1F1F1F"/>
+        <w:spacing w:after="0" w:line="285" w:lineRule="atLeast"/>
+        <w:rPr>
+          <w:rFonts w:ascii="Cascadia Code" w:eastAsia="Times New Roman" w:hAnsi="Cascadia Code" w:cs="Times New Roman"/>
+          <w:color w:val="CCCCCC"/>
+          <w:sz w:val="21"/>
+          <w:szCs w:val="21"/>
+          <w:lang w:val="en-US" w:eastAsia="ja-JP"/>
+        </w:rPr>
+      </w:pPr>
+      <w:r>
+        <w:rPr>
+          <w:rFonts w:ascii="Cascadia Code" w:eastAsia="Times New Roman" w:hAnsi="Cascadia Code" w:cs="Times New Roman"/>
+          <w:color w:val="CCCCCC"/>
+          <w:sz w:val="21"/>
+          <w:szCs w:val="21"/>
+          <w:lang w:val="en-US" w:eastAsia="ja-JP"/>
+        </w:rPr>
+        <w:t xml:space="preserve">    price </w:t>
+      </w:r>
+      <w:r>
+        <w:rPr>
+          <w:rFonts w:ascii="Cascadia Code" w:eastAsia="Times New Roman" w:hAnsi="Cascadia Code" w:cs="Times New Roman"/>
+          <w:color w:val="D4D4D4"/>
+          <w:sz w:val="21"/>
+          <w:szCs w:val="21"/>
+          <w:lang w:val="en-US" w:eastAsia="ja-JP"/>
+        </w:rPr>
+        <w:t>&lt;</w:t>
+      </w:r>
+      <w:r>
+        <w:rPr>
+          <w:rFonts w:ascii="Cascadia Code" w:eastAsia="Times New Roman" w:hAnsi="Cascadia Code" w:cs="Times New Roman"/>
+          <w:color w:val="CCCCCC"/>
+          <w:sz w:val="21"/>
+          <w:szCs w:val="21"/>
+          <w:lang w:val="en-US" w:eastAsia="ja-JP"/>
+        </w:rPr>
+        <w:t xml:space="preserve"> </w:t>
+      </w:r>
+      <w:r>
+        <w:rPr>
+          <w:rFonts w:ascii="Cascadia Code" w:eastAsia="Times New Roman" w:hAnsi="Cascadia Code" w:cs="Times New Roman"/>
+          <w:color w:val="B5CEA8"/>
+          <w:sz w:val="21"/>
+          <w:szCs w:val="21"/>
+          <w:lang w:val="en-US" w:eastAsia="ja-JP"/>
+        </w:rPr>
+        <w:t>5000</w:t>
+      </w:r>
+    </w:p>
+    <w:p>
+      <w:pPr>
+        <w:shd w:val="clear" w:color="auto" w:fill="1F1F1F"/>
+        <w:spacing w:after="0" w:line="285" w:lineRule="atLeast"/>
+        <w:rPr>
+          <w:rFonts w:ascii="Cascadia Code" w:eastAsia="Times New Roman" w:hAnsi="Cascadia Code" w:cs="Times New Roman"/>
+          <w:color w:val="CCCCCC"/>
+          <w:sz w:val="21"/>
+          <w:szCs w:val="21"/>
+          <w:lang w:val="en-US" w:eastAsia="ja-JP"/>
+        </w:rPr>
+      </w:pPr>
+      <w:r>
+        <w:rPr>
+          <w:rFonts w:ascii="Cascadia Code" w:eastAsia="Times New Roman" w:hAnsi="Cascadia Code" w:cs="Times New Roman"/>
+          <w:color w:val="569CD6"/>
+          <w:sz w:val="21"/>
+          <w:szCs w:val="21"/>
+          <w:lang w:val="en-US" w:eastAsia="ja-JP"/>
+        </w:rPr>
+        <w:t>ORDER</w:t>
+      </w:r>
+      <w:r>
+        <w:rPr>
+          <w:rFonts w:ascii="Cascadia Code" w:eastAsia="Times New Roman" w:hAnsi="Cascadia Code" w:cs="Times New Roman"/>
+          <w:color w:val="CCCCCC"/>
+          <w:sz w:val="21"/>
+          <w:szCs w:val="21"/>
+          <w:lang w:val="en-US" w:eastAsia="ja-JP"/>
+        </w:rPr>
+        <w:t xml:space="preserve"> </w:t>
+      </w:r>
+      <w:r>
+        <w:rPr>
+          <w:rFonts w:ascii="Cascadia Code" w:eastAsia="Times New Roman" w:hAnsi="Cascadia Code" w:cs="Times New Roman"/>
+          <w:color w:val="569CD6"/>
+          <w:sz w:val="21"/>
+          <w:szCs w:val="21"/>
+          <w:lang w:val="en-US" w:eastAsia="ja-JP"/>
+        </w:rPr>
+        <w:t>BY</w:t>
+      </w:r>
+      <w:r>
+        <w:rPr>
+          <w:rFonts w:ascii="Cascadia Code" w:eastAsia="Times New Roman" w:hAnsi="Cascadia Code" w:cs="Times New Roman"/>
+          <w:color w:val="CCCCCC"/>
+          <w:sz w:val="21"/>
+          <w:szCs w:val="21"/>
+          <w:lang w:val="en-US" w:eastAsia="ja-JP"/>
+        </w:rPr>
+        <w:t xml:space="preserve"> price </w:t>
+      </w:r>
+      <w:r>
+        <w:rPr>
+          <w:rFonts w:ascii="Cascadia Code" w:eastAsia="Times New Roman" w:hAnsi="Cascadia Code" w:cs="Times New Roman"/>
+          <w:color w:val="569CD6"/>
+          <w:sz w:val="21"/>
+          <w:szCs w:val="21"/>
+          <w:lang w:val="en-US" w:eastAsia="ja-JP"/>
+        </w:rPr>
+        <w:t>ASC</w:t>
+      </w:r>
+      <w:r>
+        <w:rPr>
+          <w:rFonts w:ascii="Cascadia Code" w:eastAsia="Times New Roman" w:hAnsi="Cascadia Code" w:cs="Times New Roman"/>
+          <w:color w:val="CCCCCC"/>
+          <w:sz w:val="21"/>
+          <w:szCs w:val="21"/>
+          <w:lang w:val="en-US" w:eastAsia="ja-JP"/>
+        </w:rPr>
+        <w:t>;</w:t>
+      </w:r>
+    </w:p>
+    <w:p>
+      <w:pPr>
+        <w:shd w:val="clear" w:color="auto" w:fill="1F1F1F"/>
+        <w:spacing w:after="0" w:line="285" w:lineRule="atLeast"/>
+        <w:rPr>
+          <w:rFonts w:ascii="Cascadia Code" w:eastAsia="Times New Roman" w:hAnsi="Cascadia Code" w:cs="Times New Roman"/>
+          <w:color w:val="CCCCCC"/>
+          <w:sz w:val="21"/>
+          <w:szCs w:val="21"/>
+          <w:lang w:val="en-US" w:eastAsia="ja-JP"/>
+        </w:rPr>
+      </w:pPr>
+    </w:p>
+    <w:p>
+      <w:pPr>
+        <w:shd w:val="clear" w:color="auto" w:fill="1F1F1F"/>
+        <w:spacing w:after="0" w:line="285" w:lineRule="atLeast"/>
+        <w:rPr>
+          <w:rFonts w:ascii="Cascadia Code" w:eastAsia="Times New Roman" w:hAnsi="Cascadia Code" w:cs="Times New Roman"/>
+          <w:color w:val="CCCCCC"/>
+          <w:sz w:val="21"/>
+          <w:szCs w:val="21"/>
+          <w:lang w:val="en-US" w:eastAsia="ja-JP"/>
+        </w:rPr>
+      </w:pPr>
+      <w:r>
+        <w:rPr>
+          <w:rFonts w:ascii="Cascadia Code" w:eastAsia="Times New Roman" w:hAnsi="Cascadia Code" w:cs="Times New Roman"/>
+          <w:color w:val="569CD6"/>
+          <w:sz w:val="21"/>
+          <w:szCs w:val="21"/>
+          <w:lang w:val="en-US" w:eastAsia="ja-JP"/>
+        </w:rPr>
+        <w:t>CREATE</w:t>
+      </w:r>
+      <w:r>
+        <w:rPr>
+          <w:rFonts w:ascii="Cascadia Code" w:eastAsia="Times New Roman" w:hAnsi="Cascadia Code" w:cs="Times New Roman"/>
+          <w:color w:val="CCCCCC"/>
+          <w:sz w:val="21"/>
+          <w:szCs w:val="21"/>
+          <w:lang w:val="en-US" w:eastAsia="ja-JP"/>
+        </w:rPr>
+        <w:t xml:space="preserve"> </w:t>
+      </w:r>
+      <w:r>
+        <w:rPr>
+          <w:rFonts w:ascii="Cascadia Code" w:eastAsia="Times New Roman" w:hAnsi="Cascadia Code" w:cs="Times New Roman"/>
+          <w:color w:val="569CD6"/>
+          <w:sz w:val="21"/>
+          <w:szCs w:val="21"/>
+          <w:lang w:val="en-US" w:eastAsia="ja-JP"/>
+        </w:rPr>
+        <w:t>VIEW</w:t>
+      </w:r>
+      <w:r>
+        <w:rPr>
+          <w:rFonts w:ascii="Cascadia Code" w:eastAsia="Times New Roman" w:hAnsi="Cascadia Code" w:cs="Times New Roman"/>
+          <w:color w:val="CCCCCC"/>
+          <w:sz w:val="21"/>
+          <w:szCs w:val="21"/>
+          <w:lang w:val="en-US" w:eastAsia="ja-JP"/>
+        </w:rPr>
+        <w:t xml:space="preserve"> v_seller_performance </w:t>
+      </w:r>
+      <w:r>
+        <w:rPr>
+          <w:rFonts w:ascii="Cascadia Code" w:eastAsia="Times New Roman" w:hAnsi="Cascadia Code" w:cs="Times New Roman"/>
+          <w:color w:val="569CD6"/>
+          <w:sz w:val="21"/>
+          <w:szCs w:val="21"/>
+          <w:lang w:val="en-US" w:eastAsia="ja-JP"/>
+        </w:rPr>
+        <w:t>AS</w:t>
+      </w:r>
+    </w:p>
+    <w:p>
+      <w:pPr>
+        <w:shd w:val="clear" w:color="auto" w:fill="1F1F1F"/>
+        <w:spacing w:after="0" w:line="285" w:lineRule="atLeast"/>
+        <w:rPr>
+          <w:rFonts w:ascii="Cascadia Code" w:eastAsia="Times New Roman" w:hAnsi="Cascadia Code" w:cs="Times New Roman"/>
+          <w:color w:val="CCCCCC"/>
+          <w:sz w:val="21"/>
+          <w:szCs w:val="21"/>
+          <w:lang w:val="en-US" w:eastAsia="ja-JP"/>
+        </w:rPr>
+      </w:pPr>
+      <w:r>
+        <w:rPr>
+          <w:rFonts w:ascii="Cascadia Code" w:eastAsia="Times New Roman" w:hAnsi="Cascadia Code" w:cs="Times New Roman"/>
+          <w:color w:val="569CD6"/>
+          <w:sz w:val="21"/>
+          <w:szCs w:val="21"/>
+          <w:lang w:val="en-US" w:eastAsia="ja-JP"/>
+        </w:rPr>
+        <w:t>SELECT</w:t>
+      </w:r>
+    </w:p>
+    <w:p>
+      <w:pPr>
+        <w:shd w:val="clear" w:color="auto" w:fill="1F1F1F"/>
+        <w:spacing w:after="0" w:line="285" w:lineRule="atLeast"/>
+        <w:rPr>
+          <w:rFonts w:ascii="Cascadia Code" w:eastAsia="Times New Roman" w:hAnsi="Cascadia Code" w:cs="Times New Roman"/>
+          <w:color w:val="CCCCCC"/>
+          <w:sz w:val="21"/>
+          <w:szCs w:val="21"/>
+          <w:lang w:val="en-US" w:eastAsia="ja-JP"/>
+        </w:rPr>
+      </w:pPr>
+      <w:r>
+        <w:rPr>
+          <w:rFonts w:ascii="Cascadia Code" w:eastAsia="Times New Roman" w:hAnsi="Cascadia Code" w:cs="Times New Roman"/>
+          <w:color w:val="CCCCCC"/>
+          <w:sz w:val="21"/>
+          <w:szCs w:val="21"/>
+          <w:lang w:val="en-US" w:eastAsia="ja-JP"/>
+        </w:rPr>
+        <w:t>    sellers.user_id,</w:t>
+      </w:r>
+    </w:p>
+    <w:p>
+      <w:pPr>
+        <w:shd w:val="clear" w:color="auto" w:fill="1F1F1F"/>
+        <w:spacing w:after="0" w:line="285" w:lineRule="atLeast"/>
+        <w:rPr>
+          <w:rFonts w:ascii="Cascadia Code" w:eastAsia="Times New Roman" w:hAnsi="Cascadia Code" w:cs="Times New Roman"/>
+          <w:color w:val="CCCCCC"/>
+          <w:sz w:val="21"/>
+          <w:szCs w:val="21"/>
+          <w:lang w:val="en-US" w:eastAsia="ja-JP"/>
+        </w:rPr>
+      </w:pPr>
+      <w:r>
+        <w:rPr>
+          <w:rFonts w:ascii="Cascadia Code" w:eastAsia="Times New Roman" w:hAnsi="Cascadia Code" w:cs="Times New Roman"/>
+          <w:color w:val="CCCCCC"/>
+          <w:sz w:val="21"/>
+          <w:szCs w:val="21"/>
+          <w:lang w:val="en-US" w:eastAsia="ja-JP"/>
+        </w:rPr>
+        <w:t>    sellers.store_name,</w:t>
+      </w:r>
+    </w:p>
+    <w:p>
+      <w:pPr>
+        <w:shd w:val="clear" w:color="auto" w:fill="1F1F1F"/>
+        <w:spacing w:after="0" w:line="285" w:lineRule="atLeast"/>
+        <w:rPr>
+          <w:rFonts w:ascii="Cascadia Code" w:eastAsia="Times New Roman" w:hAnsi="Cascadia Code" w:cs="Times New Roman"/>
+          <w:color w:val="CCCCCC"/>
+          <w:sz w:val="21"/>
+          <w:szCs w:val="21"/>
+          <w:lang w:val="en-US" w:eastAsia="ja-JP"/>
+        </w:rPr>
+      </w:pPr>
+      <w:r>
+        <w:rPr>
+          <w:rFonts w:ascii="Cascadia Code" w:eastAsia="Times New Roman" w:hAnsi="Cascadia Code" w:cs="Times New Roman"/>
+          <w:color w:val="CCCCCC"/>
+          <w:sz w:val="21"/>
+          <w:szCs w:val="21"/>
+          <w:lang w:val="en-US" w:eastAsia="ja-JP"/>
+        </w:rPr>
+        <w:t xml:space="preserve">    </w:t>
+      </w:r>
+      <w:r>
+        <w:rPr>
+          <w:rFonts w:ascii="Cascadia Code" w:eastAsia="Times New Roman" w:hAnsi="Cascadia Code" w:cs="Times New Roman"/>
+          <w:color w:val="DCDCAA"/>
+          <w:sz w:val="21"/>
+          <w:szCs w:val="21"/>
+          <w:lang w:val="en-US" w:eastAsia="ja-JP"/>
+        </w:rPr>
+        <w:t>COUNT</w:t>
+      </w:r>
+      <w:r>
+        <w:rPr>
+          <w:rFonts w:ascii="Cascadia Code" w:eastAsia="Times New Roman" w:hAnsi="Cascadia Code" w:cs="Times New Roman"/>
+          <w:color w:val="CCCCCC"/>
+          <w:sz w:val="21"/>
+          <w:szCs w:val="21"/>
+          <w:lang w:val="en-US" w:eastAsia="ja-JP"/>
+        </w:rPr>
+        <w:t>(</w:t>
+      </w:r>
+      <w:r>
+        <w:rPr>
+          <w:rFonts w:ascii="Cascadia Code" w:eastAsia="Times New Roman" w:hAnsi="Cascadia Code" w:cs="Times New Roman"/>
+          <w:color w:val="569CD6"/>
+          <w:sz w:val="21"/>
+          <w:szCs w:val="21"/>
+          <w:lang w:val="en-US" w:eastAsia="ja-JP"/>
+        </w:rPr>
+        <w:t>DISTINCT</w:t>
+      </w:r>
+      <w:r>
+        <w:rPr>
+          <w:rFonts w:ascii="Cascadia Code" w:eastAsia="Times New Roman" w:hAnsi="Cascadia Code" w:cs="Times New Roman"/>
+          <w:color w:val="CCCCCC"/>
+          <w:sz w:val="21"/>
+          <w:szCs w:val="21"/>
+          <w:lang w:val="en-US" w:eastAsia="ja-JP"/>
+        </w:rPr>
+        <w:t xml:space="preserve"> order_items.order_id) </w:t>
+      </w:r>
+      <w:r>
+        <w:rPr>
+          <w:rFonts w:ascii="Cascadia Code" w:eastAsia="Times New Roman" w:hAnsi="Cascadia Code" w:cs="Times New Roman"/>
+          <w:color w:val="569CD6"/>
+          <w:sz w:val="21"/>
+          <w:szCs w:val="21"/>
+          <w:lang w:val="en-US" w:eastAsia="ja-JP"/>
+        </w:rPr>
+        <w:t>AS</w:t>
+      </w:r>
+      <w:r>
+        <w:rPr>
+          <w:rFonts w:ascii="Cascadia Code" w:eastAsia="Times New Roman" w:hAnsi="Cascadia Code" w:cs="Times New Roman"/>
+          <w:color w:val="CCCCCC"/>
+          <w:sz w:val="21"/>
+          <w:szCs w:val="21"/>
+          <w:lang w:val="en-US" w:eastAsia="ja-JP"/>
+        </w:rPr>
+        <w:t xml:space="preserve"> total_orders_count,</w:t>
+      </w:r>
+    </w:p>
+    <w:p>
+      <w:pPr>
+        <w:shd w:val="clear" w:color="auto" w:fill="1F1F1F"/>
+        <w:spacing w:after="0" w:line="285" w:lineRule="atLeast"/>
+        <w:rPr>
+          <w:rFonts w:ascii="Cascadia Code" w:eastAsia="Times New Roman" w:hAnsi="Cascadia Code" w:cs="Times New Roman"/>
+          <w:color w:val="CCCCCC"/>
+          <w:sz w:val="21"/>
+          <w:szCs w:val="21"/>
+          <w:lang w:val="en-US" w:eastAsia="ja-JP"/>
+        </w:rPr>
+      </w:pPr>
+      <w:r>
+        <w:rPr>
+          <w:rFonts w:ascii="Cascadia Code" w:eastAsia="Times New Roman" w:hAnsi="Cascadia Code" w:cs="Times New Roman"/>
+          <w:color w:val="CCCCCC"/>
+          <w:sz w:val="21"/>
+          <w:szCs w:val="21"/>
+          <w:lang w:val="en-US" w:eastAsia="ja-JP"/>
+        </w:rPr>
+        <w:t xml:space="preserve">    </w:t>
+      </w:r>
+      <w:r>
+        <w:rPr>
+          <w:rFonts w:ascii="Cascadia Code" w:eastAsia="Times New Roman" w:hAnsi="Cascadia Code" w:cs="Times New Roman"/>
+          <w:color w:val="DCDCAA"/>
+          <w:sz w:val="21"/>
+          <w:szCs w:val="21"/>
+          <w:lang w:val="en-US" w:eastAsia="ja-JP"/>
+        </w:rPr>
+        <w:t>SUM</w:t>
+      </w:r>
+      <w:r>
+        <w:rPr>
+          <w:rFonts w:ascii="Cascadia Code" w:eastAsia="Times New Roman" w:hAnsi="Cascadia Code" w:cs="Times New Roman"/>
+          <w:color w:val="CCCCCC"/>
+          <w:sz w:val="21"/>
+          <w:szCs w:val="21"/>
+          <w:lang w:val="en-US" w:eastAsia="ja-JP"/>
+        </w:rPr>
+        <w:t>(</w:t>
+      </w:r>
+    </w:p>
+    <w:p>
+      <w:pPr>
+        <w:shd w:val="clear" w:color="auto" w:fill="1F1F1F"/>
+        <w:spacing w:after="0" w:line="285" w:lineRule="atLeast"/>
+        <w:rPr>
+          <w:rFonts w:ascii="Cascadia Code" w:eastAsia="Times New Roman" w:hAnsi="Cascadia Code" w:cs="Times New Roman"/>
+          <w:color w:val="CCCCCC"/>
+          <w:sz w:val="21"/>
+          <w:szCs w:val="21"/>
+          <w:lang w:val="en-US" w:eastAsia="ja-JP"/>
+        </w:rPr>
+      </w:pPr>
+      <w:r>
+        <w:rPr>
+          <w:rFonts w:ascii="Cascadia Code" w:eastAsia="Times New Roman" w:hAnsi="Cascadia Code" w:cs="Times New Roman"/>
+          <w:color w:val="CCCCCC"/>
+          <w:sz w:val="21"/>
+          <w:szCs w:val="21"/>
+          <w:lang w:val="en-US" w:eastAsia="ja-JP"/>
+        </w:rPr>
+        <w:t xml:space="preserve">        order_items.quantity </w:t>
+      </w:r>
+      <w:r>
+        <w:rPr>
+          <w:rFonts w:ascii="Cascadia Code" w:eastAsia="Times New Roman" w:hAnsi="Cascadia Code" w:cs="Times New Roman"/>
+          <w:color w:val="D4D4D4"/>
+          <w:sz w:val="21"/>
+          <w:szCs w:val="21"/>
+          <w:lang w:val="en-US" w:eastAsia="ja-JP"/>
+        </w:rPr>
+        <w:t>*</w:t>
+      </w:r>
+      <w:r>
+        <w:rPr>
+          <w:rFonts w:ascii="Cascadia Code" w:eastAsia="Times New Roman" w:hAnsi="Cascadia Code" w:cs="Times New Roman"/>
+          <w:color w:val="CCCCCC"/>
+          <w:sz w:val="21"/>
+          <w:szCs w:val="21"/>
+          <w:lang w:val="en-US" w:eastAsia="ja-JP"/>
+        </w:rPr>
+        <w:t xml:space="preserve"> order_items.unit_price</w:t>
+      </w:r>
+    </w:p>
+    <w:p>
+      <w:pPr>
+        <w:shd w:val="clear" w:color="auto" w:fill="1F1F1F"/>
+        <w:spacing w:after="0" w:line="285" w:lineRule="atLeast"/>
+        <w:rPr>
+          <w:rFonts w:ascii="Cascadia Code" w:eastAsia="Times New Roman" w:hAnsi="Cascadia Code" w:cs="Times New Roman"/>
+          <w:color w:val="CCCCCC"/>
+          <w:sz w:val="21"/>
+          <w:szCs w:val="21"/>
+          <w:lang w:val="en-US" w:eastAsia="ja-JP"/>
+        </w:rPr>
+      </w:pPr>
+      <w:r>
+        <w:rPr>
+          <w:rFonts w:ascii="Cascadia Code" w:eastAsia="Times New Roman" w:hAnsi="Cascadia Code" w:cs="Times New Roman"/>
+          <w:color w:val="CCCCCC"/>
+          <w:sz w:val="21"/>
+          <w:szCs w:val="21"/>
+          <w:lang w:val="en-US" w:eastAsia="ja-JP"/>
+        </w:rPr>
+        <w:t xml:space="preserve">    ) </w:t>
+      </w:r>
+      <w:r>
+        <w:rPr>
+          <w:rFonts w:ascii="Cascadia Code" w:eastAsia="Times New Roman" w:hAnsi="Cascadia Code" w:cs="Times New Roman"/>
+          <w:color w:val="569CD6"/>
+          <w:sz w:val="21"/>
+          <w:szCs w:val="21"/>
+          <w:lang w:val="en-US" w:eastAsia="ja-JP"/>
+        </w:rPr>
+        <w:t>AS</w:t>
+      </w:r>
+      <w:r>
+        <w:rPr>
+          <w:rFonts w:ascii="Cascadia Code" w:eastAsia="Times New Roman" w:hAnsi="Cascadia Code" w:cs="Times New Roman"/>
+          <w:color w:val="CCCCCC"/>
+          <w:sz w:val="21"/>
+          <w:szCs w:val="21"/>
+          <w:lang w:val="en-US" w:eastAsia="ja-JP"/>
+        </w:rPr>
+        <w:t xml:space="preserve"> total_revenue</w:t>
+      </w:r>
+    </w:p>
+    <w:p>
+      <w:pPr>
+        <w:shd w:val="clear" w:color="auto" w:fill="1F1F1F"/>
+        <w:spacing w:after="0" w:line="285" w:lineRule="atLeast"/>
+        <w:rPr>
+          <w:rFonts w:ascii="Cascadia Code" w:eastAsia="Times New Roman" w:hAnsi="Cascadia Code" w:cs="Times New Roman"/>
+          <w:color w:val="CCCCCC"/>
+          <w:sz w:val="21"/>
+          <w:szCs w:val="21"/>
+          <w:lang w:val="en-US" w:eastAsia="ja-JP"/>
+        </w:rPr>
+      </w:pPr>
+      <w:r>
+        <w:rPr>
+          <w:rFonts w:ascii="Cascadia Code" w:eastAsia="Times New Roman" w:hAnsi="Cascadia Code" w:cs="Times New Roman"/>
+          <w:color w:val="569CD6"/>
+          <w:sz w:val="21"/>
+          <w:szCs w:val="21"/>
+          <w:lang w:val="en-US" w:eastAsia="ja-JP"/>
+        </w:rPr>
+        <w:t>FROM</w:t>
+      </w:r>
+    </w:p>
+    <w:p>
+      <w:pPr>
+        <w:shd w:val="clear" w:color="auto" w:fill="1F1F1F"/>
+        <w:spacing w:after="0" w:line="285" w:lineRule="atLeast"/>
+        <w:rPr>
+          <w:rFonts w:ascii="Cascadia Code" w:eastAsia="Times New Roman" w:hAnsi="Cascadia Code" w:cs="Times New Roman"/>
+          <w:color w:val="CCCCCC"/>
+          <w:sz w:val="21"/>
+          <w:szCs w:val="21"/>
+          <w:lang w:val="en-US" w:eastAsia="ja-JP"/>
+        </w:rPr>
+      </w:pPr>
+      <w:r>
+        <w:rPr>
+          <w:rFonts w:ascii="Cascadia Code" w:eastAsia="Times New Roman" w:hAnsi="Cascadia Code" w:cs="Times New Roman"/>
+          <w:color w:val="CCCCCC"/>
+          <w:sz w:val="21"/>
+          <w:szCs w:val="21"/>
+          <w:lang w:val="en-US" w:eastAsia="ja-JP"/>
+        </w:rPr>
+        <w:t>    sellers</w:t>
+      </w:r>
+    </w:p>
+    <w:p>
+      <w:pPr>
+        <w:shd w:val="clear" w:color="auto" w:fill="1F1F1F"/>
+        <w:spacing w:after="0" w:line="285" w:lineRule="atLeast"/>
+        <w:rPr>
+          <w:rFonts w:ascii="Cascadia Code" w:eastAsia="Times New Roman" w:hAnsi="Cascadia Code" w:cs="Times New Roman"/>
+          <w:color w:val="CCCCCC"/>
+          <w:sz w:val="21"/>
+          <w:szCs w:val="21"/>
+          <w:lang w:val="en-US" w:eastAsia="ja-JP"/>
+        </w:rPr>
+      </w:pPr>
+      <w:r>
+        <w:rPr>
+          <w:rFonts w:ascii="Cascadia Code" w:eastAsia="Times New Roman" w:hAnsi="Cascadia Code" w:cs="Times New Roman"/>
+          <w:color w:val="CCCCCC"/>
+          <w:sz w:val="21"/>
+          <w:szCs w:val="21"/>
+          <w:lang w:val="en-US" w:eastAsia="ja-JP"/>
+        </w:rPr>
+        <w:t xml:space="preserve">    </w:t>
+      </w:r>
+      <w:r>
+        <w:rPr>
+          <w:rFonts w:ascii="Cascadia Code" w:eastAsia="Times New Roman" w:hAnsi="Cascadia Code" w:cs="Times New Roman"/>
+          <w:color w:val="569CD6"/>
+          <w:sz w:val="21"/>
+          <w:szCs w:val="21"/>
+          <w:lang w:val="en-US" w:eastAsia="ja-JP"/>
+        </w:rPr>
+        <w:t>JOIN</w:t>
+      </w:r>
+      <w:r>
+        <w:rPr>
+          <w:rFonts w:ascii="Cascadia Code" w:eastAsia="Times New Roman" w:hAnsi="Cascadia Code" w:cs="Times New Roman"/>
+          <w:color w:val="CCCCCC"/>
+          <w:sz w:val="21"/>
+          <w:szCs w:val="21"/>
+          <w:lang w:val="en-US" w:eastAsia="ja-JP"/>
+        </w:rPr>
+        <w:t xml:space="preserve"> products </w:t>
+      </w:r>
+      <w:r>
+        <w:rPr>
+          <w:rFonts w:ascii="Cascadia Code" w:eastAsia="Times New Roman" w:hAnsi="Cascadia Code" w:cs="Times New Roman"/>
+          <w:color w:val="569CD6"/>
+          <w:sz w:val="21"/>
+          <w:szCs w:val="21"/>
+          <w:lang w:val="en-US" w:eastAsia="ja-JP"/>
+        </w:rPr>
+        <w:t>ON</w:t>
+      </w:r>
+      <w:r>
+        <w:rPr>
+          <w:rFonts w:ascii="Cascadia Code" w:eastAsia="Times New Roman" w:hAnsi="Cascadia Code" w:cs="Times New Roman"/>
+          <w:color w:val="CCCCCC"/>
+          <w:sz w:val="21"/>
+          <w:szCs w:val="21"/>
+          <w:lang w:val="en-US" w:eastAsia="ja-JP"/>
+        </w:rPr>
+        <w:t xml:space="preserve"> sellers.user_id </w:t>
+      </w:r>
+      <w:r>
+        <w:rPr>
+          <w:rFonts w:ascii="Cascadia Code" w:eastAsia="Times New Roman" w:hAnsi="Cascadia Code" w:cs="Times New Roman"/>
+          <w:color w:val="D4D4D4"/>
+          <w:sz w:val="21"/>
+          <w:szCs w:val="21"/>
+          <w:lang w:val="en-US" w:eastAsia="ja-JP"/>
+        </w:rPr>
+        <w:t>=</w:t>
+      </w:r>
+      <w:r>
+        <w:rPr>
+          <w:rFonts w:ascii="Cascadia Code" w:eastAsia="Times New Roman" w:hAnsi="Cascadia Code" w:cs="Times New Roman"/>
+          <w:color w:val="CCCCCC"/>
+          <w:sz w:val="21"/>
+          <w:szCs w:val="21"/>
+          <w:lang w:val="en-US" w:eastAsia="ja-JP"/>
+        </w:rPr>
+        <w:t xml:space="preserve"> products.seller_id</w:t>
+      </w:r>
+    </w:p>
+    <w:p>
+      <w:pPr>
+        <w:shd w:val="clear" w:color="auto" w:fill="1F1F1F"/>
+        <w:spacing w:after="0" w:line="285" w:lineRule="atLeast"/>
+        <w:rPr>
+          <w:rFonts w:ascii="Cascadia Code" w:eastAsia="Times New Roman" w:hAnsi="Cascadia Code" w:cs="Times New Roman"/>
+          <w:color w:val="CCCCCC"/>
+          <w:sz w:val="21"/>
+          <w:szCs w:val="21"/>
+          <w:lang w:val="en-US" w:eastAsia="ja-JP"/>
+        </w:rPr>
+      </w:pPr>
+      <w:r>
+        <w:rPr>
+          <w:rFonts w:ascii="Cascadia Code" w:eastAsia="Times New Roman" w:hAnsi="Cascadia Code" w:cs="Times New Roman"/>
+          <w:color w:val="CCCCCC"/>
+          <w:sz w:val="21"/>
+          <w:szCs w:val="21"/>
+          <w:lang w:val="en-US" w:eastAsia="ja-JP"/>
+        </w:rPr>
+        <w:t xml:space="preserve">    </w:t>
+      </w:r>
+      <w:r>
+        <w:rPr>
+          <w:rFonts w:ascii="Cascadia Code" w:eastAsia="Times New Roman" w:hAnsi="Cascadia Code" w:cs="Times New Roman"/>
+          <w:color w:val="569CD6"/>
+          <w:sz w:val="21"/>
+          <w:szCs w:val="21"/>
+          <w:lang w:val="en-US" w:eastAsia="ja-JP"/>
+        </w:rPr>
+        <w:t>JOIN</w:t>
+      </w:r>
+      <w:r>
+        <w:rPr>
+          <w:rFonts w:ascii="Cascadia Code" w:eastAsia="Times New Roman" w:hAnsi="Cascadia Code" w:cs="Times New Roman"/>
+          <w:color w:val="CCCCCC"/>
+          <w:sz w:val="21"/>
+          <w:szCs w:val="21"/>
+          <w:lang w:val="en-US" w:eastAsia="ja-JP"/>
+        </w:rPr>
+        <w:t xml:space="preserve"> order_items </w:t>
+      </w:r>
+      <w:r>
+        <w:rPr>
+          <w:rFonts w:ascii="Cascadia Code" w:eastAsia="Times New Roman" w:hAnsi="Cascadia Code" w:cs="Times New Roman"/>
+          <w:color w:val="569CD6"/>
+          <w:sz w:val="21"/>
+          <w:szCs w:val="21"/>
+          <w:lang w:val="en-US" w:eastAsia="ja-JP"/>
+        </w:rPr>
+        <w:t>ON</w:t>
+      </w:r>
+      <w:r>
+        <w:rPr>
+          <w:rFonts w:ascii="Cascadia Code" w:eastAsia="Times New Roman" w:hAnsi="Cascadia Code" w:cs="Times New Roman"/>
+          <w:color w:val="CCCCCC"/>
+          <w:sz w:val="21"/>
+          <w:szCs w:val="21"/>
+          <w:lang w:val="en-US" w:eastAsia="ja-JP"/>
+        </w:rPr>
+        <w:t xml:space="preserve"> products.id </w:t>
+      </w:r>
+      <w:r>
+        <w:rPr>
+          <w:rFonts w:ascii="Cascadia Code" w:eastAsia="Times New Roman" w:hAnsi="Cascadia Code" w:cs="Times New Roman"/>
+          <w:color w:val="D4D4D4"/>
+          <w:sz w:val="21"/>
+          <w:szCs w:val="21"/>
+          <w:lang w:val="en-US" w:eastAsia="ja-JP"/>
+        </w:rPr>
+        <w:t>=</w:t>
+      </w:r>
+      <w:r>
+        <w:rPr>
+          <w:rFonts w:ascii="Cascadia Code" w:eastAsia="Times New Roman" w:hAnsi="Cascadia Code" w:cs="Times New Roman"/>
+          <w:color w:val="CCCCCC"/>
+          <w:sz w:val="21"/>
+          <w:szCs w:val="21"/>
+          <w:lang w:val="en-US" w:eastAsia="ja-JP"/>
+        </w:rPr>
+        <w:t xml:space="preserve"> order_items.product_id</w:t>
+      </w:r>
+    </w:p>
+    <w:p>
+      <w:pPr>
+        <w:shd w:val="clear" w:color="auto" w:fill="1F1F1F"/>
+        <w:spacing w:after="0" w:line="285" w:lineRule="atLeast"/>
+        <w:rPr>
+          <w:rFonts w:ascii="Cascadia Code" w:eastAsia="Times New Roman" w:hAnsi="Cascadia Code" w:cs="Times New Roman"/>
+          <w:color w:val="CCCCCC"/>
+          <w:sz w:val="21"/>
+          <w:szCs w:val="21"/>
+          <w:lang w:val="en-US" w:eastAsia="ja-JP"/>
+        </w:rPr>
+      </w:pPr>
+      <w:r>
+        <w:rPr>
+          <w:rFonts w:ascii="Cascadia Code" w:eastAsia="Times New Roman" w:hAnsi="Cascadia Code" w:cs="Times New Roman"/>
+          <w:color w:val="569CD6"/>
+          <w:sz w:val="21"/>
+          <w:szCs w:val="21"/>
+          <w:lang w:val="en-US" w:eastAsia="ja-JP"/>
+        </w:rPr>
+        <w:t>GROUP</w:t>
+      </w:r>
+      <w:r>
+        <w:rPr>
+          <w:rFonts w:ascii="Cascadia Code" w:eastAsia="Times New Roman" w:hAnsi="Cascadia Code" w:cs="Times New Roman"/>
+          <w:color w:val="CCCCCC"/>
+          <w:sz w:val="21"/>
+          <w:szCs w:val="21"/>
+          <w:lang w:val="en-US" w:eastAsia="ja-JP"/>
+        </w:rPr>
+        <w:t xml:space="preserve"> </w:t>
+      </w:r>
+      <w:r>
+        <w:rPr>
+          <w:rFonts w:ascii="Cascadia Code" w:eastAsia="Times New Roman" w:hAnsi="Cascadia Code" w:cs="Times New Roman"/>
+          <w:color w:val="569CD6"/>
+          <w:sz w:val="21"/>
+          <w:szCs w:val="21"/>
+          <w:lang w:val="en-US" w:eastAsia="ja-JP"/>
+        </w:rPr>
+        <w:t>BY</w:t>
+      </w:r>
+    </w:p>
+    <w:p>
+      <w:pPr>
+        <w:shd w:val="clear" w:color="auto" w:fill="1F1F1F"/>
+        <w:spacing w:after="0" w:line="285" w:lineRule="atLeast"/>
+        <w:rPr>
+          <w:rFonts w:ascii="Cascadia Code" w:eastAsia="Times New Roman" w:hAnsi="Cascadia Code" w:cs="Times New Roman"/>
+          <w:color w:val="CCCCCC"/>
+          <w:sz w:val="21"/>
+          <w:szCs w:val="21"/>
+          <w:lang w:val="en-US" w:eastAsia="ja-JP"/>
+        </w:rPr>
+      </w:pPr>
+      <w:r>
+        <w:rPr>
+          <w:rFonts w:ascii="Cascadia Code" w:eastAsia="Times New Roman" w:hAnsi="Cascadia Code" w:cs="Times New Roman"/>
+          <w:color w:val="CCCCCC"/>
+          <w:sz w:val="21"/>
+          <w:szCs w:val="21"/>
+          <w:lang w:val="en-US" w:eastAsia="ja-JP"/>
+        </w:rPr>
+        <w:t>    sellers.user_id,</w:t>
+      </w:r>
+    </w:p>
+    <w:p>
+      <w:pPr>
+        <w:shd w:val="clear" w:color="auto" w:fill="1F1F1F"/>
+        <w:spacing w:after="0" w:line="285" w:lineRule="atLeast"/>
+        <w:rPr>
+          <w:rFonts w:ascii="Cascadia Code" w:eastAsia="Times New Roman" w:hAnsi="Cascadia Code" w:cs="Times New Roman"/>
+          <w:color w:val="CCCCCC"/>
+          <w:sz w:val="21"/>
+          <w:szCs w:val="21"/>
+          <w:lang w:eastAsia="ja-JP"/>
+        </w:rPr>
+      </w:pPr>
+      <w:r>
+        <w:rPr>
+          <w:rFonts w:ascii="Cascadia Code" w:eastAsia="Times New Roman" w:hAnsi="Cascadia Code" w:cs="Times New Roman"/>
+          <w:color w:val="CCCCCC"/>
+          <w:sz w:val="21"/>
+          <w:szCs w:val="21"/>
+          <w:lang w:val="en-US" w:eastAsia="ja-JP"/>
+        </w:rPr>
+        <w:t xml:space="preserve">    </w:t>
+      </w:r>
+      <w:r>
+        <w:rPr>
+          <w:rFonts w:ascii="Cascadia Code" w:eastAsia="Times New Roman" w:hAnsi="Cascadia Code" w:cs="Times New Roman"/>
+          <w:color w:val="CCCCCC"/>
+          <w:sz w:val="21"/>
+          <w:szCs w:val="21"/>
+          <w:lang w:eastAsia="ja-JP"/>
+        </w:rPr>
+        <w:t>sellers.store_name;</w:t>
+      </w:r>
+    </w:p>
+    <w:p>
+      <w:pPr>
+        <w:shd w:val="clear" w:color="auto" w:fill="1F1F1F"/>
+        <w:spacing w:after="0" w:line="285" w:lineRule="atLeast"/>
+        <w:rPr>
+          <w:rFonts w:ascii="Cascadia Code" w:eastAsia="Times New Roman" w:hAnsi="Cascadia Code" w:cs="Times New Roman"/>
+          <w:color w:val="CCCCCC"/>
+          <w:sz w:val="21"/>
+          <w:szCs w:val="21"/>
+          <w:lang w:eastAsia="ja-JP"/>
+        </w:rPr>
+      </w:pPr>
+    </w:p>
+    <w:p>
+      <w:pPr>
+        <w:shd w:val="clear" w:color="auto" w:fill="1F1F1F"/>
+        <w:spacing w:after="0" w:line="285" w:lineRule="atLeast"/>
+        <w:rPr>
+          <w:rFonts w:ascii="Cascadia Code" w:eastAsia="Times New Roman" w:hAnsi="Cascadia Code" w:cs="Times New Roman"/>
+          <w:color w:val="CCCCCC"/>
+          <w:sz w:val="21"/>
+          <w:szCs w:val="21"/>
+          <w:lang w:val="en-US" w:eastAsia="ja-JP"/>
+        </w:rPr>
+      </w:pPr>
+      <w:r>
+        <w:rPr>
+          <w:rFonts w:ascii="Cascadia Code" w:eastAsia="Times New Roman" w:hAnsi="Cascadia Code" w:cs="Times New Roman"/>
+          <w:color w:val="569CD6"/>
+          <w:sz w:val="21"/>
+          <w:szCs w:val="21"/>
+          <w:lang w:val="en-US" w:eastAsia="ja-JP"/>
+        </w:rPr>
+        <w:t>SELECT</w:t>
+      </w:r>
+    </w:p>
+    <w:p>
+      <w:pPr>
+        <w:shd w:val="clear" w:color="auto" w:fill="1F1F1F"/>
+        <w:spacing w:after="0" w:line="285" w:lineRule="atLeast"/>
+        <w:rPr>
+          <w:rFonts w:ascii="Cascadia Code" w:eastAsia="Times New Roman" w:hAnsi="Cascadia Code" w:cs="Times New Roman"/>
+          <w:color w:val="CCCCCC"/>
+          <w:sz w:val="21"/>
+          <w:szCs w:val="21"/>
+          <w:lang w:val="en-US" w:eastAsia="ja-JP"/>
+        </w:rPr>
+      </w:pPr>
+      <w:r>
+        <w:rPr>
+          <w:rFonts w:ascii="Cascadia Code" w:eastAsia="Times New Roman" w:hAnsi="Cascadia Code" w:cs="Times New Roman"/>
+          <w:color w:val="CCCCCC"/>
+          <w:sz w:val="21"/>
+          <w:szCs w:val="21"/>
+          <w:lang w:val="en-US" w:eastAsia="ja-JP"/>
+        </w:rPr>
+        <w:t>    store_name,</w:t>
+      </w:r>
+    </w:p>
+    <w:p>
+      <w:pPr>
+        <w:shd w:val="clear" w:color="auto" w:fill="1F1F1F"/>
+        <w:spacing w:after="0" w:line="285" w:lineRule="atLeast"/>
+        <w:rPr>
+          <w:rFonts w:ascii="Cascadia Code" w:eastAsia="Times New Roman" w:hAnsi="Cascadia Code" w:cs="Times New Roman"/>
+          <w:color w:val="CCCCCC"/>
+          <w:sz w:val="21"/>
+          <w:szCs w:val="21"/>
+          <w:lang w:val="en-US" w:eastAsia="ja-JP"/>
+        </w:rPr>
+      </w:pPr>
+      <w:r>
+        <w:rPr>
+          <w:rFonts w:ascii="Cascadia Code" w:eastAsia="Times New Roman" w:hAnsi="Cascadia Code" w:cs="Times New Roman"/>
+          <w:color w:val="CCCCCC"/>
+          <w:sz w:val="21"/>
+          <w:szCs w:val="21"/>
+          <w:lang w:val="en-US" w:eastAsia="ja-JP"/>
+        </w:rPr>
+        <w:t>    total_orders_count,</w:t>
+      </w:r>
+    </w:p>
+    <w:p>
+      <w:pPr>
+        <w:shd w:val="clear" w:color="auto" w:fill="1F1F1F"/>
+        <w:spacing w:after="0" w:line="285" w:lineRule="atLeast"/>
+        <w:rPr>
+          <w:rFonts w:ascii="Cascadia Code" w:eastAsia="Times New Roman" w:hAnsi="Cascadia Code" w:cs="Times New Roman"/>
+          <w:color w:val="CCCCCC"/>
+          <w:sz w:val="21"/>
+          <w:szCs w:val="21"/>
+          <w:lang w:val="en-US" w:eastAsia="ja-JP"/>
+        </w:rPr>
+      </w:pPr>
+      <w:r>
+        <w:rPr>
+          <w:rFonts w:ascii="Cascadia Code" w:eastAsia="Times New Roman" w:hAnsi="Cascadia Code" w:cs="Times New Roman"/>
+          <w:color w:val="CCCCCC"/>
+          <w:sz w:val="21"/>
+          <w:szCs w:val="21"/>
+          <w:lang w:val="en-US" w:eastAsia="ja-JP"/>
+        </w:rPr>
+        <w:t>    total_revenue</w:t>
+      </w:r>
+    </w:p>
+    <w:p>
+      <w:pPr>
+        <w:shd w:val="clear" w:color="auto" w:fill="1F1F1F"/>
+        <w:spacing w:after="0" w:line="285" w:lineRule="atLeast"/>
+        <w:rPr>
+          <w:rFonts w:ascii="Cascadia Code" w:eastAsia="Times New Roman" w:hAnsi="Cascadia Code" w:cs="Times New Roman"/>
+          <w:color w:val="CCCCCC"/>
+          <w:sz w:val="21"/>
+          <w:szCs w:val="21"/>
+          <w:lang w:val="en-US" w:eastAsia="ja-JP"/>
+        </w:rPr>
+      </w:pPr>
+      <w:r>
+        <w:rPr>
+          <w:rFonts w:ascii="Cascadia Code" w:eastAsia="Times New Roman" w:hAnsi="Cascadia Code" w:cs="Times New Roman"/>
+          <w:color w:val="569CD6"/>
+          <w:sz w:val="21"/>
+          <w:szCs w:val="21"/>
+          <w:lang w:val="en-US" w:eastAsia="ja-JP"/>
+        </w:rPr>
+        <w:t>FROM</w:t>
+      </w:r>
+      <w:r>
+        <w:rPr>
+          <w:rFonts w:ascii="Cascadia Code" w:eastAsia="Times New Roman" w:hAnsi="Cascadia Code" w:cs="Times New Roman"/>
+          <w:color w:val="CCCCCC"/>
+          <w:sz w:val="21"/>
+          <w:szCs w:val="21"/>
+          <w:lang w:val="en-US" w:eastAsia="ja-JP"/>
+        </w:rPr>
+        <w:t xml:space="preserve"> v_seller_performance</w:t>
+      </w:r>
+    </w:p>
+    <w:p>
+      <w:pPr>
+        <w:shd w:val="clear" w:color="auto" w:fill="1F1F1F"/>
+        <w:spacing w:after="0" w:line="285" w:lineRule="atLeast"/>
+        <w:rPr>
+          <w:rFonts w:ascii="Cascadia Code" w:eastAsia="Times New Roman" w:hAnsi="Cascadia Code" w:cs="Times New Roman"/>
+          <w:color w:val="CCCCCC"/>
+          <w:sz w:val="21"/>
+          <w:szCs w:val="21"/>
+          <w:lang w:val="en-US" w:eastAsia="ja-JP"/>
+        </w:rPr>
+      </w:pPr>
+      <w:r>
+        <w:rPr>
+          <w:rFonts w:ascii="Cascadia Code" w:eastAsia="Times New Roman" w:hAnsi="Cascadia Code" w:cs="Times New Roman"/>
+          <w:color w:val="569CD6"/>
+          <w:sz w:val="21"/>
+          <w:szCs w:val="21"/>
+          <w:lang w:val="en-US" w:eastAsia="ja-JP"/>
+        </w:rPr>
+        <w:t>ORDER</w:t>
+      </w:r>
+      <w:r>
+        <w:rPr>
+          <w:rFonts w:ascii="Cascadia Code" w:eastAsia="Times New Roman" w:hAnsi="Cascadia Code" w:cs="Times New Roman"/>
+          <w:color w:val="CCCCCC"/>
+          <w:sz w:val="21"/>
+          <w:szCs w:val="21"/>
+          <w:lang w:val="en-US" w:eastAsia="ja-JP"/>
+        </w:rPr>
+        <w:t xml:space="preserve"> </w:t>
+      </w:r>
+      <w:r>
+        <w:rPr>
+          <w:rFonts w:ascii="Cascadia Code" w:eastAsia="Times New Roman" w:hAnsi="Cascadia Code" w:cs="Times New Roman"/>
+          <w:color w:val="569CD6"/>
+          <w:sz w:val="21"/>
+          <w:szCs w:val="21"/>
+          <w:lang w:val="en-US" w:eastAsia="ja-JP"/>
+        </w:rPr>
+        <w:t>BY</w:t>
+      </w:r>
+      <w:r>
+        <w:rPr>
+          <w:rFonts w:ascii="Cascadia Code" w:eastAsia="Times New Roman" w:hAnsi="Cascadia Code" w:cs="Times New Roman"/>
+          <w:color w:val="CCCCCC"/>
+          <w:sz w:val="21"/>
+          <w:szCs w:val="21"/>
+          <w:lang w:val="en-US" w:eastAsia="ja-JP"/>
+        </w:rPr>
+        <w:t xml:space="preserve"> total_revenue </w:t>
+      </w:r>
+      <w:r>
+        <w:rPr>
+          <w:rFonts w:ascii="Cascadia Code" w:eastAsia="Times New Roman" w:hAnsi="Cascadia Code" w:cs="Times New Roman"/>
+          <w:color w:val="569CD6"/>
+          <w:sz w:val="21"/>
+          <w:szCs w:val="21"/>
+          <w:lang w:val="en-US" w:eastAsia="ja-JP"/>
+        </w:rPr>
+        <w:t>DESC</w:t>
+      </w:r>
+      <w:r>
+        <w:rPr>
+          <w:rFonts w:ascii="Cascadia Code" w:eastAsia="Times New Roman" w:hAnsi="Cascadia Code" w:cs="Times New Roman"/>
+          <w:color w:val="CCCCCC"/>
+          <w:sz w:val="21"/>
+          <w:szCs w:val="21"/>
+          <w:lang w:val="en-US" w:eastAsia="ja-JP"/>
+        </w:rPr>
+        <w:t>;</w:t>
+      </w:r>
+    </w:p>
+    <w:p>
+      <w:pPr>
+        <w:shd w:val="clear" w:color="auto" w:fill="1F1F1F"/>
+        <w:spacing w:after="0" w:line="285" w:lineRule="atLeast"/>
+        <w:rPr>
+          <w:rFonts w:ascii="Cascadia Code" w:eastAsia="Times New Roman" w:hAnsi="Cascadia Code" w:cs="Times New Roman"/>
+          <w:color w:val="CCCCCC"/>
+          <w:sz w:val="21"/>
+          <w:szCs w:val="21"/>
+          <w:lang w:val="en-US" w:eastAsia="ja-JP"/>
+        </w:rPr>
+      </w:pPr>
+    </w:p>
+    <w:p>
+      <w:pPr>
+        <w:shd w:val="clear" w:color="auto" w:fill="1F1F1F"/>
+        <w:spacing w:after="0" w:line="285" w:lineRule="atLeast"/>
+        <w:rPr>
+          <w:rFonts w:ascii="Cascadia Code" w:eastAsia="Times New Roman" w:hAnsi="Cascadia Code" w:cs="Times New Roman"/>
+          <w:color w:val="CCCCCC"/>
+          <w:sz w:val="21"/>
+          <w:szCs w:val="21"/>
+          <w:lang w:val="en-US" w:eastAsia="ja-JP"/>
+        </w:rPr>
+      </w:pPr>
+    </w:p>
+    <w:p>
+      <w:pPr>
+        <w:spacing w:line="360" w:lineRule="auto"/>
+        <w:jc w:val="center"/>
+      </w:pPr>
+      <w:r>
+        <w:rPr>
+          <w:noProof/>
+        </w:rPr>
+        <w:lastRenderedPageBreak/>
+        <w:drawing>
+          <wp:inline distT="0" distB="0" distL="0" distR="0" wp14:anchorId="58B692B5" wp14:editId="78721187">
+            <wp:extent cx="5940425" cy="2365375"/>
+            <wp:effectExtent l="0" t="0" r="3175" b="0"/>
+            <wp:docPr id="10" name="Рисунок 10"/>
+            <wp:cNvGraphicFramePr>
+              <a:graphicFrameLocks xmlns:a="http://schemas.openxmlformats.org/drawingml/2006/main" noChangeAspect="1"/>
+            </wp:cNvGraphicFramePr>
+            <a:graphic xmlns:a="http://schemas.openxmlformats.org/drawingml/2006/main">
+              <a:graphicData uri="http://schemas.openxmlformats.org/drawingml/2006/picture">
+                <pic:pic xmlns:pic="http://schemas.openxmlformats.org/drawingml/2006/picture">
+                  <pic:nvPicPr>
+                    <pic:cNvPr id="1" name=""/>
+                    <pic:cNvPicPr/>
+                  </pic:nvPicPr>
+                  <pic:blipFill>
+                    <a:blip r:embed="rId17"/>
+                    <a:stretch>
+                      <a:fillRect/>
+                    </a:stretch>
+                  </pic:blipFill>
+                  <pic:spPr>
+                    <a:xfrm>
+                      <a:off x="0" y="0"/>
+                      <a:ext cx="5940425" cy="2365375"/>
+                    </a:xfrm>
+                    <a:prstGeom prst="rect">
+                      <a:avLst/>
+                    </a:prstGeom>
+                  </pic:spPr>
+                </pic:pic>
+              </a:graphicData>
+            </a:graphic>
+          </wp:inline>
+        </w:drawing>
+      </w:r>
+    </w:p>
+    <w:p>
+      <w:pPr>
+        <w:spacing w:line="360" w:lineRule="auto"/>
+        <w:jc w:val="center"/>
+        <w:rPr>
+          <w:lang w:eastAsia="ja-JP"/>
+        </w:rPr>
+      </w:pPr>
+      <w:r>
+        <w:t xml:space="preserve">Рисунок </w:t>
+      </w:r>
+      <w:r>
+        <w:t>10</w:t>
+      </w:r>
+      <w:r>
+        <w:t xml:space="preserve"> – </w:t>
+      </w:r>
+      <w:r>
+        <w:rPr>
+          <w:lang w:eastAsia="ja-JP"/>
+        </w:rPr>
+        <w:t xml:space="preserve">Задание </w:t>
+      </w:r>
+      <w:r>
+        <w:rPr>
+          <w:lang w:eastAsia="ja-JP"/>
+        </w:rPr>
+        <w:t>7, первый запрос</w:t>
+      </w:r>
+    </w:p>
+    <w:p>
+      <w:pPr>
+        <w:spacing w:line="360" w:lineRule="auto"/>
+        <w:jc w:val="center"/>
+      </w:pPr>
+      <w:r>
+        <w:rPr>
+          <w:noProof/>
+        </w:rPr>
+        <w:drawing>
+          <wp:inline distT="0" distB="0" distL="0" distR="0" wp14:anchorId="70FDE63F" wp14:editId="5776F0DA">
+            <wp:extent cx="5648325" cy="2771775"/>
+            <wp:effectExtent l="0" t="0" r="9525" b="9525"/>
+            <wp:docPr id="13" name="Рисунок 13"/>
+            <wp:cNvGraphicFramePr>
+              <a:graphicFrameLocks xmlns:a="http://schemas.openxmlformats.org/drawingml/2006/main" noChangeAspect="1"/>
+            </wp:cNvGraphicFramePr>
+            <a:graphic xmlns:a="http://schemas.openxmlformats.org/drawingml/2006/main">
+              <a:graphicData uri="http://schemas.openxmlformats.org/drawingml/2006/picture">
+                <pic:pic xmlns:pic="http://schemas.openxmlformats.org/drawingml/2006/picture">
+                  <pic:nvPicPr>
+                    <pic:cNvPr id="1" name=""/>
+                    <pic:cNvPicPr/>
+                  </pic:nvPicPr>
+                  <pic:blipFill>
+                    <a:blip r:embed="rId18"/>
+                    <a:stretch>
+                      <a:fillRect/>
+                    </a:stretch>
+                  </pic:blipFill>
+                  <pic:spPr>
+                    <a:xfrm>
+                      <a:off x="0" y="0"/>
+                      <a:ext cx="5648325" cy="2771775"/>
+                    </a:xfrm>
+                    <a:prstGeom prst="rect">
+                      <a:avLst/>
+                    </a:prstGeom>
+                  </pic:spPr>
+                </pic:pic>
+              </a:graphicData>
+            </a:graphic>
+          </wp:inline>
+        </w:drawing>
+      </w:r>
+    </w:p>
+    <w:p>
+      <w:pPr>
+        <w:spacing w:line="360" w:lineRule="auto"/>
+        <w:jc w:val="center"/>
+        <w:rPr>
+          <w:lang w:eastAsia="ja-JP"/>
+        </w:rPr>
+      </w:pPr>
+      <w:r>
+        <w:t>Рисунок 1</w:t>
+      </w:r>
+      <w:r>
+        <w:t>1</w:t>
+      </w:r>
+      <w:r>
+        <w:t xml:space="preserve"> – </w:t>
+      </w:r>
+      <w:r>
+        <w:rPr>
+          <w:lang w:eastAsia="ja-JP"/>
+        </w:rPr>
+        <w:t xml:space="preserve">Задание 7, </w:t>
+      </w:r>
+      <w:r>
+        <w:rPr>
+          <w:lang w:eastAsia="ja-JP"/>
+        </w:rPr>
+        <w:t>второй</w:t>
+      </w:r>
+      <w:r>
+        <w:rPr>
+          <w:lang w:eastAsia="ja-JP"/>
+        </w:rPr>
+        <w:t xml:space="preserve"> запрос</w:t>
       </w:r>
     </w:p>
     <w:p>
@@ -3918,6 +7951,7 @@
         </w:rPr>
       </w:pPr>
       <w:r>
+        <w:lastRenderedPageBreak/>
         <w:t>Чем INNER JOIN отличается от LEFT JOIN? Приведите пример, где нужен именно LEFT JOIN.</w:t>
       </w:r>
     </w:p>
@@ -4013,7 +8047,6 @@
         </w:rPr>
       </w:pPr>
       <w:r>
-        <w:lastRenderedPageBreak/>
         <w:t>Какие агрегатные функции вы знаете? В чём различие между COUNT(*) и COUNT(столбец)?</w:t>
       </w:r>
     </w:p>
@@ -4022,81 +8055,72 @@
         <w:pStyle w:val="a9"/>
         <w:spacing w:line="360" w:lineRule="auto"/>
         <w:rPr>
+          <w:rFonts w:cs="Times New Roman"/>
+          <w:lang w:eastAsia="ja-JP"/>
+        </w:rPr>
+      </w:pPr>
+      <w:r>
+        <w:rPr>
+          <w:rFonts w:cs="Times New Roman"/>
+          <w:lang w:eastAsia="ja-JP"/>
+        </w:rPr>
+        <w:t>Ответ</w:t>
+      </w:r>
+      <w:r>
+        <w:rPr>
+          <w:rFonts w:cs="Times New Roman"/>
+          <w:lang w:val="en-US" w:eastAsia="ja-JP"/>
+        </w:rPr>
+        <w:t xml:space="preserve">: </w:t>
+      </w:r>
+      <w:r>
+        <w:rPr>
           <w:rFonts w:cs="Times New Roman" w:hint="eastAsia"/>
-          <w:lang w:eastAsia="ja-JP"/>
-        </w:rPr>
-      </w:pPr>
+          <w:lang w:val="en-US" w:eastAsia="ja-JP"/>
+        </w:rPr>
+        <w:t>C</w:t>
+      </w:r>
       <w:r>
         <w:rPr>
           <w:rFonts w:cs="Times New Roman"/>
-          <w:lang w:eastAsia="ja-JP"/>
-        </w:rPr>
-        <w:t>Ответ</w:t>
+          <w:lang w:val="en-US" w:eastAsia="ja-JP"/>
+        </w:rPr>
+        <w:t>OUNT, SUM, AVG, M</w:t>
       </w:r>
       <w:r>
         <w:rPr>
           <w:rFonts w:cs="Times New Roman"/>
           <w:lang w:val="en-US" w:eastAsia="ja-JP"/>
         </w:rPr>
-        <w:t xml:space="preserve">: </w:t>
+        <w:t xml:space="preserve">IN, MAX. </w:t>
       </w:r>
       <w:r>
         <w:rPr>
           <w:rFonts w:cs="Times New Roman" w:hint="eastAsia"/>
-          <w:lang w:val="en-US" w:eastAsia="ja-JP"/>
+          <w:lang w:eastAsia="ja-JP"/>
         </w:rPr>
         <w:t>C</w:t>
       </w:r>
       <w:r>
         <w:rPr>
           <w:rFonts w:cs="Times New Roman"/>
-          <w:lang w:val="en-US" w:eastAsia="ja-JP"/>
-        </w:rPr>
-        <w:t>OUNT, SUM, AVG, M</w:t>
+          <w:lang w:eastAsia="ja-JP"/>
+        </w:rPr>
+        <w:t xml:space="preserve">OUNT(*) считает строки с </w:t>
+      </w:r>
+      <w:r>
+        <w:rPr>
+          <w:rFonts w:cs="Times New Roman" w:hint="eastAsia"/>
+          <w:lang w:eastAsia="ja-JP"/>
+        </w:rPr>
+        <w:t>n</w:t>
       </w:r>
       <w:r>
         <w:rPr>
           <w:rFonts w:cs="Times New Roman"/>
-          <w:lang w:val="en-US" w:eastAsia="ja-JP"/>
-        </w:rPr>
-        <w:t xml:space="preserve">IN, MAX. </w:t>
-      </w:r>
-      <w:r>
-        <w:rPr>
-          <w:rFonts w:cs="Times New Roman" w:hint="eastAsia"/>
-          <w:lang w:eastAsia="ja-JP"/>
-        </w:rPr>
-        <w:t>C</w:t>
-      </w:r>
-      <w:r>
-        <w:rPr>
-          <w:rFonts w:cs="Times New Roman"/>
-          <w:lang w:eastAsia="ja-JP"/>
-        </w:rPr>
-        <w:t xml:space="preserve">OUNT(*) считает строки с </w:t>
-      </w:r>
-      <w:proofErr w:type="spellStart"/>
-      <w:r>
-        <w:rPr>
-          <w:rFonts w:cs="Times New Roman" w:hint="eastAsia"/>
-          <w:lang w:eastAsia="ja-JP"/>
-        </w:rPr>
-        <w:t>n</w:t>
-      </w:r>
-      <w:r>
-        <w:rPr>
-          <w:rFonts w:cs="Times New Roman"/>
-          <w:lang w:eastAsia="ja-JP"/>
-        </w:rPr>
-        <w:t>ull</w:t>
-      </w:r>
-      <w:proofErr w:type="spellEnd"/>
-      <w:r>
-        <w:rPr>
-          <w:rFonts w:cs="Times New Roman"/>
-          <w:lang w:eastAsia="ja-JP"/>
-        </w:rPr>
-        <w:t>, COUNT(столбец) – нет. GROUP BY перечисляет</w:t>
+          <w:lang w:eastAsia="ja-JP"/>
+        </w:rPr>
+        <w:t>ull, COUNT(столбец) – нет. GROUP BY перечисляет</w:t>
       </w:r>
     </w:p>
     <w:p>
@@ -4121,7 +8145,6 @@
         <w:pStyle w:val="a9"/>
         <w:spacing w:line="360" w:lineRule="auto"/>
         <w:rPr>
-          <w:rFonts w:hint="eastAsia"/>
           <w:lang w:eastAsia="ja-JP"/>
         </w:rPr>
       </w:pPr>
@@ -4303,6 +8326,7 @@
         </w:rPr>
       </w:pPr>
       <w:r>
+        <w:lastRenderedPageBreak/>
         <w:t>Что такое общее табличное выражение (CTE) и для чего нужен рекурсивный CTE?</w:t>
       </w:r>
     </w:p>
@@ -4311,7 +8335,6 @@
         <w:pStyle w:val="a9"/>
         <w:spacing w:line="360" w:lineRule="auto"/>
         <w:rPr>
-          <w:rFonts w:hint="eastAsia"/>
           <w:lang w:eastAsia="ja-JP"/>
         </w:rPr>
       </w:pPr>
@@ -4434,12 +8457,10 @@
         <w:pStyle w:val="a9"/>
         <w:spacing w:line="360" w:lineRule="auto"/>
         <w:rPr>
-          <w:rFonts w:hint="eastAsia"/>
-          <w:lang w:eastAsia="ja-JP"/>
-        </w:rPr>
-      </w:pPr>
-      <w:r>
-        <w:lastRenderedPageBreak/>
+          <w:lang w:eastAsia="ja-JP"/>
+        </w:rPr>
+      </w:pPr>
+      <w:r>
         <w:t xml:space="preserve">Ответ: представление – сохранённый </w:t>
       </w:r>
       <w:r>
@@ -4470,18 +8491,17 @@
         <w:pStyle w:val="a9"/>
         <w:spacing w:line="360" w:lineRule="auto"/>
         <w:rPr>
+          <w:lang w:eastAsia="ja-JP"/>
+        </w:rPr>
+      </w:pPr>
+      <w:r>
+        <w:t xml:space="preserve">Ответ: материализованное представление считается лишь раз и сохраняется, обновляется с помощью </w:t>
+      </w:r>
+      <w:r>
+        <w:rPr>
           <w:rFonts w:hint="eastAsia"/>
           <w:lang w:eastAsia="ja-JP"/>
         </w:rPr>
-      </w:pPr>
-      <w:r>
-        <w:t xml:space="preserve">Ответ: материализованное представление считается лишь раз и сохраняется, обновляется с помощью </w:t>
-      </w:r>
-      <w:r>
-        <w:rPr>
-          <w:rFonts w:hint="eastAsia"/>
-          <w:lang w:eastAsia="ja-JP"/>
-        </w:rPr>
         <w:t>R</w:t>
       </w:r>
       <w:r>
@@ -4492,7 +8512,7 @@
       </w:r>
     </w:p>
     <w:sectPr>
-      <w:footerReference w:type="default" r:id="rId12"/>
+      <w:footerReference w:type="default" r:id="rId19"/>
       <w:pgSz w:w="11906" w:h="16838"/>
       <w:pgMar w:top="1134" w:right="850" w:bottom="1134" w:left="1701" w:header="708" w:footer="708" w:gutter="0"/>
       <w:cols w:space="708"/>
@@ -7790,7 +11810,7 @@
   <w:style w:type="paragraph" w:default="1" w:styleId="a">
     <w:name w:val="Normal"/>
     <w:qFormat/>
-    <w:rsid w:val="00635398"/>
+    <w:rsid w:val="0022651C"/>
     <w:rPr>
       <w:rFonts w:ascii="Times New Roman" w:hAnsi="Times New Roman"/>
       <w:sz w:val="28"/>
@@ -7845,6 +11865,7 @@
   <w:style w:type="character" w:default="1" w:styleId="a0">
     <w:name w:val="Default Paragraph Font"/>
     <w:uiPriority w:val="1"/>
+    <w:semiHidden/>
     <w:unhideWhenUsed/>
   </w:style>
   <w:style w:type="table" w:default="1" w:styleId="a1">
